--- a/fuentes/12210048_CF02_Actividad didactica.docx
+++ b/fuentes/12210048_CF02_Actividad didactica.docx
@@ -1,6 +1,6 @@
 
 <file path=word/document.xml><?xml version="1.0" encoding="utf-8"?>
-<w:document xmlns:wpc="http://schemas.microsoft.com/office/word/2010/wordprocessingCanvas" xmlns:cx="http://schemas.microsoft.com/office/drawing/2014/chartex" xmlns:cx1="http://schemas.microsoft.com/office/drawing/2015/9/8/chartex" xmlns:cx2="http://schemas.microsoft.com/office/drawing/2015/10/21/chartex" xmlns:cx3="http://schemas.microsoft.com/office/drawing/2016/5/9/chartex" xmlns:cx4="http://schemas.microsoft.com/office/drawing/2016/5/10/chartex" xmlns:cx5="http://schemas.microsoft.com/office/drawing/2016/5/11/chartex" xmlns:cx6="http://schemas.microsoft.com/office/drawing/2016/5/12/chartex" xmlns:cx7="http://schemas.microsoft.com/office/drawing/2016/5/13/chartex" xmlns:cx8="http://schemas.microsoft.com/office/drawing/2016/5/14/chartex" xmlns:mc="http://schemas.openxmlformats.org/markup-compatibility/2006" xmlns:aink="http://schemas.microsoft.com/office/drawing/2016/ink" xmlns:am3d="http://schemas.microsoft.com/office/drawing/2017/model3d" xmlns:o="urn:schemas-microsoft-com:office:office" xmlns:oel="http://schemas.microsoft.com/office/2019/extlst" xmlns:r="http://schemas.openxmlformats.org/officeDocument/2006/relationships" xmlns:m="http://schemas.openxmlformats.org/officeDocument/2006/math" xmlns:v="urn:schemas-microsoft-com:vml" xmlns:wp14="http://schemas.microsoft.com/office/word/2010/wordprocessingDrawing" xmlns:wp="http://schemas.openxmlformats.org/drawingml/2006/wordprocessingDrawing" xmlns:w10="urn:schemas-microsoft-com:office:word" xmlns:w="http://schemas.openxmlformats.org/wordprocessingml/2006/main" xmlns:w14="http://schemas.microsoft.com/office/word/2010/wordml" xmlns:w15="http://schemas.microsoft.com/office/word/2012/wordml" xmlns:w16cex="http://schemas.microsoft.com/office/word/2018/wordml/cex" xmlns:w16cid="http://schemas.microsoft.com/office/word/2016/wordml/cid" xmlns:w16="http://schemas.microsoft.com/office/word/2018/wordml" xmlns:w16du="http://schemas.microsoft.com/office/word/2023/wordml/word16du" xmlns:w16sdtdh="http://schemas.microsoft.com/office/word/2020/wordml/sdtdatahash" xmlns:w16sdtfl="http://schemas.microsoft.com/office/word/2024/wordml/sdtformatlock" xmlns:w16se="http://schemas.microsoft.com/office/word/2015/wordml/symex" xmlns:wpg="http://schemas.microsoft.com/office/word/2010/wordprocessingGroup" xmlns:wpi="http://schemas.microsoft.com/office/word/2010/wordprocessingInk" xmlns:wne="http://schemas.microsoft.com/office/word/2006/wordml" xmlns:wps="http://schemas.microsoft.com/office/word/2010/wordprocessingShape" mc:Ignorable="w14 w15 w16se w16cid w16 w16cex w16sdtdh w16sdtfl w16du wp14">
+<w:document xmlns:wpc="http://schemas.microsoft.com/office/word/2010/wordprocessingCanvas" xmlns:cx="http://schemas.microsoft.com/office/drawing/2014/chartex" xmlns:cx1="http://schemas.microsoft.com/office/drawing/2015/9/8/chartex" xmlns:cx2="http://schemas.microsoft.com/office/drawing/2015/10/21/chartex" xmlns:cx3="http://schemas.microsoft.com/office/drawing/2016/5/9/chartex" xmlns:cx4="http://schemas.microsoft.com/office/drawing/2016/5/10/chartex" xmlns:cx5="http://schemas.microsoft.com/office/drawing/2016/5/11/chartex" xmlns:cx6="http://schemas.microsoft.com/office/drawing/2016/5/12/chartex" xmlns:cx7="http://schemas.microsoft.com/office/drawing/2016/5/13/chartex" xmlns:cx8="http://schemas.microsoft.com/office/drawing/2016/5/14/chartex" xmlns:mc="http://schemas.openxmlformats.org/markup-compatibility/2006" xmlns:aink="http://schemas.microsoft.com/office/drawing/2016/ink" xmlns:am3d="http://schemas.microsoft.com/office/drawing/2017/model3d" xmlns:o="urn:schemas-microsoft-com:office:office" xmlns:oel="http://schemas.microsoft.com/office/2019/extlst" xmlns:r="http://schemas.openxmlformats.org/officeDocument/2006/relationships" xmlns:m="http://schemas.openxmlformats.org/officeDocument/2006/math" xmlns:v="urn:schemas-microsoft-com:vml" xmlns:wp14="http://schemas.microsoft.com/office/word/2010/wordprocessingDrawing" xmlns:wp="http://schemas.openxmlformats.org/drawingml/2006/wordprocessingDrawing" xmlns:w10="urn:schemas-microsoft-com:office:word" xmlns:w="http://schemas.openxmlformats.org/wordprocessingml/2006/main" xmlns:w14="http://schemas.microsoft.com/office/word/2010/wordml" xmlns:w15="http://schemas.microsoft.com/office/word/2012/wordml" xmlns:w16cex="http://schemas.microsoft.com/office/word/2018/wordml/cex" xmlns:w16cid="http://schemas.microsoft.com/office/word/2016/wordml/cid" xmlns:w16="http://schemas.microsoft.com/office/word/2018/wordml" xmlns:w16du="http://schemas.microsoft.com/office/word/2023/wordml/word16du" xmlns:w16sdtdh="http://schemas.microsoft.com/office/word/2020/wordml/sdtdatahash" xmlns:w16sdtfl="http://schemas.microsoft.com/office/word/2024/wordml/sdtformatlock" xmlns:w16se="http://schemas.microsoft.com/office/word/2015/wordml/symex" xmlns:wpg="http://schemas.microsoft.com/office/word/2010/wordprocessingGroup" xmlns:wpi="http://schemas.microsoft.com/office/word/2010/wordprocessingInk" xmlns:wne="http://schemas.microsoft.com/office/word/2006/wordml" xmlns:wps="http://schemas.microsoft.com/office/word/2010/wordprocessingShape" xmlns:a="http://schemas.openxmlformats.org/drawingml/2006/main" xmlns:pic="http://schemas.openxmlformats.org/drawingml/2006/picture" mc:Ignorable="w14 w15 w16se w16cid w16 w16cex w16sdtdh w16sdtfl w16du wp14">
   <w:body>
     <w:p>
       <w:pPr>
@@ -17,12 +17,12 @@
         <w:tblW w:w="10154" w:type="dxa"/>
         <w:tblInd w:w="-680" w:type="dxa"/>
         <w:tblBorders>
-          <w:top w:val="single" w:sz="4" w:space="0" w:color="F4B083"/>
-          <w:left w:val="single" w:sz="4" w:space="0" w:color="F4B083"/>
-          <w:bottom w:val="single" w:sz="4" w:space="0" w:color="F4B083"/>
-          <w:right w:val="single" w:sz="4" w:space="0" w:color="F4B083"/>
-          <w:insideH w:val="single" w:sz="4" w:space="0" w:color="F4B083"/>
-          <w:insideV w:val="single" w:sz="4" w:space="0" w:color="F4B083"/>
+          <w:top w:val="single" w:color="F4B083" w:sz="4" w:space="0"/>
+          <w:left w:val="single" w:color="F4B083" w:sz="4" w:space="0"/>
+          <w:bottom w:val="single" w:color="F4B083" w:sz="4" w:space="0"/>
+          <w:right w:val="single" w:color="F4B083" w:sz="4" w:space="0"/>
+          <w:insideH w:val="single" w:color="F4B083" w:sz="4" w:space="0"/>
+          <w:insideV w:val="single" w:color="F4B083" w:sz="4" w:space="0"/>
         </w:tblBorders>
         <w:tblLayout w:type="fixed"/>
         <w:tblLook w:val="04A0" w:firstRow="1" w:lastRow="0" w:firstColumn="1" w:lastColumn="0" w:noHBand="0" w:noVBand="1"/>
@@ -82,7 +82,7 @@
                           <pic:cNvPicPr preferRelativeResize="0"/>
                         </pic:nvPicPr>
                         <pic:blipFill>
-                          <a:blip r:embed="rId7"/>
+                          <a:blip r:embed="rId10"/>
                           <a:srcRect/>
                           <a:stretch>
                             <a:fillRect/>
@@ -191,29 +191,7 @@
                 <w:sz w:val="20"/>
                 <w:szCs w:val="20"/>
               </w:rPr>
-              <w:t xml:space="preserve">Las indicaciones, el mensaje de correcto e incorrecto debe estar la redacción en </w:t>
-            </w:r>
-            <w:proofErr w:type="gramStart"/>
-            <w:r>
-              <w:rPr>
-                <w:rFonts w:eastAsia="Calibri"/>
-                <w:b w:val="0"/>
-                <w:color w:val="000000" w:themeColor="text1"/>
-                <w:sz w:val="20"/>
-                <w:szCs w:val="20"/>
-              </w:rPr>
-              <w:t>segundo persona</w:t>
-            </w:r>
-            <w:proofErr w:type="gramEnd"/>
-            <w:r>
-              <w:rPr>
-                <w:rFonts w:eastAsia="Calibri"/>
-                <w:b w:val="0"/>
-                <w:color w:val="000000" w:themeColor="text1"/>
-                <w:sz w:val="20"/>
-                <w:szCs w:val="20"/>
-              </w:rPr>
-              <w:t>.</w:t>
+              <w:t>Las indicaciones, el mensaje de correcto e incorrecto debe estar la redacción en segundo persona.</w:t>
             </w:r>
           </w:p>
           <w:p>
@@ -1240,7 +1218,7 @@
             <w:tcW w:w="5453" w:type="dxa"/>
             <w:gridSpan w:val="2"/>
             <w:tcBorders>
-              <w:right w:val="single" w:sz="4" w:space="0" w:color="auto"/>
+              <w:right w:val="single" w:color="auto" w:sz="4" w:space="0"/>
             </w:tcBorders>
           </w:tcPr>
           <w:p>
@@ -1265,7 +1243,7 @@
             <w:tcW w:w="2167" w:type="dxa"/>
             <w:gridSpan w:val="4"/>
             <w:tcBorders>
-              <w:right w:val="single" w:sz="4" w:space="0" w:color="auto"/>
+              <w:right w:val="single" w:color="auto" w:sz="4" w:space="0"/>
             </w:tcBorders>
           </w:tcPr>
           <w:p>
@@ -1315,7 +1293,7 @@
             <w:tcW w:w="6727" w:type="dxa"/>
             <w:gridSpan w:val="4"/>
             <w:tcBorders>
-              <w:right w:val="single" w:sz="4" w:space="0" w:color="auto"/>
+              <w:right w:val="single" w:color="auto" w:sz="4" w:space="0"/>
             </w:tcBorders>
           </w:tcPr>
           <w:p>
@@ -1342,7 +1320,7 @@
             <w:tcW w:w="2160" w:type="dxa"/>
             <w:gridSpan w:val="3"/>
             <w:tcBorders>
-              <w:left w:val="single" w:sz="4" w:space="0" w:color="auto"/>
+              <w:left w:val="single" w:color="auto" w:sz="4" w:space="0"/>
             </w:tcBorders>
           </w:tcPr>
           <w:p>
@@ -1466,7 +1444,6 @@
                 <w:bCs/>
                 <w:color w:val="000000" w:themeColor="text1"/>
               </w:rPr>
-              <w:lastRenderedPageBreak/>
               <w:t>Opción c)</w:t>
             </w:r>
           </w:p>
@@ -1737,7 +1714,7 @@
             <w:tcW w:w="5453" w:type="dxa"/>
             <w:gridSpan w:val="2"/>
             <w:tcBorders>
-              <w:right w:val="single" w:sz="4" w:space="0" w:color="auto"/>
+              <w:right w:val="single" w:color="auto" w:sz="4" w:space="0"/>
             </w:tcBorders>
           </w:tcPr>
           <w:p>
@@ -1753,19 +1730,7 @@
               <w:rPr>
                 <w:color w:val="000000" w:themeColor="text1"/>
               </w:rPr>
-              <w:t>¿</w:t>
-            </w:r>
-            <w:r>
-              <w:rPr>
-                <w:color w:val="000000" w:themeColor="text1"/>
-              </w:rPr>
-              <w:t>Q</w:t>
-            </w:r>
-            <w:r>
-              <w:rPr>
-                <w:color w:val="000000" w:themeColor="text1"/>
-              </w:rPr>
-              <w:t>ué aportan las quejas a una empresa?</w:t>
+              <w:t>¿Qué aportan las quejas a una empresa?</w:t>
             </w:r>
           </w:p>
         </w:tc>
@@ -1774,7 +1739,7 @@
             <w:tcW w:w="2167" w:type="dxa"/>
             <w:gridSpan w:val="4"/>
             <w:tcBorders>
-              <w:left w:val="single" w:sz="4" w:space="0" w:color="auto"/>
+              <w:left w:val="single" w:color="auto" w:sz="4" w:space="0"/>
             </w:tcBorders>
           </w:tcPr>
           <w:p>
@@ -1824,7 +1789,7 @@
             <w:tcW w:w="6727" w:type="dxa"/>
             <w:gridSpan w:val="4"/>
             <w:tcBorders>
-              <w:right w:val="single" w:sz="4" w:space="0" w:color="auto"/>
+              <w:right w:val="single" w:color="auto" w:sz="4" w:space="0"/>
             </w:tcBorders>
             <w:shd w:val="clear" w:color="auto" w:fill="auto"/>
           </w:tcPr>
@@ -1852,7 +1817,7 @@
             <w:tcW w:w="2160" w:type="dxa"/>
             <w:gridSpan w:val="3"/>
             <w:tcBorders>
-              <w:left w:val="single" w:sz="4" w:space="0" w:color="auto"/>
+              <w:left w:val="single" w:color="auto" w:sz="4" w:space="0"/>
             </w:tcBorders>
             <w:shd w:val="clear" w:color="auto" w:fill="auto"/>
           </w:tcPr>
@@ -2245,7 +2210,7 @@
             <w:tcW w:w="5453" w:type="dxa"/>
             <w:gridSpan w:val="2"/>
             <w:tcBorders>
-              <w:right w:val="single" w:sz="4" w:space="0" w:color="auto"/>
+              <w:right w:val="single" w:color="auto" w:sz="4" w:space="0"/>
             </w:tcBorders>
           </w:tcPr>
           <w:p>
@@ -2270,7 +2235,7 @@
             <w:tcW w:w="2167" w:type="dxa"/>
             <w:gridSpan w:val="4"/>
             <w:tcBorders>
-              <w:left w:val="single" w:sz="4" w:space="0" w:color="auto"/>
+              <w:left w:val="single" w:color="auto" w:sz="4" w:space="0"/>
             </w:tcBorders>
           </w:tcPr>
           <w:p>
@@ -2320,7 +2285,7 @@
             <w:tcW w:w="6727" w:type="dxa"/>
             <w:gridSpan w:val="4"/>
             <w:tcBorders>
-              <w:right w:val="single" w:sz="4" w:space="0" w:color="auto"/>
+              <w:right w:val="single" w:color="auto" w:sz="4" w:space="0"/>
             </w:tcBorders>
             <w:shd w:val="clear" w:color="auto" w:fill="FFFFFF"/>
           </w:tcPr>
@@ -2348,7 +2313,7 @@
             <w:tcW w:w="2160" w:type="dxa"/>
             <w:gridSpan w:val="3"/>
             <w:tcBorders>
-              <w:left w:val="single" w:sz="4" w:space="0" w:color="auto"/>
+              <w:left w:val="single" w:color="auto" w:sz="4" w:space="0"/>
             </w:tcBorders>
             <w:shd w:val="clear" w:color="auto" w:fill="FFFFFF"/>
           </w:tcPr>
@@ -2745,7 +2710,7 @@
             <w:tcW w:w="5453" w:type="dxa"/>
             <w:gridSpan w:val="2"/>
             <w:tcBorders>
-              <w:right w:val="single" w:sz="4" w:space="0" w:color="auto"/>
+              <w:right w:val="single" w:color="auto" w:sz="4" w:space="0"/>
             </w:tcBorders>
           </w:tcPr>
           <w:p>
@@ -2770,7 +2735,7 @@
             <w:tcW w:w="2167" w:type="dxa"/>
             <w:gridSpan w:val="4"/>
             <w:tcBorders>
-              <w:left w:val="single" w:sz="4" w:space="0" w:color="auto"/>
+              <w:left w:val="single" w:color="auto" w:sz="4" w:space="0"/>
             </w:tcBorders>
           </w:tcPr>
           <w:p>
@@ -2820,7 +2785,7 @@
             <w:tcW w:w="6727" w:type="dxa"/>
             <w:gridSpan w:val="4"/>
             <w:tcBorders>
-              <w:right w:val="single" w:sz="4" w:space="0" w:color="auto"/>
+              <w:right w:val="single" w:color="auto" w:sz="4" w:space="0"/>
             </w:tcBorders>
             <w:shd w:val="clear" w:color="auto" w:fill="FFFFFF"/>
           </w:tcPr>
@@ -2848,7 +2813,7 @@
             <w:tcW w:w="2160" w:type="dxa"/>
             <w:gridSpan w:val="3"/>
             <w:tcBorders>
-              <w:left w:val="single" w:sz="4" w:space="0" w:color="auto"/>
+              <w:left w:val="single" w:color="auto" w:sz="4" w:space="0"/>
             </w:tcBorders>
             <w:shd w:val="clear" w:color="auto" w:fill="FFFFFF"/>
           </w:tcPr>
@@ -3189,7 +3154,7 @@
           <w:tcPr>
             <w:tcW w:w="5445" w:type="dxa"/>
             <w:tcBorders>
-              <w:right w:val="single" w:sz="4" w:space="0" w:color="auto"/>
+              <w:right w:val="single" w:color="auto" w:sz="4" w:space="0"/>
             </w:tcBorders>
             <w:shd w:val="clear" w:color="auto" w:fill="FFFFFF"/>
           </w:tcPr>
@@ -3219,7 +3184,7 @@
             <w:tcW w:w="2175" w:type="dxa"/>
             <w:gridSpan w:val="5"/>
             <w:tcBorders>
-              <w:left w:val="single" w:sz="4" w:space="0" w:color="auto"/>
+              <w:left w:val="single" w:color="auto" w:sz="4" w:space="0"/>
             </w:tcBorders>
             <w:shd w:val="clear" w:color="auto" w:fill="FFFFFF"/>
           </w:tcPr>
@@ -3269,7 +3234,7 @@
             <w:tcW w:w="5460" w:type="dxa"/>
             <w:gridSpan w:val="3"/>
             <w:tcBorders>
-              <w:right w:val="single" w:sz="4" w:space="0" w:color="auto"/>
+              <w:right w:val="single" w:color="auto" w:sz="4" w:space="0"/>
             </w:tcBorders>
           </w:tcPr>
           <w:p>
@@ -3294,7 +3259,7 @@
             <w:tcW w:w="2160" w:type="dxa"/>
             <w:gridSpan w:val="3"/>
             <w:tcBorders>
-              <w:left w:val="single" w:sz="4" w:space="0" w:color="auto"/>
+              <w:left w:val="single" w:color="auto" w:sz="4" w:space="0"/>
             </w:tcBorders>
           </w:tcPr>
           <w:p>
@@ -3344,7 +3309,7 @@
             <w:tcW w:w="6727" w:type="dxa"/>
             <w:gridSpan w:val="4"/>
             <w:tcBorders>
-              <w:right w:val="single" w:sz="4" w:space="0" w:color="auto"/>
+              <w:right w:val="single" w:color="auto" w:sz="4" w:space="0"/>
             </w:tcBorders>
             <w:shd w:val="clear" w:color="auto" w:fill="FFFFFF"/>
           </w:tcPr>
@@ -3372,7 +3337,7 @@
             <w:tcW w:w="2160" w:type="dxa"/>
             <w:gridSpan w:val="3"/>
             <w:tcBorders>
-              <w:left w:val="single" w:sz="4" w:space="0" w:color="auto"/>
+              <w:left w:val="single" w:color="auto" w:sz="4" w:space="0"/>
             </w:tcBorders>
             <w:shd w:val="clear" w:color="auto" w:fill="FFFFFF"/>
           </w:tcPr>
@@ -3769,7 +3734,7 @@
             <w:tcW w:w="6930" w:type="dxa"/>
             <w:gridSpan w:val="4"/>
             <w:tcBorders>
-              <w:right w:val="single" w:sz="4" w:space="0" w:color="auto"/>
+              <w:right w:val="single" w:color="auto" w:sz="4" w:space="0"/>
             </w:tcBorders>
             <w:shd w:val="clear" w:color="auto" w:fill="FFFFFF"/>
           </w:tcPr>
@@ -3797,7 +3762,7 @@
             <w:tcW w:w="690" w:type="dxa"/>
             <w:gridSpan w:val="2"/>
             <w:tcBorders>
-              <w:left w:val="single" w:sz="4" w:space="0" w:color="auto"/>
+              <w:left w:val="single" w:color="auto" w:sz="4" w:space="0"/>
             </w:tcBorders>
             <w:shd w:val="clear" w:color="auto" w:fill="FFFFFF"/>
           </w:tcPr>
@@ -3851,7 +3816,7 @@
             <w:tcW w:w="6930" w:type="dxa"/>
             <w:gridSpan w:val="4"/>
             <w:tcBorders>
-              <w:right w:val="single" w:sz="4" w:space="0" w:color="auto"/>
+              <w:right w:val="single" w:color="auto" w:sz="4" w:space="0"/>
             </w:tcBorders>
             <w:shd w:val="clear" w:color="auto" w:fill="FFFFFF"/>
           </w:tcPr>
@@ -3879,7 +3844,7 @@
             <w:tcW w:w="690" w:type="dxa"/>
             <w:gridSpan w:val="2"/>
             <w:tcBorders>
-              <w:left w:val="single" w:sz="4" w:space="0" w:color="auto"/>
+              <w:left w:val="single" w:color="auto" w:sz="4" w:space="0"/>
             </w:tcBorders>
             <w:shd w:val="clear" w:color="auto" w:fill="FFFFFF"/>
           </w:tcPr>
@@ -3933,7 +3898,7 @@
             <w:tcW w:w="6930" w:type="dxa"/>
             <w:gridSpan w:val="4"/>
             <w:tcBorders>
-              <w:right w:val="single" w:sz="4" w:space="0" w:color="auto"/>
+              <w:right w:val="single" w:color="auto" w:sz="4" w:space="0"/>
             </w:tcBorders>
             <w:shd w:val="clear" w:color="auto" w:fill="FFFFFF"/>
           </w:tcPr>
@@ -3961,7 +3926,7 @@
             <w:tcW w:w="690" w:type="dxa"/>
             <w:gridSpan w:val="2"/>
             <w:tcBorders>
-              <w:left w:val="single" w:sz="4" w:space="0" w:color="auto"/>
+              <w:left w:val="single" w:color="auto" w:sz="4" w:space="0"/>
             </w:tcBorders>
             <w:shd w:val="clear" w:color="auto" w:fill="FFFFFF"/>
           </w:tcPr>
@@ -4025,7 +3990,7 @@
             <w:tcW w:w="6930" w:type="dxa"/>
             <w:gridSpan w:val="4"/>
             <w:tcBorders>
-              <w:right w:val="single" w:sz="4" w:space="0" w:color="auto"/>
+              <w:right w:val="single" w:color="auto" w:sz="4" w:space="0"/>
             </w:tcBorders>
             <w:shd w:val="clear" w:color="auto" w:fill="FFFFFF"/>
           </w:tcPr>
@@ -4053,7 +4018,7 @@
             <w:tcW w:w="690" w:type="dxa"/>
             <w:gridSpan w:val="2"/>
             <w:tcBorders>
-              <w:left w:val="single" w:sz="4" w:space="0" w:color="auto"/>
+              <w:left w:val="single" w:color="auto" w:sz="4" w:space="0"/>
             </w:tcBorders>
             <w:shd w:val="clear" w:color="auto" w:fill="FFFFFF"/>
           </w:tcPr>
@@ -4098,7 +4063,6 @@
                 <w:bCs/>
                 <w:color w:val="000000" w:themeColor="text1"/>
               </w:rPr>
-              <w:lastRenderedPageBreak/>
               <w:t>Opción d)</w:t>
             </w:r>
           </w:p>
@@ -4108,7 +4072,7 @@
             <w:tcW w:w="6930" w:type="dxa"/>
             <w:gridSpan w:val="4"/>
             <w:tcBorders>
-              <w:right w:val="single" w:sz="4" w:space="0" w:color="auto"/>
+              <w:right w:val="single" w:color="auto" w:sz="4" w:space="0"/>
             </w:tcBorders>
             <w:shd w:val="clear" w:color="auto" w:fill="FFFFFF"/>
           </w:tcPr>
@@ -4136,7 +4100,7 @@
             <w:tcW w:w="690" w:type="dxa"/>
             <w:gridSpan w:val="2"/>
             <w:tcBorders>
-              <w:left w:val="single" w:sz="4" w:space="0" w:color="auto"/>
+              <w:left w:val="single" w:color="auto" w:sz="4" w:space="0"/>
             </w:tcBorders>
             <w:shd w:val="clear" w:color="auto" w:fill="FFFFFF"/>
           </w:tcPr>
@@ -4304,7 +4268,7 @@
             <w:tcW w:w="6930" w:type="dxa"/>
             <w:gridSpan w:val="4"/>
             <w:tcBorders>
-              <w:right w:val="single" w:sz="4" w:space="0" w:color="auto"/>
+              <w:right w:val="single" w:color="auto" w:sz="4" w:space="0"/>
             </w:tcBorders>
             <w:shd w:val="clear" w:color="auto" w:fill="FFFFFF"/>
           </w:tcPr>
@@ -4332,7 +4296,7 @@
             <w:tcW w:w="690" w:type="dxa"/>
             <w:gridSpan w:val="2"/>
             <w:tcBorders>
-              <w:right w:val="single" w:sz="4" w:space="0" w:color="auto"/>
+              <w:right w:val="single" w:color="auto" w:sz="4" w:space="0"/>
             </w:tcBorders>
             <w:shd w:val="clear" w:color="auto" w:fill="FFFFFF"/>
           </w:tcPr>
@@ -4386,7 +4350,7 @@
             <w:tcW w:w="6930" w:type="dxa"/>
             <w:gridSpan w:val="4"/>
             <w:tcBorders>
-              <w:right w:val="single" w:sz="4" w:space="0" w:color="auto"/>
+              <w:right w:val="single" w:color="auto" w:sz="4" w:space="0"/>
             </w:tcBorders>
             <w:shd w:val="clear" w:color="auto" w:fill="FFFFFF"/>
           </w:tcPr>
@@ -4414,7 +4378,7 @@
             <w:tcW w:w="690" w:type="dxa"/>
             <w:gridSpan w:val="2"/>
             <w:tcBorders>
-              <w:left w:val="single" w:sz="4" w:space="0" w:color="auto"/>
+              <w:left w:val="single" w:color="auto" w:sz="4" w:space="0"/>
             </w:tcBorders>
             <w:shd w:val="clear" w:color="auto" w:fill="FFFFFF"/>
           </w:tcPr>
@@ -4468,7 +4432,7 @@
             <w:tcW w:w="6930" w:type="dxa"/>
             <w:gridSpan w:val="4"/>
             <w:tcBorders>
-              <w:right w:val="single" w:sz="4" w:space="0" w:color="auto"/>
+              <w:right w:val="single" w:color="auto" w:sz="4" w:space="0"/>
             </w:tcBorders>
             <w:shd w:val="clear" w:color="auto" w:fill="FFFFFF"/>
           </w:tcPr>
@@ -4496,7 +4460,7 @@
             <w:tcW w:w="690" w:type="dxa"/>
             <w:gridSpan w:val="2"/>
             <w:tcBorders>
-              <w:left w:val="single" w:sz="4" w:space="0" w:color="auto"/>
+              <w:left w:val="single" w:color="auto" w:sz="4" w:space="0"/>
             </w:tcBorders>
             <w:shd w:val="clear" w:color="auto" w:fill="FFFFFF"/>
           </w:tcPr>
@@ -4560,7 +4524,7 @@
             <w:tcW w:w="6930" w:type="dxa"/>
             <w:gridSpan w:val="4"/>
             <w:tcBorders>
-              <w:right w:val="single" w:sz="4" w:space="0" w:color="auto"/>
+              <w:right w:val="single" w:color="auto" w:sz="4" w:space="0"/>
             </w:tcBorders>
             <w:shd w:val="clear" w:color="auto" w:fill="FFFFFF"/>
           </w:tcPr>
@@ -4588,7 +4552,7 @@
             <w:tcW w:w="690" w:type="dxa"/>
             <w:gridSpan w:val="2"/>
             <w:tcBorders>
-              <w:left w:val="single" w:sz="4" w:space="0" w:color="auto"/>
+              <w:left w:val="single" w:color="auto" w:sz="4" w:space="0"/>
             </w:tcBorders>
             <w:shd w:val="clear" w:color="auto" w:fill="FFFFFF"/>
           </w:tcPr>
@@ -4642,7 +4606,7 @@
             <w:tcW w:w="6930" w:type="dxa"/>
             <w:gridSpan w:val="4"/>
             <w:tcBorders>
-              <w:right w:val="single" w:sz="4" w:space="0" w:color="auto"/>
+              <w:right w:val="single" w:color="auto" w:sz="4" w:space="0"/>
             </w:tcBorders>
             <w:shd w:val="clear" w:color="auto" w:fill="FFFFFF"/>
           </w:tcPr>
@@ -4670,7 +4634,7 @@
             <w:tcW w:w="690" w:type="dxa"/>
             <w:gridSpan w:val="2"/>
             <w:tcBorders>
-              <w:left w:val="single" w:sz="4" w:space="0" w:color="auto"/>
+              <w:left w:val="single" w:color="auto" w:sz="4" w:space="0"/>
             </w:tcBorders>
             <w:shd w:val="clear" w:color="auto" w:fill="FFFFFF"/>
           </w:tcPr>
@@ -4838,7 +4802,7 @@
             <w:tcW w:w="6930" w:type="dxa"/>
             <w:gridSpan w:val="4"/>
             <w:tcBorders>
-              <w:right w:val="single" w:sz="4" w:space="0" w:color="auto"/>
+              <w:right w:val="single" w:color="auto" w:sz="4" w:space="0"/>
             </w:tcBorders>
             <w:shd w:val="clear" w:color="auto" w:fill="FFFFFF"/>
           </w:tcPr>
@@ -4866,7 +4830,7 @@
             <w:tcW w:w="690" w:type="dxa"/>
             <w:gridSpan w:val="2"/>
             <w:tcBorders>
-              <w:left w:val="single" w:sz="4" w:space="0" w:color="auto"/>
+              <w:left w:val="single" w:color="auto" w:sz="4" w:space="0"/>
             </w:tcBorders>
             <w:shd w:val="clear" w:color="auto" w:fill="FFFFFF"/>
           </w:tcPr>
@@ -4920,7 +4884,7 @@
             <w:tcW w:w="6930" w:type="dxa"/>
             <w:gridSpan w:val="4"/>
             <w:tcBorders>
-              <w:right w:val="single" w:sz="4" w:space="0" w:color="auto"/>
+              <w:right w:val="single" w:color="auto" w:sz="4" w:space="0"/>
             </w:tcBorders>
             <w:shd w:val="clear" w:color="auto" w:fill="FFFFFF"/>
           </w:tcPr>
@@ -4948,7 +4912,7 @@
             <w:tcW w:w="690" w:type="dxa"/>
             <w:gridSpan w:val="2"/>
             <w:tcBorders>
-              <w:left w:val="single" w:sz="4" w:space="0" w:color="auto"/>
+              <w:left w:val="single" w:color="auto" w:sz="4" w:space="0"/>
             </w:tcBorders>
             <w:shd w:val="clear" w:color="auto" w:fill="FFFFFF"/>
           </w:tcPr>
@@ -5002,7 +4966,7 @@
             <w:tcW w:w="6930" w:type="dxa"/>
             <w:gridSpan w:val="4"/>
             <w:tcBorders>
-              <w:right w:val="single" w:sz="4" w:space="0" w:color="auto"/>
+              <w:right w:val="single" w:color="auto" w:sz="4" w:space="0"/>
             </w:tcBorders>
             <w:shd w:val="clear" w:color="auto" w:fill="FFFFFF"/>
           </w:tcPr>
@@ -5030,7 +4994,7 @@
             <w:tcW w:w="690" w:type="dxa"/>
             <w:gridSpan w:val="2"/>
             <w:tcBorders>
-              <w:left w:val="single" w:sz="4" w:space="0" w:color="auto"/>
+              <w:left w:val="single" w:color="auto" w:sz="4" w:space="0"/>
             </w:tcBorders>
             <w:shd w:val="clear" w:color="auto" w:fill="FFFFFF"/>
           </w:tcPr>
@@ -5084,7 +5048,7 @@
             <w:tcW w:w="6930" w:type="dxa"/>
             <w:gridSpan w:val="4"/>
             <w:tcBorders>
-              <w:right w:val="single" w:sz="4" w:space="0" w:color="auto"/>
+              <w:right w:val="single" w:color="auto" w:sz="4" w:space="0"/>
             </w:tcBorders>
             <w:shd w:val="clear" w:color="auto" w:fill="FFFFFF"/>
           </w:tcPr>
@@ -5112,7 +5076,7 @@
             <w:tcW w:w="690" w:type="dxa"/>
             <w:gridSpan w:val="2"/>
             <w:tcBorders>
-              <w:left w:val="single" w:sz="4" w:space="0" w:color="auto"/>
+              <w:left w:val="single" w:color="auto" w:sz="4" w:space="0"/>
             </w:tcBorders>
             <w:shd w:val="clear" w:color="auto" w:fill="FFFFFF"/>
           </w:tcPr>
@@ -5176,7 +5140,7 @@
             <w:tcW w:w="6930" w:type="dxa"/>
             <w:gridSpan w:val="4"/>
             <w:tcBorders>
-              <w:right w:val="single" w:sz="4" w:space="0" w:color="auto"/>
+              <w:right w:val="single" w:color="auto" w:sz="4" w:space="0"/>
             </w:tcBorders>
             <w:shd w:val="clear" w:color="auto" w:fill="FFFFFF"/>
           </w:tcPr>
@@ -5204,7 +5168,7 @@
             <w:tcW w:w="690" w:type="dxa"/>
             <w:gridSpan w:val="2"/>
             <w:tcBorders>
-              <w:left w:val="single" w:sz="4" w:space="0" w:color="auto"/>
+              <w:left w:val="single" w:color="auto" w:sz="4" w:space="0"/>
             </w:tcBorders>
             <w:shd w:val="clear" w:color="auto" w:fill="FFFFFF"/>
           </w:tcPr>
@@ -5317,7 +5281,7 @@
             <w:tcW w:w="7620" w:type="dxa"/>
             <w:gridSpan w:val="6"/>
             <w:tcBorders>
-              <w:bottom w:val="single" w:sz="4" w:space="0" w:color="auto"/>
+              <w:bottom w:val="single" w:color="auto" w:sz="4" w:space="0"/>
             </w:tcBorders>
             <w:shd w:val="clear" w:color="auto" w:fill="FFFFFF"/>
           </w:tcPr>
@@ -5375,8 +5339,8 @@
             <w:tcW w:w="7020" w:type="dxa"/>
             <w:gridSpan w:val="5"/>
             <w:tcBorders>
-              <w:top w:val="single" w:sz="4" w:space="0" w:color="auto"/>
-              <w:right w:val="single" w:sz="4" w:space="0" w:color="auto"/>
+              <w:top w:val="single" w:color="auto" w:sz="4" w:space="0"/>
+              <w:right w:val="single" w:color="auto" w:sz="4" w:space="0"/>
             </w:tcBorders>
             <w:shd w:val="clear" w:color="auto" w:fill="FFFFFF"/>
           </w:tcPr>
@@ -5403,8 +5367,8 @@
           <w:tcPr>
             <w:tcW w:w="600" w:type="dxa"/>
             <w:tcBorders>
-              <w:top w:val="single" w:sz="4" w:space="0" w:color="auto"/>
-              <w:left w:val="single" w:sz="4" w:space="0" w:color="auto"/>
+              <w:top w:val="single" w:color="auto" w:sz="4" w:space="0"/>
+              <w:left w:val="single" w:color="auto" w:sz="4" w:space="0"/>
             </w:tcBorders>
             <w:shd w:val="clear" w:color="auto" w:fill="FFFFFF"/>
           </w:tcPr>
@@ -5459,7 +5423,7 @@
             <w:tcW w:w="7020" w:type="dxa"/>
             <w:gridSpan w:val="5"/>
             <w:tcBorders>
-              <w:right w:val="single" w:sz="4" w:space="0" w:color="auto"/>
+              <w:right w:val="single" w:color="auto" w:sz="4" w:space="0"/>
             </w:tcBorders>
             <w:shd w:val="clear" w:color="auto" w:fill="FFFFFF"/>
           </w:tcPr>
@@ -5487,7 +5451,7 @@
           <w:tcPr>
             <w:tcW w:w="600" w:type="dxa"/>
             <w:tcBorders>
-              <w:left w:val="single" w:sz="4" w:space="0" w:color="auto"/>
+              <w:left w:val="single" w:color="auto" w:sz="4" w:space="0"/>
             </w:tcBorders>
             <w:shd w:val="clear" w:color="auto" w:fill="FFFFFF"/>
           </w:tcPr>
@@ -5542,7 +5506,7 @@
             <w:tcW w:w="7020" w:type="dxa"/>
             <w:gridSpan w:val="5"/>
             <w:tcBorders>
-              <w:right w:val="single" w:sz="4" w:space="0" w:color="auto"/>
+              <w:right w:val="single" w:color="auto" w:sz="4" w:space="0"/>
             </w:tcBorders>
             <w:shd w:val="clear" w:color="auto" w:fill="FFFFFF"/>
           </w:tcPr>
@@ -5569,7 +5533,7 @@
           <w:tcPr>
             <w:tcW w:w="600" w:type="dxa"/>
             <w:tcBorders>
-              <w:left w:val="single" w:sz="4" w:space="0" w:color="auto"/>
+              <w:left w:val="single" w:color="auto" w:sz="4" w:space="0"/>
             </w:tcBorders>
             <w:shd w:val="clear" w:color="auto" w:fill="FFFFFF"/>
           </w:tcPr>
@@ -5635,7 +5599,7 @@
             <w:tcW w:w="7020" w:type="dxa"/>
             <w:gridSpan w:val="5"/>
             <w:tcBorders>
-              <w:right w:val="single" w:sz="4" w:space="0" w:color="auto"/>
+              <w:right w:val="single" w:color="auto" w:sz="4" w:space="0"/>
             </w:tcBorders>
             <w:shd w:val="clear" w:color="auto" w:fill="FFFFFF"/>
           </w:tcPr>
@@ -5663,7 +5627,7 @@
           <w:tcPr>
             <w:tcW w:w="600" w:type="dxa"/>
             <w:tcBorders>
-              <w:left w:val="single" w:sz="4" w:space="0" w:color="auto"/>
+              <w:left w:val="single" w:color="auto" w:sz="4" w:space="0"/>
             </w:tcBorders>
             <w:shd w:val="clear" w:color="auto" w:fill="FFFFFF"/>
           </w:tcPr>
@@ -5718,7 +5682,7 @@
             <w:tcW w:w="7020" w:type="dxa"/>
             <w:gridSpan w:val="5"/>
             <w:tcBorders>
-              <w:right w:val="single" w:sz="4" w:space="0" w:color="auto"/>
+              <w:right w:val="single" w:color="auto" w:sz="4" w:space="0"/>
             </w:tcBorders>
             <w:shd w:val="clear" w:color="auto" w:fill="FFFFFF"/>
           </w:tcPr>
@@ -5746,7 +5710,7 @@
           <w:tcPr>
             <w:tcW w:w="600" w:type="dxa"/>
             <w:tcBorders>
-              <w:left w:val="single" w:sz="4" w:space="0" w:color="auto"/>
+              <w:left w:val="single" w:color="auto" w:sz="4" w:space="0"/>
             </w:tcBorders>
             <w:shd w:val="clear" w:color="auto" w:fill="FFFFFF"/>
           </w:tcPr>
@@ -5890,28 +5854,28 @@
     </w:tbl>
     <w:tbl>
       <w:tblPr>
-        <w:tblW w:w="10154" w:type="dxa"/>
+        <w:tblW w:w="10153" w:type="dxa"/>
         <w:tblInd w:w="-680" w:type="dxa"/>
         <w:tblBorders>
-          <w:top w:val="single" w:sz="4" w:space="0" w:color="F4B083"/>
-          <w:left w:val="single" w:sz="4" w:space="0" w:color="F4B083"/>
-          <w:bottom w:val="single" w:sz="4" w:space="0" w:color="F4B083"/>
-          <w:right w:val="single" w:sz="4" w:space="0" w:color="F4B083"/>
-          <w:insideH w:val="single" w:sz="4" w:space="0" w:color="F4B083"/>
-          <w:insideV w:val="single" w:sz="4" w:space="0" w:color="F4B083"/>
+          <w:top w:val="single" w:color="F4B083" w:sz="4" w:space="0"/>
+          <w:left w:val="single" w:color="F4B083" w:sz="4" w:space="0"/>
+          <w:bottom w:val="single" w:color="F4B083" w:sz="4" w:space="0"/>
+          <w:right w:val="single" w:color="F4B083" w:sz="4" w:space="0"/>
+          <w:insideH w:val="single" w:color="F4B083" w:sz="4" w:space="0"/>
+          <w:insideV w:val="single" w:color="F4B083" w:sz="4" w:space="0"/>
         </w:tblBorders>
         <w:tblLayout w:type="fixed"/>
         <w:tblLook w:val="04A0" w:firstRow="1" w:lastRow="0" w:firstColumn="1" w:lastColumn="0" w:noHBand="0" w:noVBand="1"/>
       </w:tblPr>
       <w:tblGrid>
-        <w:gridCol w:w="1267"/>
-        <w:gridCol w:w="1267"/>
+        <w:gridCol w:w="1156"/>
+        <w:gridCol w:w="1136"/>
         <w:gridCol w:w="5445"/>
-        <w:gridCol w:w="8"/>
-        <w:gridCol w:w="7"/>
+        <w:gridCol w:w="172"/>
+        <w:gridCol w:w="115"/>
         <w:gridCol w:w="1470"/>
         <w:gridCol w:w="90"/>
-        <w:gridCol w:w="600"/>
+        <w:gridCol w:w="569"/>
       </w:tblGrid>
       <w:tr>
         <w:trPr>
@@ -5919,9 +5883,10 @@
         </w:trPr>
         <w:tc>
           <w:tcPr>
-            <w:tcW w:w="2534" w:type="dxa"/>
+            <w:tcW w:w="2292" w:type="dxa"/>
             <w:gridSpan w:val="2"/>
             <w:shd w:val="clear" w:color="auto" w:fill="FBE5D5"/>
+            <w:tcMar/>
           </w:tcPr>
           <w:p>
             <w:pPr>
@@ -5954,8 +5919,9 @@
         </w:tc>
         <w:tc>
           <w:tcPr>
-            <w:tcW w:w="5460" w:type="dxa"/>
+            <w:tcW w:w="5732" w:type="dxa"/>
             <w:gridSpan w:val="3"/>
+            <w:tcMar/>
           </w:tcPr>
           <w:p>
             <w:pPr>
@@ -5974,8 +5940,9 @@
         </w:tc>
         <w:tc>
           <w:tcPr>
-            <w:tcW w:w="2160" w:type="dxa"/>
+            <w:tcW w:w="2129" w:type="dxa"/>
             <w:gridSpan w:val="3"/>
+            <w:tcMar/>
           </w:tcPr>
           <w:p>
             <w:pPr>
@@ -6013,7 +5980,8 @@
         </w:trPr>
         <w:tc>
           <w:tcPr>
-            <w:tcW w:w="1267" w:type="dxa"/>
+            <w:tcW w:w="1156" w:type="dxa"/>
+            <w:tcMar/>
           </w:tcPr>
           <w:p>
             <w:pPr>
@@ -6036,9 +6004,10 @@
         </w:tc>
         <w:tc>
           <w:tcPr>
-            <w:tcW w:w="6727" w:type="dxa"/>
+            <w:tcW w:w="6868" w:type="dxa"/>
             <w:gridSpan w:val="4"/>
-            <w:shd w:val="clear" w:color="auto" w:fill="FFFFFF"/>
+            <w:shd w:val="clear" w:color="auto" w:fill="FFFFFF" w:themeFill="background1"/>
+            <w:tcMar/>
           </w:tcPr>
           <w:p>
             <w:pPr>
@@ -6057,9 +6026,10 @@
         </w:tc>
         <w:tc>
           <w:tcPr>
-            <w:tcW w:w="2160" w:type="dxa"/>
+            <w:tcW w:w="2129" w:type="dxa"/>
             <w:gridSpan w:val="3"/>
-            <w:shd w:val="clear" w:color="auto" w:fill="FFFFFF"/>
+            <w:shd w:val="clear" w:color="auto" w:fill="FFFFFF" w:themeFill="background1"/>
+            <w:tcMar/>
           </w:tcPr>
           <w:p>
             <w:pPr>
@@ -6079,8 +6049,9 @@
         </w:trPr>
         <w:tc>
           <w:tcPr>
-            <w:tcW w:w="1267" w:type="dxa"/>
+            <w:tcW w:w="1156" w:type="dxa"/>
             <w:shd w:val="clear" w:color="auto" w:fill="FBE5D5"/>
+            <w:tcMar/>
           </w:tcPr>
           <w:p>
             <w:pPr>
@@ -6103,9 +6074,10 @@
         </w:tc>
         <w:tc>
           <w:tcPr>
-            <w:tcW w:w="6727" w:type="dxa"/>
+            <w:tcW w:w="6868" w:type="dxa"/>
             <w:gridSpan w:val="4"/>
-            <w:shd w:val="clear" w:color="auto" w:fill="FFFFFF"/>
+            <w:shd w:val="clear" w:color="auto" w:fill="FFFFFF" w:themeFill="background1"/>
+            <w:tcMar/>
           </w:tcPr>
           <w:p>
             <w:pPr>
@@ -6124,9 +6096,10 @@
         </w:tc>
         <w:tc>
           <w:tcPr>
-            <w:tcW w:w="2160" w:type="dxa"/>
+            <w:tcW w:w="2129" w:type="dxa"/>
             <w:gridSpan w:val="3"/>
-            <w:shd w:val="clear" w:color="auto" w:fill="FFFFFF"/>
+            <w:shd w:val="clear" w:color="auto" w:fill="FFFFFF" w:themeFill="background1"/>
+            <w:tcMar/>
           </w:tcPr>
           <w:p>
             <w:pPr>
@@ -6154,7 +6127,8 @@
         </w:trPr>
         <w:tc>
           <w:tcPr>
-            <w:tcW w:w="1267" w:type="dxa"/>
+            <w:tcW w:w="1156" w:type="dxa"/>
+            <w:tcMar/>
           </w:tcPr>
           <w:p>
             <w:pPr>
@@ -6177,9 +6151,10 @@
         </w:tc>
         <w:tc>
           <w:tcPr>
-            <w:tcW w:w="6727" w:type="dxa"/>
+            <w:tcW w:w="6868" w:type="dxa"/>
             <w:gridSpan w:val="4"/>
-            <w:shd w:val="clear" w:color="auto" w:fill="FFFFFF"/>
+            <w:shd w:val="clear" w:color="auto" w:fill="FFFFFF" w:themeFill="background1"/>
+            <w:tcMar/>
           </w:tcPr>
           <w:p>
             <w:pPr>
@@ -6198,9 +6173,10 @@
         </w:tc>
         <w:tc>
           <w:tcPr>
-            <w:tcW w:w="2160" w:type="dxa"/>
+            <w:tcW w:w="2129" w:type="dxa"/>
             <w:gridSpan w:val="3"/>
-            <w:shd w:val="clear" w:color="auto" w:fill="FFFFFF"/>
+            <w:shd w:val="clear" w:color="auto" w:fill="FFFFFF" w:themeFill="background1"/>
+            <w:tcMar/>
           </w:tcPr>
           <w:p>
             <w:pPr>
@@ -6220,8 +6196,9 @@
         </w:trPr>
         <w:tc>
           <w:tcPr>
-            <w:tcW w:w="1267" w:type="dxa"/>
+            <w:tcW w:w="1156" w:type="dxa"/>
             <w:shd w:val="clear" w:color="auto" w:fill="FBE5D5"/>
+            <w:tcMar/>
           </w:tcPr>
           <w:p>
             <w:pPr>
@@ -6244,9 +6221,10 @@
         </w:tc>
         <w:tc>
           <w:tcPr>
-            <w:tcW w:w="6727" w:type="dxa"/>
+            <w:tcW w:w="6868" w:type="dxa"/>
             <w:gridSpan w:val="4"/>
-            <w:shd w:val="clear" w:color="auto" w:fill="FFFFFF"/>
+            <w:shd w:val="clear" w:color="auto" w:fill="FFFFFF" w:themeFill="background1"/>
+            <w:tcMar/>
           </w:tcPr>
           <w:p>
             <w:pPr>
@@ -6265,9 +6243,10 @@
         </w:tc>
         <w:tc>
           <w:tcPr>
-            <w:tcW w:w="2160" w:type="dxa"/>
+            <w:tcW w:w="2129" w:type="dxa"/>
             <w:gridSpan w:val="3"/>
-            <w:shd w:val="clear" w:color="auto" w:fill="FFFFFF"/>
+            <w:shd w:val="clear" w:color="auto" w:fill="FFFFFF" w:themeFill="background1"/>
+            <w:tcMar/>
           </w:tcPr>
           <w:p>
             <w:pPr>
@@ -6287,8 +6266,9 @@
         </w:trPr>
         <w:tc>
           <w:tcPr>
-            <w:tcW w:w="2534" w:type="dxa"/>
-            <w:gridSpan w:val="2"/>
+            <w:tcW w:w="2292" w:type="dxa"/>
+            <w:gridSpan w:val="2"/>
+            <w:tcMar/>
           </w:tcPr>
           <w:p>
             <w:pPr>
@@ -6311,9 +6291,10 @@
         </w:tc>
         <w:tc>
           <w:tcPr>
-            <w:tcW w:w="7620" w:type="dxa"/>
+            <w:tcW w:w="7861" w:type="dxa"/>
             <w:gridSpan w:val="6"/>
-            <w:shd w:val="clear" w:color="auto" w:fill="FFFFFF"/>
+            <w:shd w:val="clear" w:color="auto" w:fill="FFFFFF" w:themeFill="background1"/>
+            <w:tcMar/>
           </w:tcPr>
           <w:p>
             <w:pPr>
@@ -6342,9 +6323,10 @@
         </w:trPr>
         <w:tc>
           <w:tcPr>
-            <w:tcW w:w="2534" w:type="dxa"/>
+            <w:tcW w:w="2292" w:type="dxa"/>
             <w:gridSpan w:val="2"/>
             <w:shd w:val="clear" w:color="auto" w:fill="FBE5D5"/>
+            <w:tcMar/>
           </w:tcPr>
           <w:p>
             <w:pPr>
@@ -6367,9 +6349,10 @@
         </w:tc>
         <w:tc>
           <w:tcPr>
-            <w:tcW w:w="7620" w:type="dxa"/>
+            <w:tcW w:w="7861" w:type="dxa"/>
             <w:gridSpan w:val="6"/>
-            <w:shd w:val="clear" w:color="auto" w:fill="FFFFFF"/>
+            <w:shd w:val="clear" w:color="auto" w:fill="FFFFFF" w:themeFill="background1"/>
+            <w:tcMar/>
           </w:tcPr>
           <w:p>
             <w:pPr>
@@ -6398,8 +6381,9 @@
         </w:trPr>
         <w:tc>
           <w:tcPr>
-            <w:tcW w:w="2534" w:type="dxa"/>
-            <w:gridSpan w:val="2"/>
+            <w:tcW w:w="2292" w:type="dxa"/>
+            <w:gridSpan w:val="2"/>
+            <w:tcMar/>
           </w:tcPr>
           <w:p>
             <w:pPr>
@@ -6441,11 +6425,12 @@
         </w:tc>
         <w:tc>
           <w:tcPr>
-            <w:tcW w:w="5453" w:type="dxa"/>
+            <w:tcW w:w="5617" w:type="dxa"/>
             <w:gridSpan w:val="2"/>
             <w:tcBorders>
-              <w:right w:val="single" w:sz="4" w:space="0" w:color="auto"/>
+              <w:right w:val="single" w:color="auto" w:sz="4" w:space="0"/>
             </w:tcBorders>
+            <w:tcMar/>
           </w:tcPr>
           <w:p>
             <w:pPr>
@@ -6462,31 +6447,33 @@
         </w:tc>
         <w:tc>
           <w:tcPr>
-            <w:tcW w:w="2167" w:type="dxa"/>
+            <w:tcW w:w="2244" w:type="dxa"/>
             <w:gridSpan w:val="4"/>
             <w:tcBorders>
-              <w:right w:val="single" w:sz="4" w:space="0" w:color="auto"/>
+              <w:right w:val="single" w:color="auto" w:sz="4" w:space="0"/>
             </w:tcBorders>
-          </w:tcPr>
-          <w:p>
-            <w:pPr>
-              <w:rPr>
-                <w:rFonts w:eastAsia="Calibri"/>
-                <w:b/>
-                <w:color w:val="000000" w:themeColor="text1"/>
-              </w:rPr>
-            </w:pPr>
-          </w:p>
-        </w:tc>
-      </w:tr>
-      <w:tr>
-        <w:trPr>
-          <w:trHeight w:val="220"/>
-        </w:trPr>
-        <w:tc>
-          <w:tcPr>
-            <w:tcW w:w="1267" w:type="dxa"/>
+            <w:tcMar/>
+          </w:tcPr>
+          <w:p>
+            <w:pPr>
+              <w:rPr>
+                <w:rFonts w:eastAsia="Calibri"/>
+                <w:b/>
+                <w:color w:val="000000" w:themeColor="text1"/>
+              </w:rPr>
+            </w:pPr>
+          </w:p>
+        </w:tc>
+      </w:tr>
+      <w:tr>
+        <w:trPr>
+          <w:trHeight w:val="220"/>
+        </w:trPr>
+        <w:tc>
+          <w:tcPr>
+            <w:tcW w:w="1156" w:type="dxa"/>
             <w:shd w:val="clear" w:color="auto" w:fill="FBE5D5"/>
+            <w:tcMar/>
           </w:tcPr>
           <w:p>
             <w:pPr>
@@ -6509,11 +6496,12 @@
         </w:tc>
         <w:tc>
           <w:tcPr>
-            <w:tcW w:w="6727" w:type="dxa"/>
+            <w:tcW w:w="6868" w:type="dxa"/>
             <w:gridSpan w:val="4"/>
             <w:tcBorders>
-              <w:right w:val="single" w:sz="4" w:space="0" w:color="auto"/>
+              <w:right w:val="single" w:color="auto" w:sz="4" w:space="0"/>
             </w:tcBorders>
+            <w:tcMar/>
           </w:tcPr>
           <w:p>
             <w:pPr>
@@ -6532,11 +6520,12 @@
         </w:tc>
         <w:tc>
           <w:tcPr>
-            <w:tcW w:w="2160" w:type="dxa"/>
+            <w:tcW w:w="2129" w:type="dxa"/>
             <w:gridSpan w:val="3"/>
             <w:tcBorders>
-              <w:left w:val="single" w:sz="4" w:space="0" w:color="auto"/>
+              <w:left w:val="single" w:color="auto" w:sz="4" w:space="0"/>
             </w:tcBorders>
+            <w:tcMar/>
           </w:tcPr>
           <w:p>
             <w:pPr>
@@ -6564,7 +6553,8 @@
         </w:trPr>
         <w:tc>
           <w:tcPr>
-            <w:tcW w:w="1267" w:type="dxa"/>
+            <w:tcW w:w="1156" w:type="dxa"/>
+            <w:tcMar/>
           </w:tcPr>
           <w:p>
             <w:pPr>
@@ -6587,8 +6577,9 @@
         </w:tc>
         <w:tc>
           <w:tcPr>
-            <w:tcW w:w="6727" w:type="dxa"/>
+            <w:tcW w:w="6868" w:type="dxa"/>
             <w:gridSpan w:val="4"/>
+            <w:tcMar/>
           </w:tcPr>
           <w:p>
             <w:pPr>
@@ -6607,8 +6598,9 @@
         </w:tc>
         <w:tc>
           <w:tcPr>
-            <w:tcW w:w="2160" w:type="dxa"/>
+            <w:tcW w:w="2129" w:type="dxa"/>
             <w:gridSpan w:val="3"/>
+            <w:tcMar/>
           </w:tcPr>
           <w:p>
             <w:pPr>
@@ -6628,8 +6620,9 @@
         </w:trPr>
         <w:tc>
           <w:tcPr>
-            <w:tcW w:w="1267" w:type="dxa"/>
+            <w:tcW w:w="1156" w:type="dxa"/>
             <w:shd w:val="clear" w:color="auto" w:fill="FBE5D5"/>
+            <w:tcMar/>
           </w:tcPr>
           <w:p>
             <w:pPr>
@@ -6652,8 +6645,9 @@
         </w:tc>
         <w:tc>
           <w:tcPr>
-            <w:tcW w:w="6727" w:type="dxa"/>
+            <w:tcW w:w="6868" w:type="dxa"/>
             <w:gridSpan w:val="4"/>
+            <w:tcMar/>
           </w:tcPr>
           <w:p>
             <w:pPr>
@@ -6672,8 +6666,9 @@
         </w:tc>
         <w:tc>
           <w:tcPr>
-            <w:tcW w:w="2160" w:type="dxa"/>
+            <w:tcW w:w="2129" w:type="dxa"/>
             <w:gridSpan w:val="3"/>
+            <w:tcMar/>
           </w:tcPr>
           <w:p>
             <w:pPr>
@@ -6693,32 +6688,33 @@
         </w:trPr>
         <w:tc>
           <w:tcPr>
-            <w:tcW w:w="1267" w:type="dxa"/>
-          </w:tcPr>
-          <w:p>
-            <w:pPr>
-              <w:rPr>
-                <w:rFonts w:eastAsia="Calibri"/>
-                <w:b/>
-                <w:bCs/>
-                <w:color w:val="000000" w:themeColor="text1"/>
-              </w:rPr>
-            </w:pPr>
-            <w:r>
-              <w:rPr>
-                <w:rFonts w:eastAsia="Calibri"/>
-                <w:bCs/>
-                <w:color w:val="000000" w:themeColor="text1"/>
-              </w:rPr>
-              <w:lastRenderedPageBreak/>
+            <w:tcW w:w="1156" w:type="dxa"/>
+            <w:tcMar/>
+          </w:tcPr>
+          <w:p>
+            <w:pPr>
+              <w:rPr>
+                <w:rFonts w:eastAsia="Calibri"/>
+                <w:b/>
+                <w:bCs/>
+                <w:color w:val="000000" w:themeColor="text1"/>
+              </w:rPr>
+            </w:pPr>
+            <w:r>
+              <w:rPr>
+                <w:rFonts w:eastAsia="Calibri"/>
+                <w:bCs/>
+                <w:color w:val="000000" w:themeColor="text1"/>
+              </w:rPr>
               <w:t>Opción d)</w:t>
             </w:r>
           </w:p>
         </w:tc>
         <w:tc>
           <w:tcPr>
-            <w:tcW w:w="6727" w:type="dxa"/>
+            <w:tcW w:w="6868" w:type="dxa"/>
             <w:gridSpan w:val="4"/>
+            <w:tcMar/>
           </w:tcPr>
           <w:p>
             <w:pPr>
@@ -6737,8 +6733,9 @@
         </w:tc>
         <w:tc>
           <w:tcPr>
-            <w:tcW w:w="2160" w:type="dxa"/>
+            <w:tcW w:w="2129" w:type="dxa"/>
             <w:gridSpan w:val="3"/>
+            <w:tcMar/>
           </w:tcPr>
           <w:p>
             <w:pPr>
@@ -6758,9 +6755,10 @@
         </w:trPr>
         <w:tc>
           <w:tcPr>
-            <w:tcW w:w="2534" w:type="dxa"/>
+            <w:tcW w:w="2292" w:type="dxa"/>
             <w:gridSpan w:val="2"/>
             <w:shd w:val="clear" w:color="auto" w:fill="FBE5D5"/>
+            <w:tcMar/>
           </w:tcPr>
           <w:p>
             <w:pPr>
@@ -6783,9 +6781,10 @@
         </w:tc>
         <w:tc>
           <w:tcPr>
-            <w:tcW w:w="7620" w:type="dxa"/>
+            <w:tcW w:w="7861" w:type="dxa"/>
             <w:gridSpan w:val="6"/>
-            <w:shd w:val="clear" w:color="auto" w:fill="FFFFFF"/>
+            <w:shd w:val="clear" w:color="auto" w:fill="FFFFFF" w:themeFill="background1"/>
+            <w:tcMar/>
           </w:tcPr>
           <w:p>
             <w:pPr>
@@ -6814,8 +6813,9 @@
         </w:trPr>
         <w:tc>
           <w:tcPr>
-            <w:tcW w:w="2534" w:type="dxa"/>
-            <w:gridSpan w:val="2"/>
+            <w:tcW w:w="2292" w:type="dxa"/>
+            <w:gridSpan w:val="2"/>
+            <w:tcMar/>
           </w:tcPr>
           <w:p>
             <w:pPr>
@@ -6838,9 +6838,10 @@
         </w:tc>
         <w:tc>
           <w:tcPr>
-            <w:tcW w:w="7620" w:type="dxa"/>
+            <w:tcW w:w="7861" w:type="dxa"/>
             <w:gridSpan w:val="6"/>
-            <w:shd w:val="clear" w:color="auto" w:fill="FFFFFF"/>
+            <w:shd w:val="clear" w:color="auto" w:fill="FFFFFF" w:themeFill="background1"/>
+            <w:tcMar/>
           </w:tcPr>
           <w:p>
             <w:pPr>
@@ -6869,9 +6870,10 @@
         </w:trPr>
         <w:tc>
           <w:tcPr>
-            <w:tcW w:w="2534" w:type="dxa"/>
+            <w:tcW w:w="2292" w:type="dxa"/>
             <w:gridSpan w:val="2"/>
             <w:shd w:val="clear" w:color="auto" w:fill="FBE5D5"/>
+            <w:tcMar/>
           </w:tcPr>
           <w:p>
             <w:pPr>
@@ -6913,11 +6915,12 @@
         </w:tc>
         <w:tc>
           <w:tcPr>
-            <w:tcW w:w="5453" w:type="dxa"/>
+            <w:tcW w:w="5617" w:type="dxa"/>
             <w:gridSpan w:val="2"/>
             <w:tcBorders>
-              <w:right w:val="single" w:sz="4" w:space="0" w:color="auto"/>
+              <w:right w:val="single" w:color="auto" w:sz="4" w:space="0"/>
             </w:tcBorders>
+            <w:tcMar/>
           </w:tcPr>
           <w:p>
             <w:pPr>
@@ -6950,7 +6953,6 @@
               <w:t xml:space="preserve"> del </w:t>
             </w:r>
             <w:proofErr w:type="spellStart"/>
-            <w:proofErr w:type="gramStart"/>
             <w:r>
               <w:rPr>
                 <w:i/>
@@ -6966,7 +6968,6 @@
               </w:rPr>
               <w:t xml:space="preserve"> center</w:t>
             </w:r>
-            <w:proofErr w:type="gramEnd"/>
             <w:r>
               <w:t>?</w:t>
             </w:r>
@@ -6974,30 +6975,32 @@
         </w:tc>
         <w:tc>
           <w:tcPr>
-            <w:tcW w:w="2167" w:type="dxa"/>
+            <w:tcW w:w="2244" w:type="dxa"/>
             <w:gridSpan w:val="4"/>
             <w:tcBorders>
-              <w:left w:val="single" w:sz="4" w:space="0" w:color="auto"/>
+              <w:left w:val="single" w:color="auto" w:sz="4" w:space="0"/>
             </w:tcBorders>
-          </w:tcPr>
-          <w:p>
-            <w:pPr>
-              <w:rPr>
-                <w:rFonts w:eastAsia="Calibri"/>
-                <w:bCs/>
-                <w:color w:val="000000" w:themeColor="text1"/>
-              </w:rPr>
-            </w:pPr>
-          </w:p>
-        </w:tc>
-      </w:tr>
-      <w:tr>
-        <w:trPr>
-          <w:trHeight w:val="220"/>
-        </w:trPr>
-        <w:tc>
-          <w:tcPr>
-            <w:tcW w:w="1267" w:type="dxa"/>
+            <w:tcMar/>
+          </w:tcPr>
+          <w:p>
+            <w:pPr>
+              <w:rPr>
+                <w:rFonts w:eastAsia="Calibri"/>
+                <w:bCs/>
+                <w:color w:val="000000" w:themeColor="text1"/>
+              </w:rPr>
+            </w:pPr>
+          </w:p>
+        </w:tc>
+      </w:tr>
+      <w:tr>
+        <w:trPr>
+          <w:trHeight w:val="220"/>
+        </w:trPr>
+        <w:tc>
+          <w:tcPr>
+            <w:tcW w:w="1156" w:type="dxa"/>
+            <w:tcMar/>
           </w:tcPr>
           <w:p>
             <w:pPr>
@@ -7020,11 +7023,12 @@
         </w:tc>
         <w:tc>
           <w:tcPr>
-            <w:tcW w:w="6727" w:type="dxa"/>
+            <w:tcW w:w="6868" w:type="dxa"/>
             <w:gridSpan w:val="4"/>
             <w:tcBorders>
-              <w:right w:val="single" w:sz="4" w:space="0" w:color="auto"/>
+              <w:right w:val="single" w:color="auto" w:sz="4" w:space="0"/>
             </w:tcBorders>
+            <w:tcMar/>
           </w:tcPr>
           <w:p>
             <w:pPr>
@@ -7043,11 +7047,12 @@
         </w:tc>
         <w:tc>
           <w:tcPr>
-            <w:tcW w:w="2160" w:type="dxa"/>
+            <w:tcW w:w="2129" w:type="dxa"/>
             <w:gridSpan w:val="3"/>
             <w:tcBorders>
-              <w:left w:val="single" w:sz="4" w:space="0" w:color="auto"/>
+              <w:left w:val="single" w:color="auto" w:sz="4" w:space="0"/>
             </w:tcBorders>
+            <w:tcMar/>
           </w:tcPr>
           <w:p>
             <w:pPr>
@@ -7067,8 +7072,9 @@
         </w:trPr>
         <w:tc>
           <w:tcPr>
-            <w:tcW w:w="1267" w:type="dxa"/>
+            <w:tcW w:w="1156" w:type="dxa"/>
             <w:shd w:val="clear" w:color="auto" w:fill="FBE5D5"/>
+            <w:tcMar/>
           </w:tcPr>
           <w:p>
             <w:pPr>
@@ -7091,8 +7097,9 @@
         </w:tc>
         <w:tc>
           <w:tcPr>
-            <w:tcW w:w="6727" w:type="dxa"/>
+            <w:tcW w:w="6868" w:type="dxa"/>
             <w:gridSpan w:val="4"/>
+            <w:tcMar/>
           </w:tcPr>
           <w:p>
             <w:pPr>
@@ -7111,8 +7118,9 @@
         </w:tc>
         <w:tc>
           <w:tcPr>
-            <w:tcW w:w="2160" w:type="dxa"/>
+            <w:tcW w:w="2129" w:type="dxa"/>
             <w:gridSpan w:val="3"/>
+            <w:tcMar/>
           </w:tcPr>
           <w:p>
             <w:pPr>
@@ -7140,7 +7148,8 @@
         </w:trPr>
         <w:tc>
           <w:tcPr>
-            <w:tcW w:w="1267" w:type="dxa"/>
+            <w:tcW w:w="1156" w:type="dxa"/>
+            <w:tcMar/>
           </w:tcPr>
           <w:p>
             <w:pPr>
@@ -7163,8 +7172,9 @@
         </w:tc>
         <w:tc>
           <w:tcPr>
-            <w:tcW w:w="6727" w:type="dxa"/>
+            <w:tcW w:w="6868" w:type="dxa"/>
             <w:gridSpan w:val="4"/>
+            <w:tcMar/>
           </w:tcPr>
           <w:p>
             <w:pPr>
@@ -7183,8 +7193,9 @@
         </w:tc>
         <w:tc>
           <w:tcPr>
-            <w:tcW w:w="2160" w:type="dxa"/>
+            <w:tcW w:w="2129" w:type="dxa"/>
             <w:gridSpan w:val="3"/>
+            <w:tcMar/>
           </w:tcPr>
           <w:p>
             <w:pPr>
@@ -7204,8 +7215,9 @@
         </w:trPr>
         <w:tc>
           <w:tcPr>
-            <w:tcW w:w="1267" w:type="dxa"/>
+            <w:tcW w:w="1156" w:type="dxa"/>
             <w:shd w:val="clear" w:color="auto" w:fill="FBE5D5"/>
+            <w:tcMar/>
           </w:tcPr>
           <w:p>
             <w:pPr>
@@ -7228,8 +7240,9 @@
         </w:tc>
         <w:tc>
           <w:tcPr>
-            <w:tcW w:w="6727" w:type="dxa"/>
+            <w:tcW w:w="6868" w:type="dxa"/>
             <w:gridSpan w:val="4"/>
+            <w:tcMar/>
           </w:tcPr>
           <w:p>
             <w:pPr>
@@ -7248,8 +7261,9 @@
         </w:tc>
         <w:tc>
           <w:tcPr>
-            <w:tcW w:w="2160" w:type="dxa"/>
+            <w:tcW w:w="2129" w:type="dxa"/>
             <w:gridSpan w:val="3"/>
+            <w:tcMar/>
           </w:tcPr>
           <w:p>
             <w:pPr>
@@ -7269,8 +7283,9 @@
         </w:trPr>
         <w:tc>
           <w:tcPr>
-            <w:tcW w:w="2534" w:type="dxa"/>
-            <w:gridSpan w:val="2"/>
+            <w:tcW w:w="2292" w:type="dxa"/>
+            <w:gridSpan w:val="2"/>
+            <w:tcMar/>
           </w:tcPr>
           <w:p>
             <w:pPr>
@@ -7293,9 +7308,10 @@
         </w:tc>
         <w:tc>
           <w:tcPr>
-            <w:tcW w:w="7620" w:type="dxa"/>
+            <w:tcW w:w="7861" w:type="dxa"/>
             <w:gridSpan w:val="6"/>
-            <w:shd w:val="clear" w:color="auto" w:fill="FFFFFF"/>
+            <w:shd w:val="clear" w:color="auto" w:fill="FFFFFF" w:themeFill="background1"/>
+            <w:tcMar/>
           </w:tcPr>
           <w:p>
             <w:pPr>
@@ -7324,9 +7340,10 @@
         </w:trPr>
         <w:tc>
           <w:tcPr>
-            <w:tcW w:w="2534" w:type="dxa"/>
+            <w:tcW w:w="2292" w:type="dxa"/>
             <w:gridSpan w:val="2"/>
             <w:shd w:val="clear" w:color="auto" w:fill="FBE5D5"/>
+            <w:tcMar/>
           </w:tcPr>
           <w:p>
             <w:pPr>
@@ -7349,9 +7366,10 @@
         </w:tc>
         <w:tc>
           <w:tcPr>
-            <w:tcW w:w="7620" w:type="dxa"/>
+            <w:tcW w:w="7861" w:type="dxa"/>
             <w:gridSpan w:val="6"/>
-            <w:shd w:val="clear" w:color="auto" w:fill="FFFFFF"/>
+            <w:shd w:val="clear" w:color="auto" w:fill="FFFFFF" w:themeFill="background1"/>
+            <w:tcMar/>
           </w:tcPr>
           <w:p>
             <w:pPr>
@@ -7380,8 +7398,9 @@
         </w:trPr>
         <w:tc>
           <w:tcPr>
-            <w:tcW w:w="2534" w:type="dxa"/>
-            <w:gridSpan w:val="2"/>
+            <w:tcW w:w="2292" w:type="dxa"/>
+            <w:gridSpan w:val="2"/>
+            <w:tcMar/>
           </w:tcPr>
           <w:p>
             <w:pPr>
@@ -7423,11 +7442,12 @@
         </w:tc>
         <w:tc>
           <w:tcPr>
-            <w:tcW w:w="5453" w:type="dxa"/>
+            <w:tcW w:w="5617" w:type="dxa"/>
             <w:gridSpan w:val="2"/>
             <w:tcBorders>
-              <w:right w:val="single" w:sz="4" w:space="0" w:color="auto"/>
+              <w:right w:val="single" w:color="auto" w:sz="4" w:space="0"/>
             </w:tcBorders>
+            <w:tcMar/>
           </w:tcPr>
           <w:p>
             <w:pPr>
@@ -7444,31 +7464,33 @@
         </w:tc>
         <w:tc>
           <w:tcPr>
-            <w:tcW w:w="2167" w:type="dxa"/>
+            <w:tcW w:w="2244" w:type="dxa"/>
             <w:gridSpan w:val="4"/>
             <w:tcBorders>
-              <w:left w:val="single" w:sz="4" w:space="0" w:color="auto"/>
+              <w:left w:val="single" w:color="auto" w:sz="4" w:space="0"/>
             </w:tcBorders>
-          </w:tcPr>
-          <w:p>
-            <w:pPr>
-              <w:rPr>
-                <w:rFonts w:eastAsia="Calibri"/>
-                <w:bCs/>
-                <w:color w:val="000000" w:themeColor="text1"/>
-              </w:rPr>
-            </w:pPr>
-          </w:p>
-        </w:tc>
-      </w:tr>
-      <w:tr>
-        <w:trPr>
-          <w:trHeight w:val="220"/>
-        </w:trPr>
-        <w:tc>
-          <w:tcPr>
-            <w:tcW w:w="1267" w:type="dxa"/>
+            <w:tcMar/>
+          </w:tcPr>
+          <w:p>
+            <w:pPr>
+              <w:rPr>
+                <w:rFonts w:eastAsia="Calibri"/>
+                <w:bCs/>
+                <w:color w:val="000000" w:themeColor="text1"/>
+              </w:rPr>
+            </w:pPr>
+          </w:p>
+        </w:tc>
+      </w:tr>
+      <w:tr>
+        <w:trPr>
+          <w:trHeight w:val="220"/>
+        </w:trPr>
+        <w:tc>
+          <w:tcPr>
+            <w:tcW w:w="1156" w:type="dxa"/>
             <w:shd w:val="clear" w:color="auto" w:fill="FBE5D5"/>
+            <w:tcMar/>
           </w:tcPr>
           <w:p>
             <w:pPr>
@@ -7491,12 +7513,13 @@
         </w:tc>
         <w:tc>
           <w:tcPr>
-            <w:tcW w:w="6727" w:type="dxa"/>
+            <w:tcW w:w="6868" w:type="dxa"/>
             <w:gridSpan w:val="4"/>
             <w:tcBorders>
-              <w:right w:val="single" w:sz="4" w:space="0" w:color="auto"/>
+              <w:right w:val="single" w:color="auto" w:sz="4" w:space="0"/>
             </w:tcBorders>
-            <w:shd w:val="clear" w:color="auto" w:fill="FFFFFF"/>
+            <w:shd w:val="clear" w:color="auto" w:fill="FFFFFF" w:themeFill="background1"/>
+            <w:tcMar/>
           </w:tcPr>
           <w:p>
             <w:pPr>
@@ -7515,12 +7538,13 @@
         </w:tc>
         <w:tc>
           <w:tcPr>
-            <w:tcW w:w="2160" w:type="dxa"/>
+            <w:tcW w:w="2129" w:type="dxa"/>
             <w:gridSpan w:val="3"/>
             <w:tcBorders>
-              <w:left w:val="single" w:sz="4" w:space="0" w:color="auto"/>
+              <w:left w:val="single" w:color="auto" w:sz="4" w:space="0"/>
             </w:tcBorders>
-            <w:shd w:val="clear" w:color="auto" w:fill="FFFFFF"/>
+            <w:shd w:val="clear" w:color="auto" w:fill="FFFFFF" w:themeFill="background1"/>
+            <w:tcMar/>
           </w:tcPr>
           <w:p>
             <w:pPr>
@@ -7548,7 +7572,8 @@
         </w:trPr>
         <w:tc>
           <w:tcPr>
-            <w:tcW w:w="1267" w:type="dxa"/>
+            <w:tcW w:w="1156" w:type="dxa"/>
+            <w:tcMar/>
           </w:tcPr>
           <w:p>
             <w:pPr>
@@ -7571,9 +7596,10 @@
         </w:tc>
         <w:tc>
           <w:tcPr>
-            <w:tcW w:w="6727" w:type="dxa"/>
+            <w:tcW w:w="6868" w:type="dxa"/>
             <w:gridSpan w:val="4"/>
-            <w:shd w:val="clear" w:color="auto" w:fill="FFFFFF"/>
+            <w:shd w:val="clear" w:color="auto" w:fill="FFFFFF" w:themeFill="background1"/>
+            <w:tcMar/>
           </w:tcPr>
           <w:p>
             <w:pPr>
@@ -7592,9 +7618,10 @@
         </w:tc>
         <w:tc>
           <w:tcPr>
-            <w:tcW w:w="2160" w:type="dxa"/>
+            <w:tcW w:w="2129" w:type="dxa"/>
             <w:gridSpan w:val="3"/>
-            <w:shd w:val="clear" w:color="auto" w:fill="FFFFFF"/>
+            <w:shd w:val="clear" w:color="auto" w:fill="FFFFFF" w:themeFill="background1"/>
+            <w:tcMar/>
           </w:tcPr>
           <w:p>
             <w:pPr>
@@ -7614,8 +7641,9 @@
         </w:trPr>
         <w:tc>
           <w:tcPr>
-            <w:tcW w:w="1267" w:type="dxa"/>
+            <w:tcW w:w="1156" w:type="dxa"/>
             <w:shd w:val="clear" w:color="auto" w:fill="FBE5D5"/>
+            <w:tcMar/>
           </w:tcPr>
           <w:p>
             <w:pPr>
@@ -7638,9 +7666,10 @@
         </w:tc>
         <w:tc>
           <w:tcPr>
-            <w:tcW w:w="6727" w:type="dxa"/>
+            <w:tcW w:w="6868" w:type="dxa"/>
             <w:gridSpan w:val="4"/>
-            <w:shd w:val="clear" w:color="auto" w:fill="FFFFFF"/>
+            <w:shd w:val="clear" w:color="auto" w:fill="FFFFFF" w:themeFill="background1"/>
+            <w:tcMar/>
           </w:tcPr>
           <w:p>
             <w:pPr>
@@ -7659,9 +7688,10 @@
         </w:tc>
         <w:tc>
           <w:tcPr>
-            <w:tcW w:w="2160" w:type="dxa"/>
+            <w:tcW w:w="2129" w:type="dxa"/>
             <w:gridSpan w:val="3"/>
-            <w:shd w:val="clear" w:color="auto" w:fill="FFFFFF"/>
+            <w:shd w:val="clear" w:color="auto" w:fill="FFFFFF" w:themeFill="background1"/>
+            <w:tcMar/>
           </w:tcPr>
           <w:p>
             <w:pPr>
@@ -7681,7 +7711,8 @@
         </w:trPr>
         <w:tc>
           <w:tcPr>
-            <w:tcW w:w="1267" w:type="dxa"/>
+            <w:tcW w:w="1156" w:type="dxa"/>
+            <w:tcMar/>
           </w:tcPr>
           <w:p>
             <w:pPr>
@@ -7704,9 +7735,10 @@
         </w:tc>
         <w:tc>
           <w:tcPr>
-            <w:tcW w:w="6727" w:type="dxa"/>
+            <w:tcW w:w="6868" w:type="dxa"/>
             <w:gridSpan w:val="4"/>
-            <w:shd w:val="clear" w:color="auto" w:fill="FFFFFF"/>
+            <w:shd w:val="clear" w:color="auto" w:fill="FFFFFF" w:themeFill="background1"/>
+            <w:tcMar/>
           </w:tcPr>
           <w:p>
             <w:pPr>
@@ -7725,9 +7757,10 @@
         </w:tc>
         <w:tc>
           <w:tcPr>
-            <w:tcW w:w="2160" w:type="dxa"/>
+            <w:tcW w:w="2129" w:type="dxa"/>
             <w:gridSpan w:val="3"/>
-            <w:shd w:val="clear" w:color="auto" w:fill="FFFFFF"/>
+            <w:shd w:val="clear" w:color="auto" w:fill="FFFFFF" w:themeFill="background1"/>
+            <w:tcMar/>
           </w:tcPr>
           <w:p>
             <w:pPr>
@@ -7747,9 +7780,10 @@
         </w:trPr>
         <w:tc>
           <w:tcPr>
-            <w:tcW w:w="2534" w:type="dxa"/>
+            <w:tcW w:w="2292" w:type="dxa"/>
             <w:gridSpan w:val="2"/>
             <w:shd w:val="clear" w:color="auto" w:fill="FBE5D5"/>
+            <w:tcMar/>
           </w:tcPr>
           <w:p>
             <w:pPr>
@@ -7772,9 +7806,10 @@
         </w:tc>
         <w:tc>
           <w:tcPr>
-            <w:tcW w:w="7620" w:type="dxa"/>
+            <w:tcW w:w="7861" w:type="dxa"/>
             <w:gridSpan w:val="6"/>
-            <w:shd w:val="clear" w:color="auto" w:fill="FFFFFF"/>
+            <w:shd w:val="clear" w:color="auto" w:fill="FFFFFF" w:themeFill="background1"/>
+            <w:tcMar/>
           </w:tcPr>
           <w:p>
             <w:pPr>
@@ -7803,8 +7838,9 @@
         </w:trPr>
         <w:tc>
           <w:tcPr>
-            <w:tcW w:w="2534" w:type="dxa"/>
-            <w:gridSpan w:val="2"/>
+            <w:tcW w:w="2292" w:type="dxa"/>
+            <w:gridSpan w:val="2"/>
+            <w:tcMar/>
           </w:tcPr>
           <w:p>
             <w:pPr>
@@ -7827,9 +7863,10 @@
         </w:tc>
         <w:tc>
           <w:tcPr>
-            <w:tcW w:w="7620" w:type="dxa"/>
+            <w:tcW w:w="7861" w:type="dxa"/>
             <w:gridSpan w:val="6"/>
-            <w:shd w:val="clear" w:color="auto" w:fill="FFFFFF"/>
+            <w:shd w:val="clear" w:color="auto" w:fill="FFFFFF" w:themeFill="background1"/>
+            <w:tcMar/>
           </w:tcPr>
           <w:p>
             <w:pPr>
@@ -7858,9 +7895,10 @@
         </w:trPr>
         <w:tc>
           <w:tcPr>
-            <w:tcW w:w="2534" w:type="dxa"/>
+            <w:tcW w:w="2292" w:type="dxa"/>
             <w:gridSpan w:val="2"/>
             <w:shd w:val="clear" w:color="auto" w:fill="FBE5D5"/>
+            <w:tcMar/>
           </w:tcPr>
           <w:p>
             <w:pPr>
@@ -7902,11 +7940,12 @@
         </w:tc>
         <w:tc>
           <w:tcPr>
-            <w:tcW w:w="5453" w:type="dxa"/>
+            <w:tcW w:w="5617" w:type="dxa"/>
             <w:gridSpan w:val="2"/>
             <w:tcBorders>
-              <w:right w:val="single" w:sz="4" w:space="0" w:color="auto"/>
+              <w:right w:val="single" w:color="auto" w:sz="4" w:space="0"/>
             </w:tcBorders>
+            <w:tcMar/>
           </w:tcPr>
           <w:p>
             <w:pPr>
@@ -7923,30 +7962,32 @@
         </w:tc>
         <w:tc>
           <w:tcPr>
-            <w:tcW w:w="2167" w:type="dxa"/>
+            <w:tcW w:w="2244" w:type="dxa"/>
             <w:gridSpan w:val="4"/>
             <w:tcBorders>
-              <w:left w:val="single" w:sz="4" w:space="0" w:color="auto"/>
+              <w:left w:val="single" w:color="auto" w:sz="4" w:space="0"/>
             </w:tcBorders>
-          </w:tcPr>
-          <w:p>
-            <w:pPr>
-              <w:rPr>
-                <w:rFonts w:eastAsia="Calibri"/>
-                <w:bCs/>
-                <w:color w:val="000000" w:themeColor="text1"/>
-              </w:rPr>
-            </w:pPr>
-          </w:p>
-        </w:tc>
-      </w:tr>
-      <w:tr>
-        <w:trPr>
-          <w:trHeight w:val="220"/>
-        </w:trPr>
-        <w:tc>
-          <w:tcPr>
-            <w:tcW w:w="1267" w:type="dxa"/>
+            <w:tcMar/>
+          </w:tcPr>
+          <w:p>
+            <w:pPr>
+              <w:rPr>
+                <w:rFonts w:eastAsia="Calibri"/>
+                <w:bCs/>
+                <w:color w:val="000000" w:themeColor="text1"/>
+              </w:rPr>
+            </w:pPr>
+          </w:p>
+        </w:tc>
+      </w:tr>
+      <w:tr>
+        <w:trPr>
+          <w:trHeight w:val="220"/>
+        </w:trPr>
+        <w:tc>
+          <w:tcPr>
+            <w:tcW w:w="1156" w:type="dxa"/>
+            <w:tcMar/>
           </w:tcPr>
           <w:p>
             <w:pPr>
@@ -7969,12 +8010,13 @@
         </w:tc>
         <w:tc>
           <w:tcPr>
-            <w:tcW w:w="6727" w:type="dxa"/>
+            <w:tcW w:w="6868" w:type="dxa"/>
             <w:gridSpan w:val="4"/>
             <w:tcBorders>
-              <w:right w:val="single" w:sz="4" w:space="0" w:color="auto"/>
+              <w:right w:val="single" w:color="auto" w:sz="4" w:space="0"/>
             </w:tcBorders>
-            <w:shd w:val="clear" w:color="auto" w:fill="FFFFFF"/>
+            <w:shd w:val="clear" w:color="auto" w:fill="FFFFFF" w:themeFill="background1"/>
+            <w:tcMar/>
           </w:tcPr>
           <w:p>
             <w:pPr>
@@ -7993,12 +8035,13 @@
         </w:tc>
         <w:tc>
           <w:tcPr>
-            <w:tcW w:w="2160" w:type="dxa"/>
+            <w:tcW w:w="2129" w:type="dxa"/>
             <w:gridSpan w:val="3"/>
             <w:tcBorders>
-              <w:left w:val="single" w:sz="4" w:space="0" w:color="auto"/>
+              <w:left w:val="single" w:color="auto" w:sz="4" w:space="0"/>
             </w:tcBorders>
-            <w:shd w:val="clear" w:color="auto" w:fill="FFFFFF"/>
+            <w:shd w:val="clear" w:color="auto" w:fill="FFFFFF" w:themeFill="background1"/>
+            <w:tcMar/>
           </w:tcPr>
           <w:p>
             <w:pPr>
@@ -8018,8 +8061,9 @@
         </w:trPr>
         <w:tc>
           <w:tcPr>
-            <w:tcW w:w="1267" w:type="dxa"/>
+            <w:tcW w:w="1156" w:type="dxa"/>
             <w:shd w:val="clear" w:color="auto" w:fill="FBE5D5"/>
+            <w:tcMar/>
           </w:tcPr>
           <w:p>
             <w:pPr>
@@ -8042,9 +8086,10 @@
         </w:tc>
         <w:tc>
           <w:tcPr>
-            <w:tcW w:w="6727" w:type="dxa"/>
+            <w:tcW w:w="6868" w:type="dxa"/>
             <w:gridSpan w:val="4"/>
-            <w:shd w:val="clear" w:color="auto" w:fill="FFFFFF"/>
+            <w:shd w:val="clear" w:color="auto" w:fill="FFFFFF" w:themeFill="background1"/>
+            <w:tcMar/>
           </w:tcPr>
           <w:p>
             <w:pPr>
@@ -8063,9 +8108,10 @@
         </w:tc>
         <w:tc>
           <w:tcPr>
-            <w:tcW w:w="2160" w:type="dxa"/>
+            <w:tcW w:w="2129" w:type="dxa"/>
             <w:gridSpan w:val="3"/>
-            <w:shd w:val="clear" w:color="auto" w:fill="FFFFFF"/>
+            <w:shd w:val="clear" w:color="auto" w:fill="FFFFFF" w:themeFill="background1"/>
+            <w:tcMar/>
           </w:tcPr>
           <w:p>
             <w:pPr>
@@ -8085,7 +8131,8 @@
         </w:trPr>
         <w:tc>
           <w:tcPr>
-            <w:tcW w:w="1267" w:type="dxa"/>
+            <w:tcW w:w="1156" w:type="dxa"/>
+            <w:tcMar/>
           </w:tcPr>
           <w:p>
             <w:pPr>
@@ -8108,9 +8155,10 @@
         </w:tc>
         <w:tc>
           <w:tcPr>
-            <w:tcW w:w="6727" w:type="dxa"/>
+            <w:tcW w:w="6868" w:type="dxa"/>
             <w:gridSpan w:val="4"/>
-            <w:shd w:val="clear" w:color="auto" w:fill="FFFFFF"/>
+            <w:shd w:val="clear" w:color="auto" w:fill="FFFFFF" w:themeFill="background1"/>
+            <w:tcMar/>
           </w:tcPr>
           <w:p>
             <w:pPr>
@@ -8129,9 +8177,10 @@
         </w:tc>
         <w:tc>
           <w:tcPr>
-            <w:tcW w:w="2160" w:type="dxa"/>
+            <w:tcW w:w="2129" w:type="dxa"/>
             <w:gridSpan w:val="3"/>
-            <w:shd w:val="clear" w:color="auto" w:fill="FFFFFF"/>
+            <w:shd w:val="clear" w:color="auto" w:fill="FFFFFF" w:themeFill="background1"/>
+            <w:tcMar/>
           </w:tcPr>
           <w:p>
             <w:pPr>
@@ -8159,8 +8208,9 @@
         </w:trPr>
         <w:tc>
           <w:tcPr>
-            <w:tcW w:w="1267" w:type="dxa"/>
+            <w:tcW w:w="1156" w:type="dxa"/>
             <w:shd w:val="clear" w:color="auto" w:fill="FBE5D5"/>
+            <w:tcMar/>
           </w:tcPr>
           <w:p>
             <w:pPr>
@@ -8183,9 +8233,10 @@
         </w:tc>
         <w:tc>
           <w:tcPr>
-            <w:tcW w:w="6727" w:type="dxa"/>
+            <w:tcW w:w="6868" w:type="dxa"/>
             <w:gridSpan w:val="4"/>
-            <w:shd w:val="clear" w:color="auto" w:fill="FFFFFF"/>
+            <w:shd w:val="clear" w:color="auto" w:fill="FFFFFF" w:themeFill="background1"/>
+            <w:tcMar/>
           </w:tcPr>
           <w:p>
             <w:pPr>
@@ -8204,9 +8255,10 @@
         </w:tc>
         <w:tc>
           <w:tcPr>
-            <w:tcW w:w="2160" w:type="dxa"/>
+            <w:tcW w:w="2129" w:type="dxa"/>
             <w:gridSpan w:val="3"/>
-            <w:shd w:val="clear" w:color="auto" w:fill="FFFFFF"/>
+            <w:shd w:val="clear" w:color="auto" w:fill="FFFFFF" w:themeFill="background1"/>
+            <w:tcMar/>
           </w:tcPr>
           <w:p>
             <w:pPr>
@@ -8226,8 +8278,9 @@
         </w:trPr>
         <w:tc>
           <w:tcPr>
-            <w:tcW w:w="2534" w:type="dxa"/>
-            <w:gridSpan w:val="2"/>
+            <w:tcW w:w="2292" w:type="dxa"/>
+            <w:gridSpan w:val="2"/>
+            <w:tcMar/>
           </w:tcPr>
           <w:p>
             <w:pPr>
@@ -8250,9 +8303,10 @@
         </w:tc>
         <w:tc>
           <w:tcPr>
-            <w:tcW w:w="7620" w:type="dxa"/>
+            <w:tcW w:w="7861" w:type="dxa"/>
             <w:gridSpan w:val="6"/>
-            <w:shd w:val="clear" w:color="auto" w:fill="FFFFFF"/>
+            <w:shd w:val="clear" w:color="auto" w:fill="FFFFFF" w:themeFill="background1"/>
+            <w:tcMar/>
           </w:tcPr>
           <w:p>
             <w:pPr>
@@ -8281,9 +8335,10 @@
         </w:trPr>
         <w:tc>
           <w:tcPr>
-            <w:tcW w:w="2534" w:type="dxa"/>
+            <w:tcW w:w="2292" w:type="dxa"/>
             <w:gridSpan w:val="2"/>
             <w:shd w:val="clear" w:color="auto" w:fill="FBE5D5"/>
+            <w:tcMar/>
           </w:tcPr>
           <w:p>
             <w:pPr>
@@ -8308,9 +8363,10 @@
           <w:tcPr>
             <w:tcW w:w="5445" w:type="dxa"/>
             <w:tcBorders>
-              <w:right w:val="single" w:sz="4" w:space="0" w:color="auto"/>
+              <w:right w:val="single" w:color="auto" w:sz="4" w:space="0"/>
             </w:tcBorders>
-            <w:shd w:val="clear" w:color="auto" w:fill="FFFFFF"/>
+            <w:shd w:val="clear" w:color="auto" w:fill="FFFFFF" w:themeFill="background1"/>
+            <w:tcMar/>
           </w:tcPr>
           <w:p>
             <w:pPr>
@@ -8334,34 +8390,36 @@
         </w:tc>
         <w:tc>
           <w:tcPr>
-            <w:tcW w:w="2175" w:type="dxa"/>
+            <w:tcW w:w="2416" w:type="dxa"/>
             <w:gridSpan w:val="5"/>
             <w:tcBorders>
-              <w:left w:val="single" w:sz="4" w:space="0" w:color="auto"/>
+              <w:left w:val="single" w:color="auto" w:sz="4" w:space="0"/>
             </w:tcBorders>
-            <w:shd w:val="clear" w:color="auto" w:fill="FFFFFF"/>
-          </w:tcPr>
-          <w:p>
-            <w:pPr>
-              <w:rPr>
-                <w:rFonts w:eastAsia="Calibri"/>
-                <w:bCs/>
-                <w:color w:val="000000" w:themeColor="text1"/>
-                <w:sz w:val="20"/>
-                <w:szCs w:val="20"/>
-              </w:rPr>
-            </w:pPr>
-          </w:p>
-        </w:tc>
-      </w:tr>
-      <w:tr>
-        <w:trPr>
-          <w:trHeight w:val="220"/>
-        </w:trPr>
-        <w:tc>
-          <w:tcPr>
-            <w:tcW w:w="2534" w:type="dxa"/>
-            <w:gridSpan w:val="2"/>
+            <w:shd w:val="clear" w:color="auto" w:fill="FFFFFF" w:themeFill="background1"/>
+            <w:tcMar/>
+          </w:tcPr>
+          <w:p>
+            <w:pPr>
+              <w:rPr>
+                <w:rFonts w:eastAsia="Calibri"/>
+                <w:bCs/>
+                <w:color w:val="000000" w:themeColor="text1"/>
+                <w:sz w:val="20"/>
+                <w:szCs w:val="20"/>
+              </w:rPr>
+            </w:pPr>
+          </w:p>
+        </w:tc>
+      </w:tr>
+      <w:tr>
+        <w:trPr>
+          <w:trHeight w:val="220"/>
+        </w:trPr>
+        <w:tc>
+          <w:tcPr>
+            <w:tcW w:w="2292" w:type="dxa"/>
+            <w:gridSpan w:val="2"/>
+            <w:tcMar/>
           </w:tcPr>
           <w:p>
             <w:pPr>
@@ -8403,11 +8461,12 @@
         </w:tc>
         <w:tc>
           <w:tcPr>
-            <w:tcW w:w="5460" w:type="dxa"/>
+            <w:tcW w:w="5732" w:type="dxa"/>
             <w:gridSpan w:val="3"/>
             <w:tcBorders>
-              <w:right w:val="single" w:sz="4" w:space="0" w:color="auto"/>
+              <w:right w:val="single" w:color="auto" w:sz="4" w:space="0"/>
             </w:tcBorders>
+            <w:tcMar/>
           </w:tcPr>
           <w:p>
             <w:pPr>
@@ -8434,31 +8493,33 @@
         </w:tc>
         <w:tc>
           <w:tcPr>
-            <w:tcW w:w="2160" w:type="dxa"/>
+            <w:tcW w:w="2129" w:type="dxa"/>
             <w:gridSpan w:val="3"/>
             <w:tcBorders>
-              <w:left w:val="single" w:sz="4" w:space="0" w:color="auto"/>
+              <w:left w:val="single" w:color="auto" w:sz="4" w:space="0"/>
             </w:tcBorders>
-          </w:tcPr>
-          <w:p>
-            <w:pPr>
-              <w:rPr>
-                <w:rFonts w:eastAsia="Calibri"/>
-                <w:bCs/>
-                <w:color w:val="000000" w:themeColor="text1"/>
-              </w:rPr>
-            </w:pPr>
-          </w:p>
-        </w:tc>
-      </w:tr>
-      <w:tr>
-        <w:trPr>
-          <w:trHeight w:val="220"/>
-        </w:trPr>
-        <w:tc>
-          <w:tcPr>
-            <w:tcW w:w="1267" w:type="dxa"/>
+            <w:tcMar/>
+          </w:tcPr>
+          <w:p>
+            <w:pPr>
+              <w:rPr>
+                <w:rFonts w:eastAsia="Calibri"/>
+                <w:bCs/>
+                <w:color w:val="000000" w:themeColor="text1"/>
+              </w:rPr>
+            </w:pPr>
+          </w:p>
+        </w:tc>
+      </w:tr>
+      <w:tr>
+        <w:trPr>
+          <w:trHeight w:val="220"/>
+        </w:trPr>
+        <w:tc>
+          <w:tcPr>
+            <w:tcW w:w="1156" w:type="dxa"/>
             <w:shd w:val="clear" w:color="auto" w:fill="FBE5D5"/>
+            <w:tcMar/>
           </w:tcPr>
           <w:p>
             <w:pPr>
@@ -8481,12 +8542,13 @@
         </w:tc>
         <w:tc>
           <w:tcPr>
-            <w:tcW w:w="6727" w:type="dxa"/>
+            <w:tcW w:w="6868" w:type="dxa"/>
             <w:gridSpan w:val="4"/>
             <w:tcBorders>
-              <w:right w:val="single" w:sz="4" w:space="0" w:color="auto"/>
+              <w:right w:val="single" w:color="auto" w:sz="4" w:space="0"/>
             </w:tcBorders>
-            <w:shd w:val="clear" w:color="auto" w:fill="FFFFFF"/>
+            <w:shd w:val="clear" w:color="auto" w:fill="FFFFFF" w:themeFill="background1"/>
+            <w:tcMar/>
           </w:tcPr>
           <w:p>
             <w:pPr>
@@ -8512,12 +8574,13 @@
         </w:tc>
         <w:tc>
           <w:tcPr>
-            <w:tcW w:w="2160" w:type="dxa"/>
+            <w:tcW w:w="2129" w:type="dxa"/>
             <w:gridSpan w:val="3"/>
             <w:tcBorders>
-              <w:left w:val="single" w:sz="4" w:space="0" w:color="auto"/>
+              <w:left w:val="single" w:color="auto" w:sz="4" w:space="0"/>
             </w:tcBorders>
-            <w:shd w:val="clear" w:color="auto" w:fill="FFFFFF"/>
+            <w:shd w:val="clear" w:color="auto" w:fill="FFFFFF" w:themeFill="background1"/>
+            <w:tcMar/>
           </w:tcPr>
           <w:p>
             <w:pPr>
@@ -8537,7 +8600,8 @@
         </w:trPr>
         <w:tc>
           <w:tcPr>
-            <w:tcW w:w="1267" w:type="dxa"/>
+            <w:tcW w:w="1156" w:type="dxa"/>
+            <w:tcMar/>
           </w:tcPr>
           <w:p>
             <w:pPr>
@@ -8560,9 +8624,10 @@
         </w:tc>
         <w:tc>
           <w:tcPr>
-            <w:tcW w:w="6727" w:type="dxa"/>
+            <w:tcW w:w="6868" w:type="dxa"/>
             <w:gridSpan w:val="4"/>
-            <w:shd w:val="clear" w:color="auto" w:fill="FFFFFF"/>
+            <w:shd w:val="clear" w:color="auto" w:fill="FFFFFF" w:themeFill="background1"/>
+            <w:tcMar/>
           </w:tcPr>
           <w:p>
             <w:pPr>
@@ -8611,9 +8676,10 @@
         </w:tc>
         <w:tc>
           <w:tcPr>
-            <w:tcW w:w="2160" w:type="dxa"/>
+            <w:tcW w:w="2129" w:type="dxa"/>
             <w:gridSpan w:val="3"/>
-            <w:shd w:val="clear" w:color="auto" w:fill="FFFFFF"/>
+            <w:shd w:val="clear" w:color="auto" w:fill="FFFFFF" w:themeFill="background1"/>
+            <w:tcMar/>
           </w:tcPr>
           <w:p>
             <w:pPr>
@@ -8641,8 +8707,9 @@
         </w:trPr>
         <w:tc>
           <w:tcPr>
-            <w:tcW w:w="1267" w:type="dxa"/>
+            <w:tcW w:w="1156" w:type="dxa"/>
             <w:shd w:val="clear" w:color="auto" w:fill="FBE5D5"/>
+            <w:tcMar/>
           </w:tcPr>
           <w:p>
             <w:pPr>
@@ -8665,9 +8732,10 @@
         </w:tc>
         <w:tc>
           <w:tcPr>
-            <w:tcW w:w="6727" w:type="dxa"/>
+            <w:tcW w:w="6868" w:type="dxa"/>
             <w:gridSpan w:val="4"/>
-            <w:shd w:val="clear" w:color="auto" w:fill="FFFFFF"/>
+            <w:shd w:val="clear" w:color="auto" w:fill="FFFFFF" w:themeFill="background1"/>
+            <w:tcMar/>
           </w:tcPr>
           <w:p>
             <w:pPr>
@@ -8693,9 +8761,10 @@
         </w:tc>
         <w:tc>
           <w:tcPr>
-            <w:tcW w:w="2160" w:type="dxa"/>
+            <w:tcW w:w="2129" w:type="dxa"/>
             <w:gridSpan w:val="3"/>
-            <w:shd w:val="clear" w:color="auto" w:fill="FFFFFF"/>
+            <w:shd w:val="clear" w:color="auto" w:fill="FFFFFF" w:themeFill="background1"/>
+            <w:tcMar/>
           </w:tcPr>
           <w:p>
             <w:pPr>
@@ -8715,7 +8784,8 @@
         </w:trPr>
         <w:tc>
           <w:tcPr>
-            <w:tcW w:w="1267" w:type="dxa"/>
+            <w:tcW w:w="1156" w:type="dxa"/>
+            <w:tcMar/>
           </w:tcPr>
           <w:p>
             <w:pPr>
@@ -8738,9 +8808,10 @@
         </w:tc>
         <w:tc>
           <w:tcPr>
-            <w:tcW w:w="6727" w:type="dxa"/>
+            <w:tcW w:w="6868" w:type="dxa"/>
             <w:gridSpan w:val="4"/>
-            <w:shd w:val="clear" w:color="auto" w:fill="FFFFFF"/>
+            <w:shd w:val="clear" w:color="auto" w:fill="FFFFFF" w:themeFill="background1"/>
+            <w:tcMar/>
           </w:tcPr>
           <w:p>
             <w:pPr>
@@ -8766,9 +8837,10 @@
         </w:tc>
         <w:tc>
           <w:tcPr>
-            <w:tcW w:w="2160" w:type="dxa"/>
+            <w:tcW w:w="2129" w:type="dxa"/>
             <w:gridSpan w:val="3"/>
-            <w:shd w:val="clear" w:color="auto" w:fill="FFFFFF"/>
+            <w:shd w:val="clear" w:color="auto" w:fill="FFFFFF" w:themeFill="background1"/>
+            <w:tcMar/>
           </w:tcPr>
           <w:p>
             <w:pPr>
@@ -8788,9 +8860,10 @@
         </w:trPr>
         <w:tc>
           <w:tcPr>
-            <w:tcW w:w="2534" w:type="dxa"/>
+            <w:tcW w:w="2292" w:type="dxa"/>
             <w:gridSpan w:val="2"/>
             <w:shd w:val="clear" w:color="auto" w:fill="FBE5D5"/>
+            <w:tcMar/>
           </w:tcPr>
           <w:p>
             <w:pPr>
@@ -8813,9 +8886,10 @@
         </w:tc>
         <w:tc>
           <w:tcPr>
-            <w:tcW w:w="7620" w:type="dxa"/>
+            <w:tcW w:w="7861" w:type="dxa"/>
             <w:gridSpan w:val="6"/>
-            <w:shd w:val="clear" w:color="auto" w:fill="FFFFFF"/>
+            <w:shd w:val="clear" w:color="auto" w:fill="FFFFFF" w:themeFill="background1"/>
+            <w:tcMar/>
           </w:tcPr>
           <w:p>
             <w:pPr>
@@ -8844,8 +8918,9 @@
         </w:trPr>
         <w:tc>
           <w:tcPr>
-            <w:tcW w:w="2534" w:type="dxa"/>
-            <w:gridSpan w:val="2"/>
+            <w:tcW w:w="2292" w:type="dxa"/>
+            <w:gridSpan w:val="2"/>
+            <w:tcMar/>
           </w:tcPr>
           <w:p>
             <w:pPr>
@@ -8868,9 +8943,10 @@
         </w:tc>
         <w:tc>
           <w:tcPr>
-            <w:tcW w:w="7620" w:type="dxa"/>
+            <w:tcW w:w="7861" w:type="dxa"/>
             <w:gridSpan w:val="6"/>
-            <w:shd w:val="clear" w:color="auto" w:fill="FFFFFF"/>
+            <w:shd w:val="clear" w:color="auto" w:fill="FFFFFF" w:themeFill="background1"/>
+            <w:tcMar/>
           </w:tcPr>
           <w:p>
             <w:pPr>
@@ -8899,27 +8975,27 @@
         </w:trPr>
         <w:tc>
           <w:tcPr>
-            <w:tcW w:w="2534" w:type="dxa"/>
+            <w:tcW w:w="2292" w:type="dxa"/>
             <w:gridSpan w:val="2"/>
             <w:shd w:val="clear" w:color="auto" w:fill="FBE5D5"/>
-          </w:tcPr>
-          <w:p>
-            <w:pPr>
-              <w:rPr>
-                <w:rFonts w:eastAsia="Calibri"/>
-                <w:b/>
-                <w:bCs/>
-                <w:color w:val="000000" w:themeColor="text1"/>
-              </w:rPr>
-            </w:pPr>
-            <w:r>
-              <w:rPr>
-                <w:rFonts w:eastAsia="Calibri"/>
-                <w:b/>
-                <w:bCs/>
-                <w:color w:val="000000" w:themeColor="text1"/>
-              </w:rPr>
-              <w:lastRenderedPageBreak/>
+            <w:tcMar/>
+          </w:tcPr>
+          <w:p>
+            <w:pPr>
+              <w:rPr>
+                <w:rFonts w:eastAsia="Calibri"/>
+                <w:b/>
+                <w:bCs/>
+                <w:color w:val="000000" w:themeColor="text1"/>
+              </w:rPr>
+            </w:pPr>
+            <w:r>
+              <w:rPr>
+                <w:rFonts w:eastAsia="Calibri"/>
+                <w:b/>
+                <w:bCs/>
+                <w:color w:val="000000" w:themeColor="text1"/>
+              </w:rPr>
               <w:t xml:space="preserve">Pregunta </w:t>
             </w:r>
             <w:r>
@@ -8944,12 +9020,13 @@
         </w:tc>
         <w:tc>
           <w:tcPr>
-            <w:tcW w:w="6930" w:type="dxa"/>
+            <w:tcW w:w="7202" w:type="dxa"/>
             <w:gridSpan w:val="4"/>
             <w:tcBorders>
-              <w:right w:val="single" w:sz="4" w:space="0" w:color="auto"/>
+              <w:right w:val="single" w:color="auto" w:sz="4" w:space="0"/>
             </w:tcBorders>
-            <w:shd w:val="clear" w:color="auto" w:fill="FFFFFF"/>
+            <w:shd w:val="clear" w:color="auto" w:fill="FFFFFF" w:themeFill="background1"/>
+            <w:tcMar/>
           </w:tcPr>
           <w:p>
             <w:pPr>
@@ -8968,34 +9045,36 @@
         </w:tc>
         <w:tc>
           <w:tcPr>
-            <w:tcW w:w="690" w:type="dxa"/>
+            <w:tcW w:w="659" w:type="dxa"/>
             <w:gridSpan w:val="2"/>
             <w:tcBorders>
-              <w:left w:val="single" w:sz="4" w:space="0" w:color="auto"/>
+              <w:left w:val="single" w:color="auto" w:sz="4" w:space="0"/>
             </w:tcBorders>
-            <w:shd w:val="clear" w:color="auto" w:fill="FFFFFF"/>
-          </w:tcPr>
-          <w:p>
-            <w:pPr>
-              <w:rPr>
-                <w:rFonts w:eastAsia="Calibri"/>
-                <w:bCs/>
-                <w:color w:val="000000" w:themeColor="text1"/>
-                <w:sz w:val="20"/>
-                <w:szCs w:val="20"/>
-              </w:rPr>
-            </w:pPr>
-          </w:p>
-        </w:tc>
-      </w:tr>
-      <w:tr>
-        <w:trPr>
-          <w:trHeight w:val="220"/>
-        </w:trPr>
-        <w:tc>
-          <w:tcPr>
-            <w:tcW w:w="2534" w:type="dxa"/>
-            <w:gridSpan w:val="2"/>
+            <w:shd w:val="clear" w:color="auto" w:fill="FFFFFF" w:themeFill="background1"/>
+            <w:tcMar/>
+          </w:tcPr>
+          <w:p>
+            <w:pPr>
+              <w:rPr>
+                <w:rFonts w:eastAsia="Calibri"/>
+                <w:bCs/>
+                <w:color w:val="000000" w:themeColor="text1"/>
+                <w:sz w:val="20"/>
+                <w:szCs w:val="20"/>
+              </w:rPr>
+            </w:pPr>
+          </w:p>
+        </w:tc>
+      </w:tr>
+      <w:tr>
+        <w:trPr>
+          <w:trHeight w:val="220"/>
+        </w:trPr>
+        <w:tc>
+          <w:tcPr>
+            <w:tcW w:w="2292" w:type="dxa"/>
+            <w:gridSpan w:val="2"/>
+            <w:tcMar/>
           </w:tcPr>
           <w:p>
             <w:pPr>
@@ -9018,12 +9097,13 @@
         </w:tc>
         <w:tc>
           <w:tcPr>
-            <w:tcW w:w="6930" w:type="dxa"/>
+            <w:tcW w:w="7202" w:type="dxa"/>
             <w:gridSpan w:val="4"/>
             <w:tcBorders>
-              <w:right w:val="single" w:sz="4" w:space="0" w:color="auto"/>
+              <w:right w:val="single" w:color="auto" w:sz="4" w:space="0"/>
             </w:tcBorders>
-            <w:shd w:val="clear" w:color="auto" w:fill="FFFFFF"/>
+            <w:shd w:val="clear" w:color="auto" w:fill="FFFFFF" w:themeFill="background1"/>
+            <w:tcMar/>
           </w:tcPr>
           <w:p>
             <w:pPr>
@@ -9042,12 +9122,13 @@
         </w:tc>
         <w:tc>
           <w:tcPr>
-            <w:tcW w:w="690" w:type="dxa"/>
+            <w:tcW w:w="659" w:type="dxa"/>
             <w:gridSpan w:val="2"/>
             <w:tcBorders>
-              <w:left w:val="single" w:sz="4" w:space="0" w:color="auto"/>
+              <w:left w:val="single" w:color="auto" w:sz="4" w:space="0"/>
             </w:tcBorders>
-            <w:shd w:val="clear" w:color="auto" w:fill="FFFFFF"/>
+            <w:shd w:val="clear" w:color="auto" w:fill="FFFFFF" w:themeFill="background1"/>
+            <w:tcMar/>
           </w:tcPr>
           <w:p>
             <w:pPr>
@@ -9078,9 +9159,10 @@
         </w:trPr>
         <w:tc>
           <w:tcPr>
-            <w:tcW w:w="2534" w:type="dxa"/>
+            <w:tcW w:w="2292" w:type="dxa"/>
             <w:gridSpan w:val="2"/>
             <w:shd w:val="clear" w:color="auto" w:fill="FBE5D5"/>
+            <w:tcMar/>
           </w:tcPr>
           <w:p>
             <w:pPr>
@@ -9103,12 +9185,13 @@
         </w:tc>
         <w:tc>
           <w:tcPr>
-            <w:tcW w:w="6930" w:type="dxa"/>
+            <w:tcW w:w="7202" w:type="dxa"/>
             <w:gridSpan w:val="4"/>
             <w:tcBorders>
-              <w:right w:val="single" w:sz="4" w:space="0" w:color="auto"/>
+              <w:right w:val="single" w:color="auto" w:sz="4" w:space="0"/>
             </w:tcBorders>
-            <w:shd w:val="clear" w:color="auto" w:fill="FFFFFF"/>
+            <w:shd w:val="clear" w:color="auto" w:fill="FFFFFF" w:themeFill="background1"/>
+            <w:tcMar/>
           </w:tcPr>
           <w:p>
             <w:pPr>
@@ -9127,34 +9210,36 @@
         </w:tc>
         <w:tc>
           <w:tcPr>
-            <w:tcW w:w="690" w:type="dxa"/>
+            <w:tcW w:w="659" w:type="dxa"/>
             <w:gridSpan w:val="2"/>
             <w:tcBorders>
-              <w:left w:val="single" w:sz="4" w:space="0" w:color="auto"/>
+              <w:left w:val="single" w:color="auto" w:sz="4" w:space="0"/>
             </w:tcBorders>
-            <w:shd w:val="clear" w:color="auto" w:fill="FFFFFF"/>
-          </w:tcPr>
-          <w:p>
-            <w:pPr>
-              <w:rPr>
-                <w:rFonts w:eastAsia="Calibri"/>
-                <w:bCs/>
-                <w:color w:val="000000" w:themeColor="text1"/>
-                <w:sz w:val="20"/>
-                <w:szCs w:val="20"/>
-              </w:rPr>
-            </w:pPr>
-          </w:p>
-        </w:tc>
-      </w:tr>
-      <w:tr>
-        <w:trPr>
-          <w:trHeight w:val="220"/>
-        </w:trPr>
-        <w:tc>
-          <w:tcPr>
-            <w:tcW w:w="2534" w:type="dxa"/>
-            <w:gridSpan w:val="2"/>
+            <w:shd w:val="clear" w:color="auto" w:fill="FFFFFF" w:themeFill="background1"/>
+            <w:tcMar/>
+          </w:tcPr>
+          <w:p>
+            <w:pPr>
+              <w:rPr>
+                <w:rFonts w:eastAsia="Calibri"/>
+                <w:bCs/>
+                <w:color w:val="000000" w:themeColor="text1"/>
+                <w:sz w:val="20"/>
+                <w:szCs w:val="20"/>
+              </w:rPr>
+            </w:pPr>
+          </w:p>
+        </w:tc>
+      </w:tr>
+      <w:tr>
+        <w:trPr>
+          <w:trHeight w:val="220"/>
+        </w:trPr>
+        <w:tc>
+          <w:tcPr>
+            <w:tcW w:w="2292" w:type="dxa"/>
+            <w:gridSpan w:val="2"/>
+            <w:tcMar/>
           </w:tcPr>
           <w:p>
             <w:pPr>
@@ -9177,12 +9262,13 @@
         </w:tc>
         <w:tc>
           <w:tcPr>
-            <w:tcW w:w="6930" w:type="dxa"/>
+            <w:tcW w:w="7202" w:type="dxa"/>
             <w:gridSpan w:val="4"/>
             <w:tcBorders>
-              <w:right w:val="single" w:sz="4" w:space="0" w:color="auto"/>
+              <w:right w:val="single" w:color="auto" w:sz="4" w:space="0"/>
             </w:tcBorders>
-            <w:shd w:val="clear" w:color="auto" w:fill="FFFFFF"/>
+            <w:shd w:val="clear" w:color="auto" w:fill="FFFFFF" w:themeFill="background1"/>
+            <w:tcMar/>
           </w:tcPr>
           <w:p>
             <w:pPr>
@@ -9201,35 +9287,37 @@
         </w:tc>
         <w:tc>
           <w:tcPr>
-            <w:tcW w:w="690" w:type="dxa"/>
+            <w:tcW w:w="659" w:type="dxa"/>
             <w:gridSpan w:val="2"/>
             <w:tcBorders>
-              <w:left w:val="single" w:sz="4" w:space="0" w:color="auto"/>
+              <w:left w:val="single" w:color="auto" w:sz="4" w:space="0"/>
             </w:tcBorders>
-            <w:shd w:val="clear" w:color="auto" w:fill="FFFFFF"/>
-          </w:tcPr>
-          <w:p>
-            <w:pPr>
-              <w:rPr>
-                <w:rFonts w:eastAsia="Calibri"/>
-                <w:bCs/>
-                <w:color w:val="000000" w:themeColor="text1"/>
-                <w:sz w:val="20"/>
-                <w:szCs w:val="20"/>
-              </w:rPr>
-            </w:pPr>
-          </w:p>
-        </w:tc>
-      </w:tr>
-      <w:tr>
-        <w:trPr>
-          <w:trHeight w:val="220"/>
-        </w:trPr>
-        <w:tc>
-          <w:tcPr>
-            <w:tcW w:w="2534" w:type="dxa"/>
+            <w:shd w:val="clear" w:color="auto" w:fill="FFFFFF" w:themeFill="background1"/>
+            <w:tcMar/>
+          </w:tcPr>
+          <w:p>
+            <w:pPr>
+              <w:rPr>
+                <w:rFonts w:eastAsia="Calibri"/>
+                <w:bCs/>
+                <w:color w:val="000000" w:themeColor="text1"/>
+                <w:sz w:val="20"/>
+                <w:szCs w:val="20"/>
+              </w:rPr>
+            </w:pPr>
+          </w:p>
+        </w:tc>
+      </w:tr>
+      <w:tr>
+        <w:trPr>
+          <w:trHeight w:val="220"/>
+        </w:trPr>
+        <w:tc>
+          <w:tcPr>
+            <w:tcW w:w="2292" w:type="dxa"/>
             <w:gridSpan w:val="2"/>
             <w:shd w:val="clear" w:color="auto" w:fill="FBE5D5"/>
+            <w:tcMar/>
           </w:tcPr>
           <w:p>
             <w:pPr>
@@ -9252,12 +9340,13 @@
         </w:tc>
         <w:tc>
           <w:tcPr>
-            <w:tcW w:w="6930" w:type="dxa"/>
+            <w:tcW w:w="7202" w:type="dxa"/>
             <w:gridSpan w:val="4"/>
             <w:tcBorders>
-              <w:right w:val="single" w:sz="4" w:space="0" w:color="auto"/>
+              <w:right w:val="single" w:color="auto" w:sz="4" w:space="0"/>
             </w:tcBorders>
-            <w:shd w:val="clear" w:color="auto" w:fill="FFFFFF"/>
+            <w:shd w:val="clear" w:color="auto" w:fill="FFFFFF" w:themeFill="background1"/>
+            <w:tcMar/>
           </w:tcPr>
           <w:p>
             <w:pPr>
@@ -9276,34 +9365,36 @@
         </w:tc>
         <w:tc>
           <w:tcPr>
-            <w:tcW w:w="690" w:type="dxa"/>
+            <w:tcW w:w="659" w:type="dxa"/>
             <w:gridSpan w:val="2"/>
             <w:tcBorders>
-              <w:left w:val="single" w:sz="4" w:space="0" w:color="auto"/>
+              <w:left w:val="single" w:color="auto" w:sz="4" w:space="0"/>
             </w:tcBorders>
-            <w:shd w:val="clear" w:color="auto" w:fill="FFFFFF"/>
-          </w:tcPr>
-          <w:p>
-            <w:pPr>
-              <w:rPr>
-                <w:rFonts w:eastAsia="Calibri"/>
-                <w:bCs/>
-                <w:color w:val="000000" w:themeColor="text1"/>
-                <w:sz w:val="20"/>
-                <w:szCs w:val="20"/>
-              </w:rPr>
-            </w:pPr>
-          </w:p>
-        </w:tc>
-      </w:tr>
-      <w:tr>
-        <w:trPr>
-          <w:trHeight w:val="220"/>
-        </w:trPr>
-        <w:tc>
-          <w:tcPr>
-            <w:tcW w:w="2534" w:type="dxa"/>
-            <w:gridSpan w:val="2"/>
+            <w:shd w:val="clear" w:color="auto" w:fill="FFFFFF" w:themeFill="background1"/>
+            <w:tcMar/>
+          </w:tcPr>
+          <w:p>
+            <w:pPr>
+              <w:rPr>
+                <w:rFonts w:eastAsia="Calibri"/>
+                <w:bCs/>
+                <w:color w:val="000000" w:themeColor="text1"/>
+                <w:sz w:val="20"/>
+                <w:szCs w:val="20"/>
+              </w:rPr>
+            </w:pPr>
+          </w:p>
+        </w:tc>
+      </w:tr>
+      <w:tr>
+        <w:trPr>
+          <w:trHeight w:val="220"/>
+        </w:trPr>
+        <w:tc>
+          <w:tcPr>
+            <w:tcW w:w="2292" w:type="dxa"/>
+            <w:gridSpan w:val="2"/>
+            <w:tcMar/>
           </w:tcPr>
           <w:p>
             <w:pPr>
@@ -9326,9 +9417,10 @@
         </w:tc>
         <w:tc>
           <w:tcPr>
-            <w:tcW w:w="7620" w:type="dxa"/>
+            <w:tcW w:w="7861" w:type="dxa"/>
             <w:gridSpan w:val="6"/>
-            <w:shd w:val="clear" w:color="auto" w:fill="FFFFFF"/>
+            <w:shd w:val="clear" w:color="auto" w:fill="FFFFFF" w:themeFill="background1"/>
+            <w:tcMar/>
           </w:tcPr>
           <w:p>
             <w:pPr>
@@ -9357,9 +9449,10 @@
         </w:trPr>
         <w:tc>
           <w:tcPr>
-            <w:tcW w:w="2534" w:type="dxa"/>
+            <w:tcW w:w="2292" w:type="dxa"/>
             <w:gridSpan w:val="2"/>
             <w:shd w:val="clear" w:color="auto" w:fill="FBE5D5"/>
+            <w:tcMar/>
           </w:tcPr>
           <w:p>
             <w:pPr>
@@ -9382,9 +9475,10 @@
         </w:tc>
         <w:tc>
           <w:tcPr>
-            <w:tcW w:w="7620" w:type="dxa"/>
+            <w:tcW w:w="7861" w:type="dxa"/>
             <w:gridSpan w:val="6"/>
-            <w:shd w:val="clear" w:color="auto" w:fill="FFFFFF"/>
+            <w:shd w:val="clear" w:color="auto" w:fill="FFFFFF" w:themeFill="background1"/>
+            <w:tcMar/>
           </w:tcPr>
           <w:p>
             <w:pPr>
@@ -9413,8 +9507,9 @@
         </w:trPr>
         <w:tc>
           <w:tcPr>
-            <w:tcW w:w="2534" w:type="dxa"/>
-            <w:gridSpan w:val="2"/>
+            <w:tcW w:w="2292" w:type="dxa"/>
+            <w:gridSpan w:val="2"/>
+            <w:tcMar/>
           </w:tcPr>
           <w:p>
             <w:pPr>
@@ -9456,12 +9551,13 @@
         </w:tc>
         <w:tc>
           <w:tcPr>
-            <w:tcW w:w="6930" w:type="dxa"/>
+            <w:tcW w:w="7202" w:type="dxa"/>
             <w:gridSpan w:val="4"/>
             <w:tcBorders>
-              <w:right w:val="single" w:sz="4" w:space="0" w:color="auto"/>
+              <w:right w:val="single" w:color="auto" w:sz="4" w:space="0"/>
             </w:tcBorders>
-            <w:shd w:val="clear" w:color="auto" w:fill="FFFFFF"/>
+            <w:shd w:val="clear" w:color="auto" w:fill="FFFFFF" w:themeFill="background1"/>
+            <w:tcMar/>
           </w:tcPr>
           <w:p>
             <w:pPr>
@@ -9480,35 +9576,37 @@
         </w:tc>
         <w:tc>
           <w:tcPr>
-            <w:tcW w:w="690" w:type="dxa"/>
+            <w:tcW w:w="659" w:type="dxa"/>
             <w:gridSpan w:val="2"/>
             <w:tcBorders>
-              <w:right w:val="single" w:sz="4" w:space="0" w:color="auto"/>
+              <w:right w:val="single" w:color="auto" w:sz="4" w:space="0"/>
             </w:tcBorders>
-            <w:shd w:val="clear" w:color="auto" w:fill="FFFFFF"/>
-          </w:tcPr>
-          <w:p>
-            <w:pPr>
-              <w:rPr>
-                <w:rFonts w:eastAsia="Calibri"/>
-                <w:bCs/>
-                <w:color w:val="000000" w:themeColor="text1"/>
-                <w:sz w:val="20"/>
-                <w:szCs w:val="20"/>
-              </w:rPr>
-            </w:pPr>
-          </w:p>
-        </w:tc>
-      </w:tr>
-      <w:tr>
-        <w:trPr>
-          <w:trHeight w:val="220"/>
-        </w:trPr>
-        <w:tc>
-          <w:tcPr>
-            <w:tcW w:w="2534" w:type="dxa"/>
+            <w:shd w:val="clear" w:color="auto" w:fill="FFFFFF" w:themeFill="background1"/>
+            <w:tcMar/>
+          </w:tcPr>
+          <w:p>
+            <w:pPr>
+              <w:rPr>
+                <w:rFonts w:eastAsia="Calibri"/>
+                <w:bCs/>
+                <w:color w:val="000000" w:themeColor="text1"/>
+                <w:sz w:val="20"/>
+                <w:szCs w:val="20"/>
+              </w:rPr>
+            </w:pPr>
+          </w:p>
+        </w:tc>
+      </w:tr>
+      <w:tr>
+        <w:trPr>
+          <w:trHeight w:val="220"/>
+        </w:trPr>
+        <w:tc>
+          <w:tcPr>
+            <w:tcW w:w="2292" w:type="dxa"/>
             <w:gridSpan w:val="2"/>
             <w:shd w:val="clear" w:color="auto" w:fill="FBE5D5"/>
+            <w:tcMar/>
           </w:tcPr>
           <w:p>
             <w:pPr>
@@ -9531,12 +9629,13 @@
         </w:tc>
         <w:tc>
           <w:tcPr>
-            <w:tcW w:w="6930" w:type="dxa"/>
+            <w:tcW w:w="7202" w:type="dxa"/>
             <w:gridSpan w:val="4"/>
             <w:tcBorders>
-              <w:right w:val="single" w:sz="4" w:space="0" w:color="auto"/>
+              <w:right w:val="single" w:color="auto" w:sz="4" w:space="0"/>
             </w:tcBorders>
-            <w:shd w:val="clear" w:color="auto" w:fill="FFFFFF"/>
+            <w:shd w:val="clear" w:color="auto" w:fill="FFFFFF" w:themeFill="background1"/>
+            <w:tcMar/>
           </w:tcPr>
           <w:p>
             <w:pPr>
@@ -9555,12 +9654,13 @@
         </w:tc>
         <w:tc>
           <w:tcPr>
-            <w:tcW w:w="690" w:type="dxa"/>
+            <w:tcW w:w="659" w:type="dxa"/>
             <w:gridSpan w:val="2"/>
             <w:tcBorders>
-              <w:left w:val="single" w:sz="4" w:space="0" w:color="auto"/>
+              <w:left w:val="single" w:color="auto" w:sz="4" w:space="0"/>
             </w:tcBorders>
-            <w:shd w:val="clear" w:color="auto" w:fill="FFFFFF"/>
+            <w:shd w:val="clear" w:color="auto" w:fill="FFFFFF" w:themeFill="background1"/>
+            <w:tcMar/>
           </w:tcPr>
           <w:p>
             <w:pPr>
@@ -9591,8 +9691,9 @@
         </w:trPr>
         <w:tc>
           <w:tcPr>
-            <w:tcW w:w="2534" w:type="dxa"/>
-            <w:gridSpan w:val="2"/>
+            <w:tcW w:w="2292" w:type="dxa"/>
+            <w:gridSpan w:val="2"/>
+            <w:tcMar/>
           </w:tcPr>
           <w:p>
             <w:pPr>
@@ -9615,12 +9716,13 @@
         </w:tc>
         <w:tc>
           <w:tcPr>
-            <w:tcW w:w="6930" w:type="dxa"/>
+            <w:tcW w:w="7202" w:type="dxa"/>
             <w:gridSpan w:val="4"/>
             <w:tcBorders>
-              <w:right w:val="single" w:sz="4" w:space="0" w:color="auto"/>
+              <w:right w:val="single" w:color="auto" w:sz="4" w:space="0"/>
             </w:tcBorders>
-            <w:shd w:val="clear" w:color="auto" w:fill="FFFFFF"/>
+            <w:shd w:val="clear" w:color="auto" w:fill="FFFFFF" w:themeFill="background1"/>
+            <w:tcMar/>
           </w:tcPr>
           <w:p>
             <w:pPr>
@@ -9639,35 +9741,37 @@
         </w:tc>
         <w:tc>
           <w:tcPr>
-            <w:tcW w:w="690" w:type="dxa"/>
+            <w:tcW w:w="659" w:type="dxa"/>
             <w:gridSpan w:val="2"/>
             <w:tcBorders>
-              <w:left w:val="single" w:sz="4" w:space="0" w:color="auto"/>
+              <w:left w:val="single" w:color="auto" w:sz="4" w:space="0"/>
             </w:tcBorders>
-            <w:shd w:val="clear" w:color="auto" w:fill="FFFFFF"/>
-          </w:tcPr>
-          <w:p>
-            <w:pPr>
-              <w:rPr>
-                <w:rFonts w:eastAsia="Calibri"/>
-                <w:bCs/>
-                <w:color w:val="000000" w:themeColor="text1"/>
-                <w:sz w:val="20"/>
-                <w:szCs w:val="20"/>
-              </w:rPr>
-            </w:pPr>
-          </w:p>
-        </w:tc>
-      </w:tr>
-      <w:tr>
-        <w:trPr>
-          <w:trHeight w:val="220"/>
-        </w:trPr>
-        <w:tc>
-          <w:tcPr>
-            <w:tcW w:w="2534" w:type="dxa"/>
+            <w:shd w:val="clear" w:color="auto" w:fill="FFFFFF" w:themeFill="background1"/>
+            <w:tcMar/>
+          </w:tcPr>
+          <w:p>
+            <w:pPr>
+              <w:rPr>
+                <w:rFonts w:eastAsia="Calibri"/>
+                <w:bCs/>
+                <w:color w:val="000000" w:themeColor="text1"/>
+                <w:sz w:val="20"/>
+                <w:szCs w:val="20"/>
+              </w:rPr>
+            </w:pPr>
+          </w:p>
+        </w:tc>
+      </w:tr>
+      <w:tr>
+        <w:trPr>
+          <w:trHeight w:val="220"/>
+        </w:trPr>
+        <w:tc>
+          <w:tcPr>
+            <w:tcW w:w="2292" w:type="dxa"/>
             <w:gridSpan w:val="2"/>
             <w:shd w:val="clear" w:color="auto" w:fill="FBE5D5"/>
+            <w:tcMar/>
           </w:tcPr>
           <w:p>
             <w:pPr>
@@ -9690,12 +9794,13 @@
         </w:tc>
         <w:tc>
           <w:tcPr>
-            <w:tcW w:w="6930" w:type="dxa"/>
+            <w:tcW w:w="7202" w:type="dxa"/>
             <w:gridSpan w:val="4"/>
             <w:tcBorders>
-              <w:right w:val="single" w:sz="4" w:space="0" w:color="auto"/>
+              <w:right w:val="single" w:color="auto" w:sz="4" w:space="0"/>
             </w:tcBorders>
-            <w:shd w:val="clear" w:color="auto" w:fill="FFFFFF"/>
+            <w:shd w:val="clear" w:color="auto" w:fill="FFFFFF" w:themeFill="background1"/>
+            <w:tcMar/>
           </w:tcPr>
           <w:p>
             <w:pPr>
@@ -9714,34 +9819,36 @@
         </w:tc>
         <w:tc>
           <w:tcPr>
-            <w:tcW w:w="690" w:type="dxa"/>
+            <w:tcW w:w="659" w:type="dxa"/>
             <w:gridSpan w:val="2"/>
             <w:tcBorders>
-              <w:left w:val="single" w:sz="4" w:space="0" w:color="auto"/>
+              <w:left w:val="single" w:color="auto" w:sz="4" w:space="0"/>
             </w:tcBorders>
-            <w:shd w:val="clear" w:color="auto" w:fill="FFFFFF"/>
-          </w:tcPr>
-          <w:p>
-            <w:pPr>
-              <w:rPr>
-                <w:rFonts w:eastAsia="Calibri"/>
-                <w:bCs/>
-                <w:color w:val="000000" w:themeColor="text1"/>
-                <w:sz w:val="20"/>
-                <w:szCs w:val="20"/>
-              </w:rPr>
-            </w:pPr>
-          </w:p>
-        </w:tc>
-      </w:tr>
-      <w:tr>
-        <w:trPr>
-          <w:trHeight w:val="220"/>
-        </w:trPr>
-        <w:tc>
-          <w:tcPr>
-            <w:tcW w:w="2534" w:type="dxa"/>
-            <w:gridSpan w:val="2"/>
+            <w:shd w:val="clear" w:color="auto" w:fill="FFFFFF" w:themeFill="background1"/>
+            <w:tcMar/>
+          </w:tcPr>
+          <w:p>
+            <w:pPr>
+              <w:rPr>
+                <w:rFonts w:eastAsia="Calibri"/>
+                <w:bCs/>
+                <w:color w:val="000000" w:themeColor="text1"/>
+                <w:sz w:val="20"/>
+                <w:szCs w:val="20"/>
+              </w:rPr>
+            </w:pPr>
+          </w:p>
+        </w:tc>
+      </w:tr>
+      <w:tr>
+        <w:trPr>
+          <w:trHeight w:val="220"/>
+        </w:trPr>
+        <w:tc>
+          <w:tcPr>
+            <w:tcW w:w="2292" w:type="dxa"/>
+            <w:gridSpan w:val="2"/>
+            <w:tcMar/>
           </w:tcPr>
           <w:p>
             <w:pPr>
@@ -9764,12 +9871,13 @@
         </w:tc>
         <w:tc>
           <w:tcPr>
-            <w:tcW w:w="6930" w:type="dxa"/>
+            <w:tcW w:w="7202" w:type="dxa"/>
             <w:gridSpan w:val="4"/>
             <w:tcBorders>
-              <w:right w:val="single" w:sz="4" w:space="0" w:color="auto"/>
+              <w:right w:val="single" w:color="auto" w:sz="4" w:space="0"/>
             </w:tcBorders>
-            <w:shd w:val="clear" w:color="auto" w:fill="FFFFFF"/>
+            <w:shd w:val="clear" w:color="auto" w:fill="FFFFFF" w:themeFill="background1"/>
+            <w:tcMar/>
           </w:tcPr>
           <w:p>
             <w:pPr>
@@ -9788,35 +9896,37 @@
         </w:tc>
         <w:tc>
           <w:tcPr>
-            <w:tcW w:w="690" w:type="dxa"/>
+            <w:tcW w:w="659" w:type="dxa"/>
             <w:gridSpan w:val="2"/>
             <w:tcBorders>
-              <w:left w:val="single" w:sz="4" w:space="0" w:color="auto"/>
+              <w:left w:val="single" w:color="auto" w:sz="4" w:space="0"/>
             </w:tcBorders>
-            <w:shd w:val="clear" w:color="auto" w:fill="FFFFFF"/>
-          </w:tcPr>
-          <w:p>
-            <w:pPr>
-              <w:rPr>
-                <w:rFonts w:eastAsia="Calibri"/>
-                <w:bCs/>
-                <w:color w:val="000000" w:themeColor="text1"/>
-                <w:sz w:val="20"/>
-                <w:szCs w:val="20"/>
-              </w:rPr>
-            </w:pPr>
-          </w:p>
-        </w:tc>
-      </w:tr>
-      <w:tr>
-        <w:trPr>
-          <w:trHeight w:val="220"/>
-        </w:trPr>
-        <w:tc>
-          <w:tcPr>
-            <w:tcW w:w="2534" w:type="dxa"/>
+            <w:shd w:val="clear" w:color="auto" w:fill="FFFFFF" w:themeFill="background1"/>
+            <w:tcMar/>
+          </w:tcPr>
+          <w:p>
+            <w:pPr>
+              <w:rPr>
+                <w:rFonts w:eastAsia="Calibri"/>
+                <w:bCs/>
+                <w:color w:val="000000" w:themeColor="text1"/>
+                <w:sz w:val="20"/>
+                <w:szCs w:val="20"/>
+              </w:rPr>
+            </w:pPr>
+          </w:p>
+        </w:tc>
+      </w:tr>
+      <w:tr>
+        <w:trPr>
+          <w:trHeight w:val="220"/>
+        </w:trPr>
+        <w:tc>
+          <w:tcPr>
+            <w:tcW w:w="2292" w:type="dxa"/>
             <w:gridSpan w:val="2"/>
             <w:shd w:val="clear" w:color="auto" w:fill="FBE5D5"/>
+            <w:tcMar/>
           </w:tcPr>
           <w:p>
             <w:pPr>
@@ -9839,9 +9949,10 @@
         </w:tc>
         <w:tc>
           <w:tcPr>
-            <w:tcW w:w="7620" w:type="dxa"/>
+            <w:tcW w:w="7861" w:type="dxa"/>
             <w:gridSpan w:val="6"/>
-            <w:shd w:val="clear" w:color="auto" w:fill="FFFFFF"/>
+            <w:shd w:val="clear" w:color="auto" w:fill="FFFFFF" w:themeFill="background1"/>
+            <w:tcMar/>
           </w:tcPr>
           <w:p>
             <w:pPr>
@@ -9870,8 +9981,9 @@
         </w:trPr>
         <w:tc>
           <w:tcPr>
-            <w:tcW w:w="2534" w:type="dxa"/>
-            <w:gridSpan w:val="2"/>
+            <w:tcW w:w="2292" w:type="dxa"/>
+            <w:gridSpan w:val="2"/>
+            <w:tcMar/>
           </w:tcPr>
           <w:p>
             <w:pPr>
@@ -9894,9 +10006,10 @@
         </w:tc>
         <w:tc>
           <w:tcPr>
-            <w:tcW w:w="7620" w:type="dxa"/>
+            <w:tcW w:w="7861" w:type="dxa"/>
             <w:gridSpan w:val="6"/>
-            <w:shd w:val="clear" w:color="auto" w:fill="FFFFFF"/>
+            <w:shd w:val="clear" w:color="auto" w:fill="FFFFFF" w:themeFill="background1"/>
+            <w:tcMar/>
           </w:tcPr>
           <w:p>
             <w:pPr>
@@ -9925,9 +10038,10 @@
         </w:trPr>
         <w:tc>
           <w:tcPr>
-            <w:tcW w:w="2534" w:type="dxa"/>
+            <w:tcW w:w="2292" w:type="dxa"/>
             <w:gridSpan w:val="2"/>
             <w:shd w:val="clear" w:color="auto" w:fill="FBE5D5"/>
+            <w:tcMar/>
           </w:tcPr>
           <w:p>
             <w:pPr>
@@ -9969,12 +10083,13 @@
         </w:tc>
         <w:tc>
           <w:tcPr>
-            <w:tcW w:w="6930" w:type="dxa"/>
+            <w:tcW w:w="7202" w:type="dxa"/>
             <w:gridSpan w:val="4"/>
             <w:tcBorders>
-              <w:right w:val="single" w:sz="4" w:space="0" w:color="auto"/>
+              <w:right w:val="single" w:color="auto" w:sz="4" w:space="0"/>
             </w:tcBorders>
-            <w:shd w:val="clear" w:color="auto" w:fill="FFFFFF"/>
+            <w:shd w:val="clear" w:color="auto" w:fill="FFFFFF" w:themeFill="background1"/>
+            <w:tcMar/>
           </w:tcPr>
           <w:p>
             <w:pPr>
@@ -9993,34 +10108,36 @@
         </w:tc>
         <w:tc>
           <w:tcPr>
-            <w:tcW w:w="690" w:type="dxa"/>
+            <w:tcW w:w="659" w:type="dxa"/>
             <w:gridSpan w:val="2"/>
             <w:tcBorders>
-              <w:left w:val="single" w:sz="4" w:space="0" w:color="auto"/>
+              <w:left w:val="single" w:color="auto" w:sz="4" w:space="0"/>
             </w:tcBorders>
-            <w:shd w:val="clear" w:color="auto" w:fill="FFFFFF"/>
-          </w:tcPr>
-          <w:p>
-            <w:pPr>
-              <w:rPr>
-                <w:rFonts w:eastAsia="Calibri"/>
-                <w:bCs/>
-                <w:color w:val="000000" w:themeColor="text1"/>
-                <w:sz w:val="20"/>
-                <w:szCs w:val="20"/>
-              </w:rPr>
-            </w:pPr>
-          </w:p>
-        </w:tc>
-      </w:tr>
-      <w:tr>
-        <w:trPr>
-          <w:trHeight w:val="220"/>
-        </w:trPr>
-        <w:tc>
-          <w:tcPr>
-            <w:tcW w:w="2534" w:type="dxa"/>
-            <w:gridSpan w:val="2"/>
+            <w:shd w:val="clear" w:color="auto" w:fill="FFFFFF" w:themeFill="background1"/>
+            <w:tcMar/>
+          </w:tcPr>
+          <w:p>
+            <w:pPr>
+              <w:rPr>
+                <w:rFonts w:eastAsia="Calibri"/>
+                <w:bCs/>
+                <w:color w:val="000000" w:themeColor="text1"/>
+                <w:sz w:val="20"/>
+                <w:szCs w:val="20"/>
+              </w:rPr>
+            </w:pPr>
+          </w:p>
+        </w:tc>
+      </w:tr>
+      <w:tr>
+        <w:trPr>
+          <w:trHeight w:val="220"/>
+        </w:trPr>
+        <w:tc>
+          <w:tcPr>
+            <w:tcW w:w="2292" w:type="dxa"/>
+            <w:gridSpan w:val="2"/>
+            <w:tcMar/>
           </w:tcPr>
           <w:p>
             <w:pPr>
@@ -10043,12 +10160,13 @@
         </w:tc>
         <w:tc>
           <w:tcPr>
-            <w:tcW w:w="6930" w:type="dxa"/>
+            <w:tcW w:w="7202" w:type="dxa"/>
             <w:gridSpan w:val="4"/>
             <w:tcBorders>
-              <w:right w:val="single" w:sz="4" w:space="0" w:color="auto"/>
+              <w:right w:val="single" w:color="auto" w:sz="4" w:space="0"/>
             </w:tcBorders>
-            <w:shd w:val="clear" w:color="auto" w:fill="FFFFFF"/>
+            <w:shd w:val="clear" w:color="auto" w:fill="FFFFFF" w:themeFill="background1"/>
+            <w:tcMar/>
           </w:tcPr>
           <w:p>
             <w:pPr>
@@ -10067,35 +10185,37 @@
         </w:tc>
         <w:tc>
           <w:tcPr>
-            <w:tcW w:w="690" w:type="dxa"/>
+            <w:tcW w:w="659" w:type="dxa"/>
             <w:gridSpan w:val="2"/>
             <w:tcBorders>
-              <w:left w:val="single" w:sz="4" w:space="0" w:color="auto"/>
+              <w:left w:val="single" w:color="auto" w:sz="4" w:space="0"/>
             </w:tcBorders>
-            <w:shd w:val="clear" w:color="auto" w:fill="FFFFFF"/>
-          </w:tcPr>
-          <w:p>
-            <w:pPr>
-              <w:rPr>
-                <w:rFonts w:eastAsia="Calibri"/>
-                <w:bCs/>
-                <w:color w:val="000000" w:themeColor="text1"/>
-                <w:sz w:val="20"/>
-                <w:szCs w:val="20"/>
-              </w:rPr>
-            </w:pPr>
-          </w:p>
-        </w:tc>
-      </w:tr>
-      <w:tr>
-        <w:trPr>
-          <w:trHeight w:val="220"/>
-        </w:trPr>
-        <w:tc>
-          <w:tcPr>
-            <w:tcW w:w="2534" w:type="dxa"/>
+            <w:shd w:val="clear" w:color="auto" w:fill="FFFFFF" w:themeFill="background1"/>
+            <w:tcMar/>
+          </w:tcPr>
+          <w:p>
+            <w:pPr>
+              <w:rPr>
+                <w:rFonts w:eastAsia="Calibri"/>
+                <w:bCs/>
+                <w:color w:val="000000" w:themeColor="text1"/>
+                <w:sz w:val="20"/>
+                <w:szCs w:val="20"/>
+              </w:rPr>
+            </w:pPr>
+          </w:p>
+        </w:tc>
+      </w:tr>
+      <w:tr>
+        <w:trPr>
+          <w:trHeight w:val="220"/>
+        </w:trPr>
+        <w:tc>
+          <w:tcPr>
+            <w:tcW w:w="2292" w:type="dxa"/>
             <w:gridSpan w:val="2"/>
             <w:shd w:val="clear" w:color="auto" w:fill="FBE5D5"/>
+            <w:tcMar/>
           </w:tcPr>
           <w:p>
             <w:pPr>
@@ -10118,12 +10238,13 @@
         </w:tc>
         <w:tc>
           <w:tcPr>
-            <w:tcW w:w="6930" w:type="dxa"/>
+            <w:tcW w:w="7202" w:type="dxa"/>
             <w:gridSpan w:val="4"/>
             <w:tcBorders>
-              <w:right w:val="single" w:sz="4" w:space="0" w:color="auto"/>
+              <w:right w:val="single" w:color="auto" w:sz="4" w:space="0"/>
             </w:tcBorders>
-            <w:shd w:val="clear" w:color="auto" w:fill="FFFFFF"/>
+            <w:shd w:val="clear" w:color="auto" w:fill="FFFFFF" w:themeFill="background1"/>
+            <w:tcMar/>
           </w:tcPr>
           <w:p>
             <w:pPr>
@@ -10142,12 +10263,13 @@
         </w:tc>
         <w:tc>
           <w:tcPr>
-            <w:tcW w:w="690" w:type="dxa"/>
+            <w:tcW w:w="659" w:type="dxa"/>
             <w:gridSpan w:val="2"/>
             <w:tcBorders>
-              <w:left w:val="single" w:sz="4" w:space="0" w:color="auto"/>
+              <w:left w:val="single" w:color="auto" w:sz="4" w:space="0"/>
             </w:tcBorders>
-            <w:shd w:val="clear" w:color="auto" w:fill="FFFFFF"/>
+            <w:shd w:val="clear" w:color="auto" w:fill="FFFFFF" w:themeFill="background1"/>
+            <w:tcMar/>
           </w:tcPr>
           <w:p>
             <w:pPr>
@@ -10178,8 +10300,9 @@
         </w:trPr>
         <w:tc>
           <w:tcPr>
-            <w:tcW w:w="2534" w:type="dxa"/>
-            <w:gridSpan w:val="2"/>
+            <w:tcW w:w="2292" w:type="dxa"/>
+            <w:gridSpan w:val="2"/>
+            <w:tcMar/>
           </w:tcPr>
           <w:p>
             <w:pPr>
@@ -10202,12 +10325,13 @@
         </w:tc>
         <w:tc>
           <w:tcPr>
-            <w:tcW w:w="6930" w:type="dxa"/>
+            <w:tcW w:w="7202" w:type="dxa"/>
             <w:gridSpan w:val="4"/>
             <w:tcBorders>
-              <w:right w:val="single" w:sz="4" w:space="0" w:color="auto"/>
+              <w:right w:val="single" w:color="auto" w:sz="4" w:space="0"/>
             </w:tcBorders>
-            <w:shd w:val="clear" w:color="auto" w:fill="FFFFFF"/>
+            <w:shd w:val="clear" w:color="auto" w:fill="FFFFFF" w:themeFill="background1"/>
+            <w:tcMar/>
           </w:tcPr>
           <w:p>
             <w:pPr>
@@ -10226,35 +10350,37 @@
         </w:tc>
         <w:tc>
           <w:tcPr>
-            <w:tcW w:w="690" w:type="dxa"/>
+            <w:tcW w:w="659" w:type="dxa"/>
             <w:gridSpan w:val="2"/>
             <w:tcBorders>
-              <w:left w:val="single" w:sz="4" w:space="0" w:color="auto"/>
+              <w:left w:val="single" w:color="auto" w:sz="4" w:space="0"/>
             </w:tcBorders>
-            <w:shd w:val="clear" w:color="auto" w:fill="FFFFFF"/>
-          </w:tcPr>
-          <w:p>
-            <w:pPr>
-              <w:rPr>
-                <w:rFonts w:eastAsia="Calibri"/>
-                <w:bCs/>
-                <w:color w:val="000000" w:themeColor="text1"/>
-                <w:sz w:val="20"/>
-                <w:szCs w:val="20"/>
-              </w:rPr>
-            </w:pPr>
-          </w:p>
-        </w:tc>
-      </w:tr>
-      <w:tr>
-        <w:trPr>
-          <w:trHeight w:val="220"/>
-        </w:trPr>
-        <w:tc>
-          <w:tcPr>
-            <w:tcW w:w="2534" w:type="dxa"/>
+            <w:shd w:val="clear" w:color="auto" w:fill="FFFFFF" w:themeFill="background1"/>
+            <w:tcMar/>
+          </w:tcPr>
+          <w:p>
+            <w:pPr>
+              <w:rPr>
+                <w:rFonts w:eastAsia="Calibri"/>
+                <w:bCs/>
+                <w:color w:val="000000" w:themeColor="text1"/>
+                <w:sz w:val="20"/>
+                <w:szCs w:val="20"/>
+              </w:rPr>
+            </w:pPr>
+          </w:p>
+        </w:tc>
+      </w:tr>
+      <w:tr>
+        <w:trPr>
+          <w:trHeight w:val="220"/>
+        </w:trPr>
+        <w:tc>
+          <w:tcPr>
+            <w:tcW w:w="2292" w:type="dxa"/>
             <w:gridSpan w:val="2"/>
             <w:shd w:val="clear" w:color="auto" w:fill="FBE5D5"/>
+            <w:tcMar/>
           </w:tcPr>
           <w:p>
             <w:pPr>
@@ -10277,58 +10403,62 @@
         </w:tc>
         <w:tc>
           <w:tcPr>
-            <w:tcW w:w="6930" w:type="dxa"/>
+            <w:tcW w:w="7202" w:type="dxa"/>
             <w:gridSpan w:val="4"/>
             <w:tcBorders>
-              <w:right w:val="single" w:sz="4" w:space="0" w:color="auto"/>
+              <w:right w:val="single" w:color="auto" w:sz="4" w:space="0"/>
             </w:tcBorders>
-            <w:shd w:val="clear" w:color="auto" w:fill="FFFFFF"/>
-          </w:tcPr>
-          <w:p>
-            <w:pPr>
-              <w:rPr>
-                <w:rFonts w:eastAsia="Calibri"/>
-                <w:bCs/>
-                <w:color w:val="000000" w:themeColor="text1"/>
-                <w:sz w:val="20"/>
-                <w:szCs w:val="20"/>
-              </w:rPr>
-            </w:pPr>
-            <w:r>
-              <w:t>¿Qué se busca con la técnica del aplazamiento?</w:t>
-            </w:r>
-          </w:p>
-        </w:tc>
-        <w:tc>
-          <w:tcPr>
-            <w:tcW w:w="690" w:type="dxa"/>
+            <w:shd w:val="clear" w:color="auto" w:fill="FFFFFF" w:themeFill="background1"/>
+            <w:tcMar/>
+          </w:tcPr>
+          <w:p>
+            <w:pPr>
+              <w:pStyle w:val="Normal"/>
+            </w:pPr>
+            <w:r>
+              <w:rPr>
+                <w:rFonts w:ascii="Arial" w:hAnsi="Arial" w:eastAsia="Arial" w:cs="Arial"/>
+                <w:noProof w:val="0"/>
+                <w:sz w:val="22"/>
+                <w:szCs w:val="22"/>
+                <w:lang w:val="es-419"/>
+              </w:rPr>
+              <w:t>Cambiar de tema sin aviso.</w:t>
+            </w:r>
+          </w:p>
+        </w:tc>
+        <w:tc>
+          <w:tcPr>
+            <w:tcW w:w="659" w:type="dxa"/>
             <w:gridSpan w:val="2"/>
             <w:tcBorders>
-              <w:left w:val="single" w:sz="4" w:space="0" w:color="auto"/>
+              <w:left w:val="single" w:color="auto" w:sz="4" w:space="0"/>
             </w:tcBorders>
-            <w:shd w:val="clear" w:color="auto" w:fill="FFFFFF"/>
-          </w:tcPr>
-          <w:p>
-            <w:pPr>
-              <w:rPr>
-                <w:rFonts w:eastAsia="Calibri"/>
-                <w:bCs/>
-                <w:color w:val="000000" w:themeColor="text1"/>
-                <w:sz w:val="20"/>
-                <w:szCs w:val="20"/>
-              </w:rPr>
-            </w:pPr>
-          </w:p>
-        </w:tc>
-      </w:tr>
-      <w:tr>
-        <w:trPr>
-          <w:trHeight w:val="220"/>
-        </w:trPr>
-        <w:tc>
-          <w:tcPr>
-            <w:tcW w:w="2534" w:type="dxa"/>
-            <w:gridSpan w:val="2"/>
+            <w:shd w:val="clear" w:color="auto" w:fill="FFFFFF" w:themeFill="background1"/>
+            <w:tcMar/>
+          </w:tcPr>
+          <w:p>
+            <w:pPr>
+              <w:rPr>
+                <w:rFonts w:eastAsia="Calibri"/>
+                <w:bCs/>
+                <w:color w:val="000000" w:themeColor="text1"/>
+                <w:sz w:val="20"/>
+                <w:szCs w:val="20"/>
+              </w:rPr>
+            </w:pPr>
+          </w:p>
+        </w:tc>
+      </w:tr>
+      <w:tr>
+        <w:trPr>
+          <w:trHeight w:val="220"/>
+        </w:trPr>
+        <w:tc>
+          <w:tcPr>
+            <w:tcW w:w="2292" w:type="dxa"/>
+            <w:gridSpan w:val="2"/>
+            <w:tcMar/>
           </w:tcPr>
           <w:p>
             <w:pPr>
@@ -10351,9 +10481,10 @@
         </w:tc>
         <w:tc>
           <w:tcPr>
-            <w:tcW w:w="7620" w:type="dxa"/>
+            <w:tcW w:w="7861" w:type="dxa"/>
             <w:gridSpan w:val="6"/>
-            <w:shd w:val="clear" w:color="auto" w:fill="FFFFFF"/>
+            <w:shd w:val="clear" w:color="auto" w:fill="FFFFFF" w:themeFill="background1"/>
+            <w:tcMar/>
           </w:tcPr>
           <w:p>
             <w:pPr>
@@ -10382,9 +10513,10 @@
         </w:trPr>
         <w:tc>
           <w:tcPr>
-            <w:tcW w:w="2534" w:type="dxa"/>
+            <w:tcW w:w="2292" w:type="dxa"/>
             <w:gridSpan w:val="2"/>
             <w:shd w:val="clear" w:color="auto" w:fill="FBE5D5"/>
+            <w:tcMar/>
           </w:tcPr>
           <w:p>
             <w:pPr>
@@ -10407,12 +10539,13 @@
         </w:tc>
         <w:tc>
           <w:tcPr>
-            <w:tcW w:w="7620" w:type="dxa"/>
+            <w:tcW w:w="7861" w:type="dxa"/>
             <w:gridSpan w:val="6"/>
             <w:tcBorders>
-              <w:bottom w:val="single" w:sz="4" w:space="0" w:color="auto"/>
+              <w:bottom w:val="single" w:color="auto" w:sz="4" w:space="0"/>
             </w:tcBorders>
-            <w:shd w:val="clear" w:color="auto" w:fill="FFFFFF"/>
+            <w:shd w:val="clear" w:color="auto" w:fill="FFFFFF" w:themeFill="background1"/>
+            <w:tcMar/>
           </w:tcPr>
           <w:p>
             <w:pPr>
@@ -10441,8 +10574,9 @@
         </w:trPr>
         <w:tc>
           <w:tcPr>
-            <w:tcW w:w="2534" w:type="dxa"/>
-            <w:gridSpan w:val="2"/>
+            <w:tcW w:w="2292" w:type="dxa"/>
+            <w:gridSpan w:val="2"/>
+            <w:tcMar/>
           </w:tcPr>
           <w:p>
             <w:pPr>
@@ -10484,13 +10618,14 @@
         </w:tc>
         <w:tc>
           <w:tcPr>
-            <w:tcW w:w="7020" w:type="dxa"/>
+            <w:tcW w:w="7292" w:type="dxa"/>
             <w:gridSpan w:val="5"/>
             <w:tcBorders>
-              <w:top w:val="single" w:sz="4" w:space="0" w:color="auto"/>
-              <w:right w:val="single" w:sz="4" w:space="0" w:color="auto"/>
+              <w:top w:val="single" w:color="auto" w:sz="4" w:space="0"/>
+              <w:right w:val="single" w:color="auto" w:sz="4" w:space="0"/>
             </w:tcBorders>
-            <w:shd w:val="clear" w:color="auto" w:fill="FFFFFF"/>
+            <w:shd w:val="clear" w:color="auto" w:fill="FFFFFF" w:themeFill="background1"/>
+            <w:tcMar/>
           </w:tcPr>
           <w:p>
             <w:pPr>
@@ -10509,12 +10644,13 @@
         </w:tc>
         <w:tc>
           <w:tcPr>
-            <w:tcW w:w="600" w:type="dxa"/>
+            <w:tcW w:w="569" w:type="dxa"/>
             <w:tcBorders>
-              <w:top w:val="single" w:sz="4" w:space="0" w:color="auto"/>
-              <w:left w:val="single" w:sz="4" w:space="0" w:color="auto"/>
+              <w:top w:val="single" w:color="auto" w:sz="4" w:space="0"/>
+              <w:left w:val="single" w:color="auto" w:sz="4" w:space="0"/>
             </w:tcBorders>
-            <w:shd w:val="clear" w:color="auto" w:fill="FFFFFF"/>
+            <w:shd w:val="clear" w:color="auto" w:fill="FFFFFF" w:themeFill="background1"/>
+            <w:tcMar/>
           </w:tcPr>
           <w:p>
             <w:pPr>
@@ -10536,9 +10672,10 @@
         </w:trPr>
         <w:tc>
           <w:tcPr>
-            <w:tcW w:w="2534" w:type="dxa"/>
+            <w:tcW w:w="2292" w:type="dxa"/>
             <w:gridSpan w:val="2"/>
             <w:shd w:val="clear" w:color="auto" w:fill="FBE5D5"/>
+            <w:tcMar/>
           </w:tcPr>
           <w:p>
             <w:pPr>
@@ -10561,12 +10698,13 @@
         </w:tc>
         <w:tc>
           <w:tcPr>
-            <w:tcW w:w="7020" w:type="dxa"/>
+            <w:tcW w:w="7292" w:type="dxa"/>
             <w:gridSpan w:val="5"/>
             <w:tcBorders>
-              <w:right w:val="single" w:sz="4" w:space="0" w:color="auto"/>
+              <w:right w:val="single" w:color="auto" w:sz="4" w:space="0"/>
             </w:tcBorders>
-            <w:shd w:val="clear" w:color="auto" w:fill="FFFFFF"/>
+            <w:shd w:val="clear" w:color="auto" w:fill="FFFFFF" w:themeFill="background1"/>
+            <w:tcMar/>
           </w:tcPr>
           <w:p>
             <w:pPr>
@@ -10586,11 +10724,12 @@
         </w:tc>
         <w:tc>
           <w:tcPr>
-            <w:tcW w:w="600" w:type="dxa"/>
+            <w:tcW w:w="569" w:type="dxa"/>
             <w:tcBorders>
-              <w:left w:val="single" w:sz="4" w:space="0" w:color="auto"/>
+              <w:left w:val="single" w:color="auto" w:sz="4" w:space="0"/>
             </w:tcBorders>
-            <w:shd w:val="clear" w:color="auto" w:fill="FFFFFF"/>
+            <w:shd w:val="clear" w:color="auto" w:fill="FFFFFF" w:themeFill="background1"/>
+            <w:tcMar/>
           </w:tcPr>
           <w:p>
             <w:pPr>
@@ -10612,8 +10751,9 @@
         </w:trPr>
         <w:tc>
           <w:tcPr>
-            <w:tcW w:w="2534" w:type="dxa"/>
-            <w:gridSpan w:val="2"/>
+            <w:tcW w:w="2292" w:type="dxa"/>
+            <w:gridSpan w:val="2"/>
+            <w:tcMar/>
           </w:tcPr>
           <w:p>
             <w:pPr>
@@ -10636,12 +10776,13 @@
         </w:tc>
         <w:tc>
           <w:tcPr>
-            <w:tcW w:w="7020" w:type="dxa"/>
+            <w:tcW w:w="7292" w:type="dxa"/>
             <w:gridSpan w:val="5"/>
             <w:tcBorders>
-              <w:right w:val="single" w:sz="4" w:space="0" w:color="auto"/>
+              <w:right w:val="single" w:color="auto" w:sz="4" w:space="0"/>
             </w:tcBorders>
-            <w:shd w:val="clear" w:color="auto" w:fill="FFFFFF"/>
+            <w:shd w:val="clear" w:color="auto" w:fill="FFFFFF" w:themeFill="background1"/>
+            <w:tcMar/>
           </w:tcPr>
           <w:p>
             <w:pPr>
@@ -10660,11 +10801,12 @@
         </w:tc>
         <w:tc>
           <w:tcPr>
-            <w:tcW w:w="600" w:type="dxa"/>
+            <w:tcW w:w="569" w:type="dxa"/>
             <w:tcBorders>
-              <w:left w:val="single" w:sz="4" w:space="0" w:color="auto"/>
+              <w:left w:val="single" w:color="auto" w:sz="4" w:space="0"/>
             </w:tcBorders>
-            <w:shd w:val="clear" w:color="auto" w:fill="FFFFFF"/>
+            <w:shd w:val="clear" w:color="auto" w:fill="FFFFFF" w:themeFill="background1"/>
+            <w:tcMar/>
           </w:tcPr>
           <w:p>
             <w:pPr>
@@ -10697,9 +10839,10 @@
         </w:trPr>
         <w:tc>
           <w:tcPr>
-            <w:tcW w:w="2534" w:type="dxa"/>
+            <w:tcW w:w="2292" w:type="dxa"/>
             <w:gridSpan w:val="2"/>
             <w:shd w:val="clear" w:color="auto" w:fill="FBE5D5"/>
+            <w:tcMar/>
           </w:tcPr>
           <w:p>
             <w:pPr>
@@ -10722,12 +10865,13 @@
         </w:tc>
         <w:tc>
           <w:tcPr>
-            <w:tcW w:w="7020" w:type="dxa"/>
+            <w:tcW w:w="7292" w:type="dxa"/>
             <w:gridSpan w:val="5"/>
             <w:tcBorders>
-              <w:right w:val="single" w:sz="4" w:space="0" w:color="auto"/>
+              <w:right w:val="single" w:color="auto" w:sz="4" w:space="0"/>
             </w:tcBorders>
-            <w:shd w:val="clear" w:color="auto" w:fill="FFFFFF"/>
+            <w:shd w:val="clear" w:color="auto" w:fill="FFFFFF" w:themeFill="background1"/>
+            <w:tcMar/>
           </w:tcPr>
           <w:p>
             <w:pPr>
@@ -10747,11 +10891,12 @@
         </w:tc>
         <w:tc>
           <w:tcPr>
-            <w:tcW w:w="600" w:type="dxa"/>
+            <w:tcW w:w="569" w:type="dxa"/>
             <w:tcBorders>
-              <w:left w:val="single" w:sz="4" w:space="0" w:color="auto"/>
+              <w:left w:val="single" w:color="auto" w:sz="4" w:space="0"/>
             </w:tcBorders>
-            <w:shd w:val="clear" w:color="auto" w:fill="FFFFFF"/>
+            <w:shd w:val="clear" w:color="auto" w:fill="FFFFFF" w:themeFill="background1"/>
+            <w:tcMar/>
           </w:tcPr>
           <w:p>
             <w:pPr>
@@ -10773,8 +10918,9 @@
         </w:trPr>
         <w:tc>
           <w:tcPr>
-            <w:tcW w:w="2534" w:type="dxa"/>
-            <w:gridSpan w:val="2"/>
+            <w:tcW w:w="2292" w:type="dxa"/>
+            <w:gridSpan w:val="2"/>
+            <w:tcMar/>
           </w:tcPr>
           <w:p>
             <w:pPr>
@@ -10797,12 +10943,13 @@
         </w:tc>
         <w:tc>
           <w:tcPr>
-            <w:tcW w:w="7020" w:type="dxa"/>
+            <w:tcW w:w="7292" w:type="dxa"/>
             <w:gridSpan w:val="5"/>
             <w:tcBorders>
-              <w:right w:val="single" w:sz="4" w:space="0" w:color="auto"/>
+              <w:right w:val="single" w:color="auto" w:sz="4" w:space="0"/>
             </w:tcBorders>
-            <w:shd w:val="clear" w:color="auto" w:fill="FFFFFF"/>
+            <w:shd w:val="clear" w:color="auto" w:fill="FFFFFF" w:themeFill="background1"/>
+            <w:tcMar/>
           </w:tcPr>
           <w:p>
             <w:pPr>
@@ -10822,11 +10969,12 @@
         </w:tc>
         <w:tc>
           <w:tcPr>
-            <w:tcW w:w="600" w:type="dxa"/>
+            <w:tcW w:w="569" w:type="dxa"/>
             <w:tcBorders>
-              <w:left w:val="single" w:sz="4" w:space="0" w:color="auto"/>
+              <w:left w:val="single" w:color="auto" w:sz="4" w:space="0"/>
             </w:tcBorders>
-            <w:shd w:val="clear" w:color="auto" w:fill="FFFFFF"/>
+            <w:shd w:val="clear" w:color="auto" w:fill="FFFFFF" w:themeFill="background1"/>
+            <w:tcMar/>
           </w:tcPr>
           <w:p>
             <w:pPr>
@@ -10848,9 +10996,10 @@
         </w:trPr>
         <w:tc>
           <w:tcPr>
-            <w:tcW w:w="2534" w:type="dxa"/>
+            <w:tcW w:w="2292" w:type="dxa"/>
             <w:gridSpan w:val="2"/>
             <w:shd w:val="clear" w:color="auto" w:fill="FBE5D5"/>
+            <w:tcMar/>
           </w:tcPr>
           <w:p>
             <w:pPr>
@@ -10873,9 +11022,10 @@
         </w:tc>
         <w:tc>
           <w:tcPr>
-            <w:tcW w:w="7620" w:type="dxa"/>
+            <w:tcW w:w="7861" w:type="dxa"/>
             <w:gridSpan w:val="6"/>
-            <w:shd w:val="clear" w:color="auto" w:fill="FFFFFF"/>
+            <w:shd w:val="clear" w:color="auto" w:fill="FFFFFF" w:themeFill="background1"/>
+            <w:tcMar/>
           </w:tcPr>
           <w:p>
             <w:pPr>
@@ -10906,8 +11056,9 @@
         </w:trPr>
         <w:tc>
           <w:tcPr>
-            <w:tcW w:w="2534" w:type="dxa"/>
-            <w:gridSpan w:val="2"/>
+            <w:tcW w:w="2292" w:type="dxa"/>
+            <w:gridSpan w:val="2"/>
+            <w:tcMar/>
           </w:tcPr>
           <w:p>
             <w:pPr>
@@ -10930,9 +11081,10 @@
         </w:tc>
         <w:tc>
           <w:tcPr>
-            <w:tcW w:w="7620" w:type="dxa"/>
+            <w:tcW w:w="7861" w:type="dxa"/>
             <w:gridSpan w:val="6"/>
-            <w:shd w:val="clear" w:color="auto" w:fill="FFFFFF"/>
+            <w:shd w:val="clear" w:color="auto" w:fill="FFFFFF" w:themeFill="background1"/>
+            <w:tcMar/>
           </w:tcPr>
           <w:p>
             <w:pPr>
@@ -10964,12 +11116,12 @@
         <w:tblW w:w="10154" w:type="dxa"/>
         <w:tblInd w:w="-680" w:type="dxa"/>
         <w:tblBorders>
-          <w:top w:val="single" w:sz="4" w:space="0" w:color="F4B083"/>
-          <w:left w:val="single" w:sz="4" w:space="0" w:color="F4B083"/>
-          <w:bottom w:val="single" w:sz="4" w:space="0" w:color="F4B083"/>
-          <w:right w:val="single" w:sz="4" w:space="0" w:color="F4B083"/>
-          <w:insideH w:val="single" w:sz="4" w:space="0" w:color="F4B083"/>
-          <w:insideV w:val="single" w:sz="4" w:space="0" w:color="F4B083"/>
+          <w:top w:val="single" w:color="F4B083" w:sz="4" w:space="0"/>
+          <w:left w:val="single" w:color="F4B083" w:sz="4" w:space="0"/>
+          <w:bottom w:val="single" w:color="F4B083" w:sz="4" w:space="0"/>
+          <w:right w:val="single" w:color="F4B083" w:sz="4" w:space="0"/>
+          <w:insideH w:val="single" w:color="F4B083" w:sz="4" w:space="0"/>
+          <w:insideV w:val="single" w:color="F4B083" w:sz="4" w:space="0"/>
         </w:tblBorders>
         <w:tblLayout w:type="fixed"/>
         <w:tblLook w:val="04A0" w:firstRow="1" w:lastRow="0" w:firstColumn="1" w:lastColumn="0" w:noHBand="0" w:noVBand="1"/>
@@ -11116,15 +11268,7 @@
                 <w:rFonts w:eastAsia="Calibri"/>
                 <w:color w:val="000000" w:themeColor="text1"/>
               </w:rPr>
-              <w:t xml:space="preserve">Mensaje cuando el porcentaje de </w:t>
-            </w:r>
-            <w:r>
-              <w:rPr>
-                <w:rFonts w:eastAsia="Calibri"/>
-                <w:color w:val="000000" w:themeColor="text1"/>
-              </w:rPr>
-              <w:lastRenderedPageBreak/>
-              <w:t>respuestas correctas es inferior al 70%</w:t>
+              <w:t>Mensaje cuando el porcentaje de respuestas correctas es inferior al 70%</w:t>
             </w:r>
           </w:p>
         </w:tc>
@@ -11160,7 +11304,6 @@
                 <w:i/>
                 <w:color w:val="000000" w:themeColor="text1"/>
               </w:rPr>
-              <w:lastRenderedPageBreak/>
               <w:t>Le recomendamos volver a revisar el componente formativo e intentar nuevamente la actividad didáctica.</w:t>
             </w:r>
           </w:p>
@@ -11194,8 +11337,8 @@
       </w:pPr>
     </w:p>
     <w:sectPr>
-      <w:headerReference w:type="default" r:id="rId8"/>
-      <w:pgSz w:w="11909" w:h="16834"/>
+      <w:headerReference w:type="default" r:id="rId11"/>
+      <w:pgSz w:w="11909" w:h="16834" w:orient="portrait"/>
       <w:pgMar w:top="1440" w:right="1440" w:bottom="1440" w:left="1440" w:header="720" w:footer="720" w:gutter="0"/>
       <w:pgNumType w:start="1"/>
       <w:cols w:space="720"/>
@@ -11255,7 +11398,7 @@
 </file>
 
 <file path=word/header1.xml><?xml version="1.0" encoding="utf-8"?>
-<w:hdr xmlns:wpc="http://schemas.microsoft.com/office/word/2010/wordprocessingCanvas" xmlns:cx="http://schemas.microsoft.com/office/drawing/2014/chartex" xmlns:cx1="http://schemas.microsoft.com/office/drawing/2015/9/8/chartex" xmlns:cx2="http://schemas.microsoft.com/office/drawing/2015/10/21/chartex" xmlns:cx3="http://schemas.microsoft.com/office/drawing/2016/5/9/chartex" xmlns:cx4="http://schemas.microsoft.com/office/drawing/2016/5/10/chartex" xmlns:cx5="http://schemas.microsoft.com/office/drawing/2016/5/11/chartex" xmlns:cx6="http://schemas.microsoft.com/office/drawing/2016/5/12/chartex" xmlns:cx7="http://schemas.microsoft.com/office/drawing/2016/5/13/chartex" xmlns:cx8="http://schemas.microsoft.com/office/drawing/2016/5/14/chartex" xmlns:mc="http://schemas.openxmlformats.org/markup-compatibility/2006" xmlns:aink="http://schemas.microsoft.com/office/drawing/2016/ink" xmlns:am3d="http://schemas.microsoft.com/office/drawing/2017/model3d" xmlns:o="urn:schemas-microsoft-com:office:office" xmlns:oel="http://schemas.microsoft.com/office/2019/extlst" xmlns:r="http://schemas.openxmlformats.org/officeDocument/2006/relationships" xmlns:m="http://schemas.openxmlformats.org/officeDocument/2006/math" xmlns:v="urn:schemas-microsoft-com:vml" xmlns:wp14="http://schemas.microsoft.com/office/word/2010/wordprocessingDrawing" xmlns:wp="http://schemas.openxmlformats.org/drawingml/2006/wordprocessingDrawing" xmlns:w10="urn:schemas-microsoft-com:office:word" xmlns:w="http://schemas.openxmlformats.org/wordprocessingml/2006/main" xmlns:w14="http://schemas.microsoft.com/office/word/2010/wordml" xmlns:w15="http://schemas.microsoft.com/office/word/2012/wordml" xmlns:w16cex="http://schemas.microsoft.com/office/word/2018/wordml/cex" xmlns:w16cid="http://schemas.microsoft.com/office/word/2016/wordml/cid" xmlns:w16="http://schemas.microsoft.com/office/word/2018/wordml" xmlns:w16du="http://schemas.microsoft.com/office/word/2023/wordml/word16du" xmlns:w16sdtdh="http://schemas.microsoft.com/office/word/2020/wordml/sdtdatahash" xmlns:w16sdtfl="http://schemas.microsoft.com/office/word/2024/wordml/sdtformatlock" xmlns:w16se="http://schemas.microsoft.com/office/word/2015/wordml/symex" xmlns:wpg="http://schemas.microsoft.com/office/word/2010/wordprocessingGroup" xmlns:wpi="http://schemas.microsoft.com/office/word/2010/wordprocessingInk" xmlns:wne="http://schemas.microsoft.com/office/word/2006/wordml" xmlns:wps="http://schemas.microsoft.com/office/word/2010/wordprocessingShape" mc:Ignorable="w14 w15 w16se w16cid w16 w16cex w16sdtdh w16sdtfl w16du wp14">
+<w:hdr xmlns:wpc="http://schemas.microsoft.com/office/word/2010/wordprocessingCanvas" xmlns:cx="http://schemas.microsoft.com/office/drawing/2014/chartex" xmlns:cx1="http://schemas.microsoft.com/office/drawing/2015/9/8/chartex" xmlns:cx2="http://schemas.microsoft.com/office/drawing/2015/10/21/chartex" xmlns:cx3="http://schemas.microsoft.com/office/drawing/2016/5/9/chartex" xmlns:cx4="http://schemas.microsoft.com/office/drawing/2016/5/10/chartex" xmlns:cx5="http://schemas.microsoft.com/office/drawing/2016/5/11/chartex" xmlns:cx6="http://schemas.microsoft.com/office/drawing/2016/5/12/chartex" xmlns:cx7="http://schemas.microsoft.com/office/drawing/2016/5/13/chartex" xmlns:cx8="http://schemas.microsoft.com/office/drawing/2016/5/14/chartex" xmlns:mc="http://schemas.openxmlformats.org/markup-compatibility/2006" xmlns:aink="http://schemas.microsoft.com/office/drawing/2016/ink" xmlns:am3d="http://schemas.microsoft.com/office/drawing/2017/model3d" xmlns:o="urn:schemas-microsoft-com:office:office" xmlns:oel="http://schemas.microsoft.com/office/2019/extlst" xmlns:r="http://schemas.openxmlformats.org/officeDocument/2006/relationships" xmlns:m="http://schemas.openxmlformats.org/officeDocument/2006/math" xmlns:v="urn:schemas-microsoft-com:vml" xmlns:wp14="http://schemas.microsoft.com/office/word/2010/wordprocessingDrawing" xmlns:wp="http://schemas.openxmlformats.org/drawingml/2006/wordprocessingDrawing" xmlns:w10="urn:schemas-microsoft-com:office:word" xmlns:w="http://schemas.openxmlformats.org/wordprocessingml/2006/main" xmlns:w14="http://schemas.microsoft.com/office/word/2010/wordml" xmlns:w15="http://schemas.microsoft.com/office/word/2012/wordml" xmlns:w16cex="http://schemas.microsoft.com/office/word/2018/wordml/cex" xmlns:w16cid="http://schemas.microsoft.com/office/word/2016/wordml/cid" xmlns:w16="http://schemas.microsoft.com/office/word/2018/wordml" xmlns:w16du="http://schemas.microsoft.com/office/word/2023/wordml/word16du" xmlns:w16sdtdh="http://schemas.microsoft.com/office/word/2020/wordml/sdtdatahash" xmlns:w16sdtfl="http://schemas.microsoft.com/office/word/2024/wordml/sdtformatlock" xmlns:w16se="http://schemas.microsoft.com/office/word/2015/wordml/symex" xmlns:wpg="http://schemas.microsoft.com/office/word/2010/wordprocessingGroup" xmlns:wpi="http://schemas.microsoft.com/office/word/2010/wordprocessingInk" xmlns:wne="http://schemas.microsoft.com/office/word/2006/wordml" xmlns:wps="http://schemas.microsoft.com/office/word/2010/wordprocessingShape" xmlns:a="http://schemas.openxmlformats.org/drawingml/2006/main" xmlns:pic="http://schemas.openxmlformats.org/drawingml/2006/picture" mc:Ignorable="w14 w15 w16se w16cid w16 w16cex w16sdtdh w16sdtfl w16du wp14">
   <w:p>
     <w:pPr>
       <w:pBdr>
@@ -11404,9 +11547,9 @@
             </wp:anchor>
           </w:drawing>
         </mc:Choice>
-        <mc:Fallback>
+        <mc:Fallback xmlns:pic="http://schemas.openxmlformats.org/drawingml/2006/picture" xmlns:a="http://schemas.openxmlformats.org/drawingml/2006/main">
           <w:pict>
-            <v:rect w14:anchorId="29C177D3" id="Rectangle 1" o:spid="_x0000_s1026" style="position:absolute;margin-left:-54pt;margin-top:-14.4pt;width:460.5pt;height:112.3pt;z-index:251659264;visibility:visible;mso-wrap-style:square;mso-wrap-distance-left:9pt;mso-wrap-distance-top:3.6pt;mso-wrap-distance-right:9pt;mso-wrap-distance-bottom:3.6pt;mso-position-horizontal:absolute;mso-position-horizontal-relative:text;mso-position-vertical:absolute;mso-position-vertical-relative:text;v-text-anchor:top" o:gfxdata="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" filled="f" stroked="f">
+            <v:rect id="Rectangle 1" style="position:absolute;margin-left:-54pt;margin-top:-14.4pt;width:460.5pt;height:112.3pt;z-index:251659264;visibility:visible;mso-wrap-style:square;mso-wrap-distance-left:9pt;mso-wrap-distance-top:3.6pt;mso-wrap-distance-right:9pt;mso-wrap-distance-bottom:3.6pt;mso-position-horizontal:absolute;mso-position-horizontal-relative:text;mso-position-vertical:absolute;mso-position-vertical-relative:text;v-text-anchor:top" o:spid="_x0000_s1026" filled="f" stroked="f" w14:anchorId="29C177D3" o:gfxdata="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">
               <v:textbox inset="2.53958mm,1.2694mm,2.53958mm,1.2694mm">
                 <w:txbxContent>
                   <w:p>
@@ -11468,7 +11611,7 @@
         <w:ind w:left="1080" w:hanging="360"/>
       </w:pPr>
       <w:rPr>
-        <w:rFonts w:ascii="Noto Sans Symbols" w:eastAsia="Noto Sans Symbols" w:hAnsi="Noto Sans Symbols" w:cs="Noto Sans Symbols"/>
+        <w:rFonts w:ascii="Noto Sans Symbols" w:hAnsi="Noto Sans Symbols" w:eastAsia="Noto Sans Symbols" w:cs="Noto Sans Symbols"/>
       </w:rPr>
     </w:lvl>
     <w:lvl w:ilvl="1">
@@ -11480,7 +11623,7 @@
         <w:ind w:left="1800" w:hanging="360"/>
       </w:pPr>
       <w:rPr>
-        <w:rFonts w:ascii="Courier New" w:eastAsia="Courier New" w:hAnsi="Courier New" w:cs="Courier New"/>
+        <w:rFonts w:ascii="Courier New" w:hAnsi="Courier New" w:eastAsia="Courier New" w:cs="Courier New"/>
       </w:rPr>
     </w:lvl>
     <w:lvl w:ilvl="2">
@@ -11492,7 +11635,7 @@
         <w:ind w:left="2520" w:hanging="360"/>
       </w:pPr>
       <w:rPr>
-        <w:rFonts w:ascii="Noto Sans Symbols" w:eastAsia="Noto Sans Symbols" w:hAnsi="Noto Sans Symbols" w:cs="Noto Sans Symbols"/>
+        <w:rFonts w:ascii="Noto Sans Symbols" w:hAnsi="Noto Sans Symbols" w:eastAsia="Noto Sans Symbols" w:cs="Noto Sans Symbols"/>
       </w:rPr>
     </w:lvl>
     <w:lvl w:ilvl="3">
@@ -11504,7 +11647,7 @@
         <w:ind w:left="3240" w:hanging="360"/>
       </w:pPr>
       <w:rPr>
-        <w:rFonts w:ascii="Noto Sans Symbols" w:eastAsia="Noto Sans Symbols" w:hAnsi="Noto Sans Symbols" w:cs="Noto Sans Symbols"/>
+        <w:rFonts w:ascii="Noto Sans Symbols" w:hAnsi="Noto Sans Symbols" w:eastAsia="Noto Sans Symbols" w:cs="Noto Sans Symbols"/>
       </w:rPr>
     </w:lvl>
     <w:lvl w:ilvl="4">
@@ -11516,7 +11659,7 @@
         <w:ind w:left="3960" w:hanging="360"/>
       </w:pPr>
       <w:rPr>
-        <w:rFonts w:ascii="Courier New" w:eastAsia="Courier New" w:hAnsi="Courier New" w:cs="Courier New"/>
+        <w:rFonts w:ascii="Courier New" w:hAnsi="Courier New" w:eastAsia="Courier New" w:cs="Courier New"/>
       </w:rPr>
     </w:lvl>
     <w:lvl w:ilvl="5">
@@ -11528,7 +11671,7 @@
         <w:ind w:left="4680" w:hanging="360"/>
       </w:pPr>
       <w:rPr>
-        <w:rFonts w:ascii="Noto Sans Symbols" w:eastAsia="Noto Sans Symbols" w:hAnsi="Noto Sans Symbols" w:cs="Noto Sans Symbols"/>
+        <w:rFonts w:ascii="Noto Sans Symbols" w:hAnsi="Noto Sans Symbols" w:eastAsia="Noto Sans Symbols" w:cs="Noto Sans Symbols"/>
       </w:rPr>
     </w:lvl>
     <w:lvl w:ilvl="6">
@@ -11540,7 +11683,7 @@
         <w:ind w:left="5400" w:hanging="360"/>
       </w:pPr>
       <w:rPr>
-        <w:rFonts w:ascii="Noto Sans Symbols" w:eastAsia="Noto Sans Symbols" w:hAnsi="Noto Sans Symbols" w:cs="Noto Sans Symbols"/>
+        <w:rFonts w:ascii="Noto Sans Symbols" w:hAnsi="Noto Sans Symbols" w:eastAsia="Noto Sans Symbols" w:cs="Noto Sans Symbols"/>
       </w:rPr>
     </w:lvl>
     <w:lvl w:ilvl="7">
@@ -11552,7 +11695,7 @@
         <w:ind w:left="6120" w:hanging="360"/>
       </w:pPr>
       <w:rPr>
-        <w:rFonts w:ascii="Courier New" w:eastAsia="Courier New" w:hAnsi="Courier New" w:cs="Courier New"/>
+        <w:rFonts w:ascii="Courier New" w:hAnsi="Courier New" w:eastAsia="Courier New" w:cs="Courier New"/>
       </w:rPr>
     </w:lvl>
     <w:lvl w:ilvl="8">
@@ -11564,7 +11707,7 @@
         <w:ind w:left="6840" w:hanging="360"/>
       </w:pPr>
       <w:rPr>
-        <w:rFonts w:ascii="Noto Sans Symbols" w:eastAsia="Noto Sans Symbols" w:hAnsi="Noto Sans Symbols" w:cs="Noto Sans Symbols"/>
+        <w:rFonts w:ascii="Noto Sans Symbols" w:hAnsi="Noto Sans Symbols" w:eastAsia="Noto Sans Symbols" w:cs="Noto Sans Symbols"/>
       </w:rPr>
     </w:lvl>
   </w:abstractNum>
@@ -11579,7 +11722,7 @@
   <w:docDefaults>
     <w:rPrDefault>
       <w:rPr>
-        <w:rFonts w:ascii="Arial" w:eastAsia="Arial" w:hAnsi="Arial" w:cs="Arial"/>
+        <w:rFonts w:ascii="Arial" w:hAnsi="Arial" w:eastAsia="Arial" w:cs="Arial"/>
         <w:sz w:val="22"/>
         <w:szCs w:val="22"/>
         <w:lang w:val="es-419" w:eastAsia="es-MX" w:bidi="ar-SA"/>
@@ -11594,14 +11737,14 @@
   <w:latentStyles w:defLockedState="0" w:defUIPriority="99" w:defSemiHidden="0" w:defUnhideWhenUsed="0" w:defQFormat="0" w:count="376">
     <w:lsdException w:name="Normal" w:uiPriority="0" w:qFormat="1"/>
     <w:lsdException w:name="heading 1" w:uiPriority="9" w:qFormat="1"/>
-    <w:lsdException w:name="heading 2" w:semiHidden="1" w:uiPriority="9" w:unhideWhenUsed="1" w:qFormat="1"/>
-    <w:lsdException w:name="heading 3" w:semiHidden="1" w:uiPriority="9" w:unhideWhenUsed="1" w:qFormat="1"/>
-    <w:lsdException w:name="heading 4" w:semiHidden="1" w:uiPriority="9" w:unhideWhenUsed="1" w:qFormat="1"/>
-    <w:lsdException w:name="heading 5" w:semiHidden="1" w:uiPriority="9" w:unhideWhenUsed="1" w:qFormat="1"/>
-    <w:lsdException w:name="heading 6" w:semiHidden="1" w:uiPriority="9" w:unhideWhenUsed="1" w:qFormat="1"/>
-    <w:lsdException w:name="heading 7" w:semiHidden="1" w:uiPriority="9" w:unhideWhenUsed="1" w:qFormat="1"/>
-    <w:lsdException w:name="heading 8" w:semiHidden="1" w:uiPriority="9" w:unhideWhenUsed="1" w:qFormat="1"/>
-    <w:lsdException w:name="heading 9" w:semiHidden="1" w:uiPriority="9" w:unhideWhenUsed="1" w:qFormat="1"/>
+    <w:lsdException w:name="heading 2" w:uiPriority="9" w:semiHidden="1" w:unhideWhenUsed="1" w:qFormat="1"/>
+    <w:lsdException w:name="heading 3" w:uiPriority="9" w:semiHidden="1" w:unhideWhenUsed="1" w:qFormat="1"/>
+    <w:lsdException w:name="heading 4" w:uiPriority="9" w:semiHidden="1" w:unhideWhenUsed="1" w:qFormat="1"/>
+    <w:lsdException w:name="heading 5" w:uiPriority="9" w:semiHidden="1" w:unhideWhenUsed="1" w:qFormat="1"/>
+    <w:lsdException w:name="heading 6" w:uiPriority="9" w:semiHidden="1" w:unhideWhenUsed="1" w:qFormat="1"/>
+    <w:lsdException w:name="heading 7" w:uiPriority="9" w:semiHidden="1" w:unhideWhenUsed="1" w:qFormat="1"/>
+    <w:lsdException w:name="heading 8" w:uiPriority="9" w:semiHidden="1" w:unhideWhenUsed="1" w:qFormat="1"/>
+    <w:lsdException w:name="heading 9" w:uiPriority="9" w:semiHidden="1" w:unhideWhenUsed="1" w:qFormat="1"/>
     <w:lsdException w:name="index 1" w:semiHidden="1" w:unhideWhenUsed="1"/>
     <w:lsdException w:name="index 2" w:semiHidden="1" w:unhideWhenUsed="1"/>
     <w:lsdException w:name="index 3" w:semiHidden="1" w:unhideWhenUsed="1"/>
@@ -11611,22 +11754,22 @@
     <w:lsdException w:name="index 7" w:semiHidden="1" w:unhideWhenUsed="1"/>
     <w:lsdException w:name="index 8" w:semiHidden="1" w:unhideWhenUsed="1"/>
     <w:lsdException w:name="index 9" w:semiHidden="1" w:unhideWhenUsed="1"/>
-    <w:lsdException w:name="toc 1" w:semiHidden="1" w:uiPriority="39" w:unhideWhenUsed="1"/>
-    <w:lsdException w:name="toc 2" w:semiHidden="1" w:uiPriority="39" w:unhideWhenUsed="1"/>
-    <w:lsdException w:name="toc 3" w:semiHidden="1" w:uiPriority="39" w:unhideWhenUsed="1"/>
-    <w:lsdException w:name="toc 4" w:semiHidden="1" w:uiPriority="39" w:unhideWhenUsed="1"/>
-    <w:lsdException w:name="toc 5" w:semiHidden="1" w:uiPriority="39" w:unhideWhenUsed="1"/>
-    <w:lsdException w:name="toc 6" w:semiHidden="1" w:uiPriority="39" w:unhideWhenUsed="1"/>
-    <w:lsdException w:name="toc 7" w:semiHidden="1" w:uiPriority="39" w:unhideWhenUsed="1"/>
-    <w:lsdException w:name="toc 8" w:semiHidden="1" w:uiPriority="39" w:unhideWhenUsed="1"/>
-    <w:lsdException w:name="toc 9" w:semiHidden="1" w:uiPriority="39" w:unhideWhenUsed="1"/>
+    <w:lsdException w:name="toc 1" w:uiPriority="39" w:semiHidden="1" w:unhideWhenUsed="1"/>
+    <w:lsdException w:name="toc 2" w:uiPriority="39" w:semiHidden="1" w:unhideWhenUsed="1"/>
+    <w:lsdException w:name="toc 3" w:uiPriority="39" w:semiHidden="1" w:unhideWhenUsed="1"/>
+    <w:lsdException w:name="toc 4" w:uiPriority="39" w:semiHidden="1" w:unhideWhenUsed="1"/>
+    <w:lsdException w:name="toc 5" w:uiPriority="39" w:semiHidden="1" w:unhideWhenUsed="1"/>
+    <w:lsdException w:name="toc 6" w:uiPriority="39" w:semiHidden="1" w:unhideWhenUsed="1"/>
+    <w:lsdException w:name="toc 7" w:uiPriority="39" w:semiHidden="1" w:unhideWhenUsed="1"/>
+    <w:lsdException w:name="toc 8" w:uiPriority="39" w:semiHidden="1" w:unhideWhenUsed="1"/>
+    <w:lsdException w:name="toc 9" w:uiPriority="39" w:semiHidden="1" w:unhideWhenUsed="1"/>
     <w:lsdException w:name="Normal Indent" w:semiHidden="1" w:unhideWhenUsed="1"/>
     <w:lsdException w:name="footnote text" w:semiHidden="1" w:unhideWhenUsed="1"/>
     <w:lsdException w:name="annotation text" w:semiHidden="1" w:unhideWhenUsed="1"/>
     <w:lsdException w:name="header" w:semiHidden="1" w:unhideWhenUsed="1"/>
     <w:lsdException w:name="footer" w:semiHidden="1" w:unhideWhenUsed="1"/>
     <w:lsdException w:name="index heading" w:semiHidden="1" w:unhideWhenUsed="1"/>
-    <w:lsdException w:name="caption" w:semiHidden="1" w:uiPriority="35" w:unhideWhenUsed="1" w:qFormat="1"/>
+    <w:lsdException w:name="caption" w:uiPriority="35" w:semiHidden="1" w:unhideWhenUsed="1" w:qFormat="1"/>
     <w:lsdException w:name="table of figures" w:semiHidden="1" w:unhideWhenUsed="1"/>
     <w:lsdException w:name="envelope address" w:semiHidden="1" w:unhideWhenUsed="1"/>
     <w:lsdException w:name="envelope return" w:semiHidden="1" w:unhideWhenUsed="1"/>
@@ -11657,7 +11800,7 @@
     <w:lsdException w:name="Title" w:uiPriority="10" w:qFormat="1"/>
     <w:lsdException w:name="Closing" w:semiHidden="1" w:unhideWhenUsed="1"/>
     <w:lsdException w:name="Signature" w:semiHidden="1" w:unhideWhenUsed="1"/>
-    <w:lsdException w:name="Default Paragraph Font" w:semiHidden="1" w:uiPriority="1" w:unhideWhenUsed="1"/>
+    <w:lsdException w:name="Default Paragraph Font" w:uiPriority="1" w:semiHidden="1" w:unhideWhenUsed="1"/>
     <w:lsdException w:name="Body Text" w:semiHidden="1" w:unhideWhenUsed="1"/>
     <w:lsdException w:name="Body Text Indent" w:semiHidden="1" w:unhideWhenUsed="1"/>
     <w:lsdException w:name="List Continue" w:semiHidden="1" w:unhideWhenUsed="1"/>
@@ -11857,8 +12000,8 @@
     <w:lsdException w:name="Subtle Reference" w:uiPriority="31" w:qFormat="1"/>
     <w:lsdException w:name="Intense Reference" w:uiPriority="32" w:qFormat="1"/>
     <w:lsdException w:name="Book Title" w:uiPriority="33" w:qFormat="1"/>
-    <w:lsdException w:name="Bibliography" w:semiHidden="1" w:uiPriority="37" w:unhideWhenUsed="1"/>
-    <w:lsdException w:name="TOC Heading" w:semiHidden="1" w:uiPriority="39" w:unhideWhenUsed="1" w:qFormat="1"/>
+    <w:lsdException w:name="Bibliography" w:uiPriority="37" w:semiHidden="1" w:unhideWhenUsed="1"/>
+    <w:lsdException w:name="TOC Heading" w:uiPriority="39" w:semiHidden="1" w:unhideWhenUsed="1" w:qFormat="1"/>
     <w:lsdException w:name="Plain Table 1" w:uiPriority="41"/>
     <w:lsdException w:name="Plain Table 2" w:uiPriority="42"/>
     <w:lsdException w:name="Plain Table 3" w:uiPriority="43"/>
@@ -11969,12 +12112,12 @@
     <w:lsdException w:name="Unresolved Mention" w:semiHidden="1" w:unhideWhenUsed="1"/>
     <w:lsdException w:name="Smart Link" w:semiHidden="1" w:unhideWhenUsed="1"/>
   </w:latentStyles>
-  <w:style w:type="paragraph" w:default="1" w:styleId="Normal">
+  <w:style w:type="paragraph" w:styleId="Normal" w:default="1">
     <w:name w:val="Normal"/>
     <w:qFormat/>
     <w:rsid w:val="0044239B"/>
   </w:style>
-  <w:style w:type="paragraph" w:styleId="Heading1">
+  <w:style w:type="paragraph" w:styleId="Ttulo1">
     <w:name w:val="heading 1"/>
     <w:basedOn w:val="Normal"/>
     <w:next w:val="Normal"/>
@@ -11991,7 +12134,7 @@
       <w:szCs w:val="40"/>
     </w:rPr>
   </w:style>
-  <w:style w:type="paragraph" w:styleId="Heading2">
+  <w:style w:type="paragraph" w:styleId="Ttulo2">
     <w:name w:val="heading 2"/>
     <w:basedOn w:val="Normal"/>
     <w:next w:val="Normal"/>
@@ -12010,7 +12153,7 @@
       <w:szCs w:val="32"/>
     </w:rPr>
   </w:style>
-  <w:style w:type="paragraph" w:styleId="Heading3">
+  <w:style w:type="paragraph" w:styleId="Ttulo3">
     <w:name w:val="heading 3"/>
     <w:basedOn w:val="Normal"/>
     <w:next w:val="Normal"/>
@@ -12030,7 +12173,7 @@
       <w:szCs w:val="28"/>
     </w:rPr>
   </w:style>
-  <w:style w:type="paragraph" w:styleId="Heading4">
+  <w:style w:type="paragraph" w:styleId="Ttulo4">
     <w:name w:val="heading 4"/>
     <w:basedOn w:val="Normal"/>
     <w:next w:val="Normal"/>
@@ -12050,7 +12193,7 @@
       <w:szCs w:val="24"/>
     </w:rPr>
   </w:style>
-  <w:style w:type="paragraph" w:styleId="Heading5">
+  <w:style w:type="paragraph" w:styleId="Ttulo5">
     <w:name w:val="heading 5"/>
     <w:basedOn w:val="Normal"/>
     <w:next w:val="Normal"/>
@@ -12068,7 +12211,7 @@
       <w:color w:val="666666"/>
     </w:rPr>
   </w:style>
-  <w:style w:type="paragraph" w:styleId="Heading6">
+  <w:style w:type="paragraph" w:styleId="Ttulo6">
     <w:name w:val="heading 6"/>
     <w:basedOn w:val="Normal"/>
     <w:next w:val="Normal"/>
@@ -12087,12 +12230,13 @@
       <w:color w:val="666666"/>
     </w:rPr>
   </w:style>
-  <w:style w:type="character" w:default="1" w:styleId="DefaultParagraphFont">
+  <w:style w:type="character" w:styleId="Fuentedeprrafopredeter" w:default="1">
     <w:name w:val="Default Paragraph Font"/>
     <w:uiPriority w:val="1"/>
+    <w:semiHidden/>
     <w:unhideWhenUsed/>
   </w:style>
-  <w:style w:type="table" w:default="1" w:styleId="TableNormal">
+  <w:style w:type="table" w:styleId="Tablanormal" w:default="1">
     <w:name w:val="Normal Table"/>
     <w:uiPriority w:val="99"/>
     <w:semiHidden/>
@@ -12107,13 +12251,13 @@
       </w:tblCellMar>
     </w:tblPr>
   </w:style>
-  <w:style w:type="numbering" w:default="1" w:styleId="NoList">
+  <w:style w:type="numbering" w:styleId="Sinlista" w:default="1">
     <w:name w:val="No List"/>
     <w:uiPriority w:val="99"/>
     <w:semiHidden/>
     <w:unhideWhenUsed/>
   </w:style>
-  <w:style w:type="paragraph" w:styleId="Title">
+  <w:style w:type="paragraph" w:styleId="Ttulo">
     <w:name w:val="Title"/>
     <w:basedOn w:val="Normal"/>
     <w:next w:val="Normal"/>
@@ -12129,7 +12273,7 @@
       <w:szCs w:val="52"/>
     </w:rPr>
   </w:style>
-  <w:style w:type="paragraph" w:styleId="Subtitle">
+  <w:style w:type="paragraph" w:styleId="Subttulo">
     <w:name w:val="Subtitle"/>
     <w:basedOn w:val="Normal"/>
     <w:next w:val="Normal"/>
@@ -12146,8 +12290,8 @@
       <w:szCs w:val="30"/>
     </w:rPr>
   </w:style>
-  <w:style w:type="table" w:customStyle="1" w:styleId="a">
-    <w:basedOn w:val="TableNormal"/>
+  <w:style w:type="table" w:styleId="a" w:customStyle="1">
+    <w:basedOn w:val="Tablanormal"/>
     <w:pPr>
       <w:spacing w:line="240" w:lineRule="auto"/>
     </w:pPr>
@@ -12165,7 +12309,7 @@
       <w:tblPr/>
       <w:tcPr>
         <w:tcBorders>
-          <w:bottom w:val="single" w:sz="12" w:space="0" w:color="F4B083"/>
+          <w:bottom w:val="single" w:color="F4B083" w:sz="12" w:space="0"/>
         </w:tcBorders>
       </w:tcPr>
     </w:tblStylePr>
@@ -12176,7 +12320,7 @@
       <w:tblPr/>
       <w:tcPr>
         <w:tcBorders>
-          <w:top w:val="single" w:sz="4" w:space="0" w:color="F4B083"/>
+          <w:top w:val="single" w:color="F4B083" w:sz="4" w:space="0"/>
         </w:tcBorders>
       </w:tcPr>
     </w:tblStylePr>
@@ -12203,8 +12347,8 @@
       </w:tcPr>
     </w:tblStylePr>
   </w:style>
-  <w:style w:type="table" w:customStyle="1" w:styleId="a0">
-    <w:basedOn w:val="TableNormal"/>
+  <w:style w:type="table" w:styleId="a0" w:customStyle="1">
+    <w:basedOn w:val="Tablanormal"/>
     <w:tblPr>
       <w:tblStyleRowBandSize w:val="1"/>
       <w:tblStyleColBandSize w:val="1"/>
@@ -12216,9 +12360,9 @@
       </w:tblCellMar>
     </w:tblPr>
   </w:style>
-  <w:style w:type="character" w:styleId="Strong">
+  <w:style w:type="character" w:styleId="Fuerte">
     <w:name w:val="Strong"/>
-    <w:basedOn w:val="DefaultParagraphFont"/>
+    <w:basedOn w:val="Fuentedeprrafopredeter"/>
     <w:uiPriority w:val="22"/>
     <w:qFormat/>
     <w:rsid w:val="007C0131"/>
@@ -12551,6 +12695,26 @@
 </file>
 
 <file path=customXml/item1.xml><?xml version="1.0" encoding="utf-8"?>
+<p:properties xmlns:p="http://schemas.microsoft.com/office/2006/metadata/properties" xmlns:xsi="http://www.w3.org/2001/XMLSchema-instance" xmlns:pc="http://schemas.microsoft.com/office/infopath/2007/PartnerControls">
+  <documentManagement>
+    <TaxCatchAll xmlns="b250f519-6473-4480-8c44-6ee3a3a530c3" xsi:nil="true"/>
+    <lcf76f155ced4ddcb4097134ff3c332f xmlns="d174a4fb-80c2-4523-8d89-375030acacbf">
+      <Terms xmlns="http://schemas.microsoft.com/office/infopath/2007/PartnerControls"/>
+    </lcf76f155ced4ddcb4097134ff3c332f>
+  </documentManagement>
+</p:properties>
+</file>
+
+<file path=customXml/item2.xml><?xml version="1.0" encoding="utf-8"?>
+<?mso-contentType ?>
+<FormTemplates xmlns="http://schemas.microsoft.com/sharepoint/v3/contenttype/forms">
+  <Display>DocumentLibraryForm</Display>
+  <Edit>DocumentLibraryForm</Edit>
+  <New>DocumentLibraryForm</New>
+</FormTemplates>
+</file>
+
+<file path=customXml/item3.xml><?xml version="1.0" encoding="utf-8"?>
 <ct:contentTypeSchema xmlns:ct="http://schemas.microsoft.com/office/2006/metadata/contentType" xmlns:ma="http://schemas.microsoft.com/office/2006/metadata/properties/metaAttributes" ct:_="" ma:_="" ma:contentTypeName="Documento" ma:contentTypeID="0x010100EA8A463C70CDF94EBCEAEE24D04F3F8A" ma:contentTypeVersion="12" ma:contentTypeDescription="Crear nuevo documento." ma:contentTypeScope="" ma:versionID="0a68c197ff11ee8f2a4dfa92d3e5c792">
   <xsd:schema xmlns:xsd="http://www.w3.org/2001/XMLSchema" xmlns:xs="http://www.w3.org/2001/XMLSchema" xmlns:p="http://schemas.microsoft.com/office/2006/metadata/properties" xmlns:ns2="d174a4fb-80c2-4523-8d89-375030acacbf" xmlns:ns3="b250f519-6473-4480-8c44-6ee3a3a530c3" targetNamespace="http://schemas.microsoft.com/office/2006/metadata/properties" ma:root="true" ma:fieldsID="55936f832c432473a7bcdfeafd102760" ns2:_="" ns3:_="">
     <xsd:import namespace="d174a4fb-80c2-4523-8d89-375030acacbf"/>
@@ -12751,34 +12915,40 @@
 </ct:contentTypeSchema>
 </file>
 
-<file path=customXml/item2.xml><?xml version="1.0" encoding="utf-8"?>
-<?mso-contentType ?>
-<FormTemplates xmlns="http://schemas.microsoft.com/sharepoint/v3/contenttype/forms">
-  <Display>DocumentLibraryForm</Display>
-  <Edit>DocumentLibraryForm</Edit>
-  <New>DocumentLibraryForm</New>
-</FormTemplates>
-</file>
-
-<file path=customXml/item3.xml><?xml version="1.0" encoding="utf-8"?>
-<p:properties xmlns:p="http://schemas.microsoft.com/office/2006/metadata/properties" xmlns:xsi="http://www.w3.org/2001/XMLSchema-instance" xmlns:pc="http://schemas.microsoft.com/office/infopath/2007/PartnerControls">
-  <documentManagement>
-    <TaxCatchAll xmlns="b250f519-6473-4480-8c44-6ee3a3a530c3" xsi:nil="true"/>
-    <lcf76f155ced4ddcb4097134ff3c332f xmlns="d174a4fb-80c2-4523-8d89-375030acacbf">
-      <Terms xmlns="http://schemas.microsoft.com/office/infopath/2007/PartnerControls"/>
-    </lcf76f155ced4ddcb4097134ff3c332f>
-  </documentManagement>
-</p:properties>
-</file>
-
 <file path=customXml/itemProps1.xml><?xml version="1.0" encoding="utf-8"?>
-<ds:datastoreItem xmlns:ds="http://schemas.openxmlformats.org/officeDocument/2006/customXml" ds:itemID="{9F738737-D36E-46F0-99EF-677A7E346CC4}"/>
+<ds:datastoreItem xmlns:ds="http://schemas.openxmlformats.org/officeDocument/2006/customXml" ds:itemID="{3AC0069A-1C4E-4C9C-A3F1-CF718600E9A6}">
+  <ds:schemaRefs>
+    <ds:schemaRef ds:uri="http://schemas.microsoft.com/office/2006/metadata/properties"/>
+    <ds:schemaRef ds:uri="http://schemas.microsoft.com/office/infopath/2007/PartnerControls"/>
+    <ds:schemaRef ds:uri="b250f519-6473-4480-8c44-6ee3a3a530c3"/>
+    <ds:schemaRef ds:uri="d174a4fb-80c2-4523-8d89-375030acacbf"/>
+  </ds:schemaRefs>
+</ds:datastoreItem>
 </file>
 
 <file path=customXml/itemProps2.xml><?xml version="1.0" encoding="utf-8"?>
-<ds:datastoreItem xmlns:ds="http://schemas.openxmlformats.org/officeDocument/2006/customXml" ds:itemID="{91DDD8DF-D3B3-4463-88A7-50D921B7C6BD}"/>
+<ds:datastoreItem xmlns:ds="http://schemas.openxmlformats.org/officeDocument/2006/customXml" ds:itemID="{91DDD8DF-D3B3-4463-88A7-50D921B7C6BD}">
+  <ds:schemaRefs>
+    <ds:schemaRef ds:uri="http://schemas.microsoft.com/sharepoint/v3/contenttype/forms"/>
+  </ds:schemaRefs>
+</ds:datastoreItem>
 </file>
 
 <file path=customXml/itemProps3.xml><?xml version="1.0" encoding="utf-8"?>
-<ds:datastoreItem xmlns:ds="http://schemas.openxmlformats.org/officeDocument/2006/customXml" ds:itemID="{3AC0069A-1C4E-4C9C-A3F1-CF718600E9A6}"/>
+<ds:datastoreItem xmlns:ds="http://schemas.openxmlformats.org/officeDocument/2006/customXml" ds:itemID="{9F738737-D36E-46F0-99EF-677A7E346CC4}">
+  <ds:schemaRefs>
+    <ds:schemaRef ds:uri="http://schemas.microsoft.com/office/2006/metadata/contentType"/>
+    <ds:schemaRef ds:uri="http://schemas.microsoft.com/office/2006/metadata/properties/metaAttributes"/>
+    <ds:schemaRef ds:uri="http://www.w3.org/2001/XMLSchema"/>
+    <ds:schemaRef ds:uri="http://schemas.microsoft.com/office/2006/metadata/properties"/>
+    <ds:schemaRef ds:uri="d174a4fb-80c2-4523-8d89-375030acacbf"/>
+    <ds:schemaRef ds:uri="b250f519-6473-4480-8c44-6ee3a3a530c3"/>
+    <ds:schemaRef ds:uri="http://schemas.microsoft.com/office/2006/documentManagement/types"/>
+    <ds:schemaRef ds:uri="http://schemas.microsoft.com/office/infopath/2007/PartnerControls"/>
+    <ds:schemaRef ds:uri="http://schemas.openxmlformats.org/package/2006/metadata/core-properties"/>
+    <ds:schemaRef ds:uri="http://purl.org/dc/elements/1.1/"/>
+    <ds:schemaRef ds:uri="http://purl.org/dc/terms/"/>
+    <ds:schemaRef ds:uri="http://schemas.microsoft.com/internal/obd"/>
+  </ds:schemaRefs>
+</ds:datastoreItem>
 </file>